--- a/Cursos/Ciberseguridad/Temario_Curso_Ciberseguridad_Kinal.docx
+++ b/Cursos/Ciberseguridad/Temario_Curso_Ciberseguridad_Kinal.docx
@@ -4,21 +4,21 @@
   <w:body>
     <w:p>
       <w:pPr>
-        <w:spacing w:before="0" w:after="240" w:line="276" w:lineRule="auto"/>
+        <w:spacing w:before="0" w:after="120" w:line="276" w:lineRule="auto"/>
       </w:pPr>
       <w:r>
         <w:rPr>
           <w:rFonts w:ascii="Calibri" w:hAnsi="Calibri"/>
           <w:b/>
           <w:color w:val="003366"/>
-          <w:sz w:val="40"/>
-        </w:rPr>
-        <w:t>Fundamentos de Ciberseguridad y Operaciones SOC: Hardening, Monitoreo y Respuesta a Incidentes</w:t>
+          <w:sz w:val="44"/>
+        </w:rPr>
+        <w:t>Ciberseguridad y Fundamentos de Seguridad de la Información</w:t>
       </w:r>
     </w:p>
     <w:p>
       <w:pPr>
-        <w:spacing w:before="0" w:after="360" w:line="276" w:lineRule="auto"/>
+        <w:spacing w:before="0" w:after="280" w:line="276" w:lineRule="auto"/>
       </w:pPr>
       <w:r>
         <w:rPr>
@@ -27,7 +27,9 @@
           <w:color w:val="4A5568"/>
           <w:sz w:val="22"/>
         </w:rPr>
-        <w:t>Programa Técnico para la Empleabilidad Inmediata — Fundación Kinal | Nivel DQR 4-5</w:t>
+        <w:t>Programa de formación y temario  |  Duración total 80 horas  |  Modalidad híbrida  |  20 sesiones de 4 horas</w:t>
+        <w:br/>
+        <w:t>Fundación Kinal — Escuela Técnica Superior | Nivel DQR 4 - 5</w:t>
       </w:r>
     </w:p>
     <w:p>
@@ -40,76 +42,267 @@
     </w:p>
     <w:p>
       <w:pPr>
-        <w:spacing w:before="200" w:after="80" w:line="276" w:lineRule="auto"/>
+        <w:spacing w:before="160" w:after="80" w:line="276" w:lineRule="auto"/>
       </w:pPr>
       <w:r>
         <w:rPr>
           <w:rFonts w:ascii="Calibri" w:hAnsi="Calibri"/>
           <w:b/>
           <w:color w:val="003366"/>
-          <w:sz w:val="28"/>
+          <w:sz w:val="26"/>
         </w:rPr>
         <w:t>Misión de Kinal</w:t>
       </w:r>
     </w:p>
     <w:p>
       <w:pPr>
-        <w:spacing w:before="0" w:after="240" w:line="276" w:lineRule="auto"/>
+        <w:spacing w:before="0" w:after="200" w:line="276" w:lineRule="auto"/>
       </w:pPr>
       <w:r>
         <w:rPr>
           <w:rFonts w:ascii="Calibri" w:hAnsi="Calibri"/>
           <w:i/>
           <w:color w:val="1A202C"/>
-          <w:sz w:val="22"/>
+          <w:sz w:val="21"/>
         </w:rPr>
         <w:t>«Formar a jóvenes y adultos a través de una educación integral, con énfasis en las áreas técnicas y tecnológicas, influyendo positivamente en su trabajo, su familia y la sociedad».</w:t>
       </w:r>
     </w:p>
     <w:p>
       <w:pPr>
-        <w:spacing w:before="200" w:after="80" w:line="276" w:lineRule="auto"/>
+        <w:spacing w:before="160" w:after="80" w:line="276" w:lineRule="auto"/>
       </w:pPr>
       <w:r>
         <w:rPr>
           <w:rFonts w:ascii="Calibri" w:hAnsi="Calibri"/>
           <w:b/>
           <w:color w:val="003366"/>
-          <w:sz w:val="28"/>
+          <w:sz w:val="26"/>
         </w:rPr>
         <w:t>Visión de Kinal</w:t>
       </w:r>
     </w:p>
     <w:p>
       <w:pPr>
-        <w:spacing w:before="0" w:after="240" w:line="276" w:lineRule="auto"/>
+        <w:spacing w:before="0" w:after="200" w:line="276" w:lineRule="auto"/>
       </w:pPr>
       <w:r>
         <w:rPr>
           <w:rFonts w:ascii="Calibri" w:hAnsi="Calibri"/>
           <w:color w:val="1A202C"/>
-          <w:sz w:val="22"/>
+          <w:sz w:val="21"/>
         </w:rPr>
         <w:t>Ser líderes en la formación técnica, tecnológica y humana de la región, propiciando la superación personal, laboral y social de nuestros estudiantes con un alto sentido ético y excelencia profesional.</w:t>
       </w:r>
     </w:p>
     <w:p>
       <w:pPr>
-        <w:spacing w:before="240" w:after="120" w:line="276" w:lineRule="auto"/>
+        <w:spacing w:before="200" w:after="120" w:line="276" w:lineRule="auto"/>
       </w:pPr>
       <w:r>
         <w:rPr>
           <w:rFonts w:ascii="Calibri" w:hAnsi="Calibri"/>
           <w:b/>
           <w:color w:val="003366"/>
-          <w:sz w:val="28"/>
+          <w:sz w:val="26"/>
         </w:rPr>
         <w:t>Competencia del curso</w:t>
       </w:r>
     </w:p>
     <w:p>
       <w:pPr>
+        <w:spacing w:before="0" w:after="100" w:line="276" w:lineRule="auto"/>
+      </w:pPr>
+      <w:r>
+        <w:rPr>
+          <w:rFonts w:ascii="Calibri" w:hAnsi="Calibri"/>
+          <w:b/>
+          <w:color w:val="003366"/>
+          <w:sz w:val="21"/>
+        </w:rPr>
+        <w:t xml:space="preserve">**Competencia general:** </w:t>
+      </w:r>
+      <w:r>
+        <w:rPr>
+          <w:rFonts w:ascii="Calibri" w:hAnsi="Calibri"/>
+          <w:color w:val="1A202C"/>
+          <w:sz w:val="21"/>
+        </w:rPr>
+        <w:t>Interpretar sistemas, redes, aplicaciones y servicios desde la perspectiva de la seguridad de la información, para delimitar alcances, reconocer riesgos, diseñar controles básicos, gestionar accesos y ciclos de vida, y documentar decisiones y evidencias con criterio técnico y responsabilidad.</w:t>
+      </w:r>
+    </w:p>
+    <w:p>
+      <w:pPr>
+        <w:spacing w:before="0" w:after="100" w:line="276" w:lineRule="auto"/>
+      </w:pPr>
+      <w:r>
+        <w:rPr>
+          <w:rFonts w:ascii="Calibri" w:hAnsi="Calibri"/>
+          <w:b/>
+          <w:color w:val="003366"/>
+          <w:sz w:val="21"/>
+        </w:rPr>
+        <w:t xml:space="preserve">**Duración total en horas:** </w:t>
+      </w:r>
+      <w:r>
+        <w:rPr>
+          <w:rFonts w:ascii="Calibri" w:hAnsi="Calibri"/>
+          <w:color w:val="1A202C"/>
+          <w:sz w:val="21"/>
+        </w:rPr>
+        <w:t>80 horas pedagógicas totales (organizadas en 20 sesiones de 4 horas / 240 minutos cada una, con 20 minutos de receso por encuentro, sumando 73 horas y 20 minutos de actividad formativa efectiva).</w:t>
+      </w:r>
+    </w:p>
+    <w:p>
+      <w:pPr>
+        <w:spacing w:before="0" w:after="100" w:line="276" w:lineRule="auto"/>
+      </w:pPr>
+      <w:r>
+        <w:rPr>
+          <w:rFonts w:ascii="Calibri" w:hAnsi="Calibri"/>
+          <w:b/>
+          <w:color w:val="003366"/>
+          <w:sz w:val="21"/>
+        </w:rPr>
+        <w:t xml:space="preserve">**Horario:** </w:t>
+      </w:r>
+      <w:r>
+        <w:rPr>
+          <w:rFonts w:ascii="Calibri" w:hAnsi="Calibri"/>
+          <w:color w:val="1A202C"/>
+          <w:sz w:val="21"/>
+        </w:rPr>
+        <w:t>Por convenir institucionalmente (el calendario se organiza por sesiones consecutivas, sin imponer días u horas fijas de inicio).</w:t>
+      </w:r>
+    </w:p>
+    <w:p>
+      <w:pPr>
+        <w:spacing w:before="0" w:after="100" w:line="276" w:lineRule="auto"/>
+      </w:pPr>
+      <w:r>
+        <w:rPr>
+          <w:rFonts w:ascii="Calibri" w:hAnsi="Calibri"/>
+          <w:b/>
+          <w:color w:val="003366"/>
+          <w:sz w:val="21"/>
+        </w:rPr>
+        <w:t xml:space="preserve">**Modalidad:** </w:t>
+      </w:r>
+      <w:r>
+        <w:rPr>
+          <w:rFonts w:ascii="Calibri" w:hAnsi="Calibri"/>
+          <w:color w:val="1A202C"/>
+          <w:sz w:val="21"/>
+        </w:rPr>
+        <w:t>Modalidad híbrida (80% virtual y 20% presencial; la coordinación de encuentros virtuales y talleres en laboratorios de Fundación Kinal se define institucionalmente).</w:t>
+      </w:r>
+    </w:p>
+    <w:p>
+      <w:pPr>
+        <w:spacing w:before="0" w:after="100" w:line="276" w:lineRule="auto"/>
+      </w:pPr>
+      <w:r>
+        <w:rPr>
+          <w:rFonts w:ascii="Calibri" w:hAnsi="Calibri"/>
+          <w:b/>
+          <w:color w:val="003366"/>
+          <w:sz w:val="21"/>
+        </w:rPr>
+        <w:t xml:space="preserve">**Perfil de ingreso y orientación laboral:** </w:t>
+      </w:r>
+      <w:r>
+        <w:rPr>
+          <w:rFonts w:ascii="Calibri" w:hAnsi="Calibri"/>
+          <w:color w:val="1A202C"/>
+          <w:sz w:val="21"/>
+        </w:rPr>
+        <w:t>Dirigido a personas de 18 a 45 años desempleadas con conocimientos previos de informática que buscan fortalecer su preparación para funciones iniciales de soporte, operación tecnológica y apoyo a seguridad de la información. Requiere manejo de computadora, navegador y documentos; no requiere programación.</w:t>
+      </w:r>
+    </w:p>
+    <w:p>
+      <w:pPr>
+        <w:spacing w:before="0" w:after="100" w:line="276" w:lineRule="auto"/>
+      </w:pPr>
+      <w:r>
+        <w:rPr>
+          <w:rFonts w:ascii="Calibri" w:hAnsi="Calibri"/>
+          <w:b/>
+          <w:color w:val="003366"/>
+          <w:sz w:val="21"/>
+        </w:rPr>
+        <w:t xml:space="preserve">**Perfil de egreso:** </w:t>
+      </w:r>
+      <w:r>
+        <w:rPr>
+          <w:rFonts w:ascii="Calibri" w:hAnsi="Calibri"/>
+          <w:color w:val="1A202C"/>
+          <w:sz w:val="21"/>
+        </w:rPr>
+        <w:t>El egresado delimita alcances y riesgos en sistemas locales y cloud, diseña controles de mínimo privilegio y autenticación, correlaciona eventos en SIEM, gestiona el ciclo de vida de vulnerabilidades y documenta incidentes bajo normativas de la industria y el ideario del trabajo bien hecho de Kinal.</w:t>
+      </w:r>
+    </w:p>
+    <w:tbl>
+      <w:tblPr>
+        <w:tblW w:type="auto" w:w="0"/>
+        <w:jc w:val="center"/>
+        <w:tblLayout w:type="fixed"/>
+        <w:tblLook w:firstColumn="1" w:firstRow="1" w:lastColumn="0" w:lastRow="0" w:noHBand="0" w:noVBand="1" w:val="04A0"/>
+      </w:tblPr>
+      <w:tblGrid>
+        <w:gridCol w:w="9360"/>
+      </w:tblGrid>
+      <w:tr>
+        <w:tc>
+          <w:tcPr>
+            <w:tcW w:type="dxa" w:w="9360"/>
+            <w:shd w:fill="F7FAFC"/>
+            <w:tcMar>
+              <w:top w:w="120" w:type="dxa"/>
+              <w:bottom w:w="120" w:type="dxa"/>
+              <w:left w:w="180" w:type="dxa"/>
+              <w:right w:w="120" w:type="dxa"/>
+            </w:tcMar>
+            <w:tcBorders>
+              <w:left w:val="single" w:sz="24" w:space="0" w:color="003366"/>
+              <w:top w:val="none"/>
+              <w:bottom w:val="none"/>
+              <w:right w:val="none"/>
+            </w:tcBorders>
+          </w:tcPr>
+          <w:p>
+            <w:pPr>
+              <w:spacing w:before="0" w:after="0" w:line="276" w:lineRule="auto"/>
+            </w:pPr>
+            <w:r>
+              <w:rPr>
+                <w:rFonts w:ascii="Calibri" w:hAnsi="Calibri"/>
+                <w:b/>
+                <w:color w:val="003366"/>
+                <w:sz w:val="20"/>
+              </w:rPr>
+              <w:t xml:space="preserve">Alcance Formativo y Caso Práctico Transversal: </w:t>
+            </w:r>
+            <w:r>
+              <w:rPr>
+                <w:rFonts w:ascii="Calibri" w:hAnsi="Calibri"/>
+                <w:i/>
+                <w:color w:val="2D3748"/>
+                <w:sz w:val="20"/>
+              </w:rPr>
+              <w:t>Alcance y Metodología Transversal: El curso parte de sistemas y servicios para comprender qué se protege, quién es responsable y cómo se demuestra que un control funciona. Combina teoría, demostraciones y casos de análisis, diagramación y documentación. Desarrolla criterio para interpretar, comunicar y escalar problemas de seguridad; no acredita especialización en pentesting ni ingeniería de redes. Las actividades prácticas se articulan sobre una empresa ficticia transversal (estaciones, red local, servidor, aplicación web y servicios SaaS). Las demostraciones se ejecutan sobre entornos autorizados sin explotar vulnerabilidades.</w:t>
+            </w:r>
+          </w:p>
+        </w:tc>
+      </w:tr>
+    </w:tbl>
+    <w:p>
+      <w:pPr>
         <w:spacing w:before="0" w:after="120" w:line="276" w:lineRule="auto"/>
+      </w:pPr>
+    </w:p>
+    <w:p>
+      <w:pPr>
+        <w:spacing w:before="120" w:after="80" w:line="276" w:lineRule="auto"/>
       </w:pPr>
       <w:r>
         <w:rPr>
@@ -118,20 +311,117 @@
           <w:color w:val="003366"/>
           <w:sz w:val="22"/>
         </w:rPr>
-        <w:t xml:space="preserve">**Competencia general:** </w:t>
-      </w:r>
-      <w:r>
-        <w:rPr>
-          <w:rFonts w:ascii="Calibri" w:hAnsi="Calibri"/>
-          <w:color w:val="1A202C"/>
-          <w:sz w:val="22"/>
-        </w:rPr>
-        <w:t>Implementa medidas de aseguramiento y bastionado en sistemas informáticos, correlaciona eventos de seguridad en plataformas SIEM y ejecuta protocolos de contención ante incidentes cibernéticos, actuando con estricto apego al ideario ético de Kinal y las mejores prácticas de la industria.</w:t>
+        <w:t>Resultados de Aprendizaje al Finalizar (Learning Outcomes):</w:t>
       </w:r>
     </w:p>
     <w:p>
       <w:pPr>
-        <w:spacing w:before="0" w:after="120" w:line="276" w:lineRule="auto"/>
+        <w:spacing w:before="20" w:after="40" w:line="276" w:lineRule="auto"/>
+        <w:ind w:left="360"/>
+      </w:pPr>
+      <w:r>
+        <w:rPr>
+          <w:b/>
+          <w:color w:val="003366"/>
+        </w:rPr>
+        <w:t xml:space="preserve">• </w:t>
+      </w:r>
+      <w:r>
+        <w:rPr>
+          <w:rFonts w:ascii="Calibri" w:hAnsi="Calibri"/>
+          <w:color w:val="1A202C"/>
+          <w:sz w:val="20"/>
+        </w:rPr>
+        <w:t>Representar componentes, flujos, dependencias y fronteras de un sistema.</w:t>
+      </w:r>
+    </w:p>
+    <w:p>
+      <w:pPr>
+        <w:spacing w:before="20" w:after="40" w:line="276" w:lineRule="auto"/>
+        <w:ind w:left="360"/>
+      </w:pPr>
+      <w:r>
+        <w:rPr>
+          <w:b/>
+          <w:color w:val="003366"/>
+        </w:rPr>
+        <w:t xml:space="preserve">• </w:t>
+      </w:r>
+      <w:r>
+        <w:rPr>
+          <w:rFonts w:ascii="Calibri" w:hAnsi="Calibri"/>
+          <w:color w:val="1A202C"/>
+          <w:sz w:val="20"/>
+        </w:rPr>
+        <w:t>Explicar identidad, acceso y protección del transporte sin confundir sus funciones.</w:t>
+      </w:r>
+    </w:p>
+    <w:p>
+      <w:pPr>
+        <w:spacing w:before="20" w:after="40" w:line="276" w:lineRule="auto"/>
+        <w:ind w:left="360"/>
+      </w:pPr>
+      <w:r>
+        <w:rPr>
+          <w:b/>
+          <w:color w:val="003366"/>
+        </w:rPr>
+        <w:t xml:space="preserve">• </w:t>
+      </w:r>
+      <w:r>
+        <w:rPr>
+          <w:rFonts w:ascii="Calibri" w:hAnsi="Calibri"/>
+          <w:color w:val="1A202C"/>
+          <w:sz w:val="20"/>
+        </w:rPr>
+        <w:t>Construir controles con alcance, responsables, procedimientos y evidencia.</w:t>
+      </w:r>
+    </w:p>
+    <w:p>
+      <w:pPr>
+        <w:spacing w:before="20" w:after="40" w:line="276" w:lineRule="auto"/>
+        <w:ind w:left="360"/>
+      </w:pPr>
+      <w:r>
+        <w:rPr>
+          <w:b/>
+          <w:color w:val="003366"/>
+        </w:rPr>
+        <w:t xml:space="preserve">• </w:t>
+      </w:r>
+      <w:r>
+        <w:rPr>
+          <w:rFonts w:ascii="Calibri" w:hAnsi="Calibri"/>
+          <w:color w:val="1A202C"/>
+          <w:sz w:val="20"/>
+        </w:rPr>
+        <w:t>Interpretar vulnerabilidades y justificar su tratamiento y validación.</w:t>
+      </w:r>
+    </w:p>
+    <w:p>
+      <w:pPr>
+        <w:spacing w:before="20" w:after="40" w:line="276" w:lineRule="auto"/>
+        <w:ind w:left="360"/>
+      </w:pPr>
+      <w:r>
+        <w:rPr>
+          <w:b/>
+          <w:color w:val="003366"/>
+        </w:rPr>
+        <w:t xml:space="preserve">• </w:t>
+      </w:r>
+      <w:r>
+        <w:rPr>
+          <w:rFonts w:ascii="Calibri" w:hAnsi="Calibri"/>
+          <w:color w:val="1A202C"/>
+          <w:sz w:val="20"/>
+        </w:rPr>
+        <w:t>Preparar documentación de seguridad y reportar señales de incidente.</w:t>
+      </w:r>
+    </w:p>
+    <w:p>
+      <w:pPr>
+        <w:spacing w:before="200" w:after="80" w:line="276" w:lineRule="auto"/>
       </w:pPr>
       <w:r>
         <w:rPr>
@@ -140,20 +430,1094 @@
           <w:color w:val="003366"/>
           <w:sz w:val="22"/>
         </w:rPr>
-        <w:t xml:space="preserve">**Duración total en horas:** </w:t>
-      </w:r>
-      <w:r>
-        <w:rPr>
-          <w:rFonts w:ascii="Calibri" w:hAnsi="Calibri"/>
-          <w:color w:val="1A202C"/>
-          <w:sz w:val="22"/>
-        </w:rPr>
-        <w:t>80 horas pedagógicas totales (64 horas en modalidad virtual sincrónica/asincrónica y 16 horas en modalidad presencial práctica).</w:t>
+        <w:t>Distribución Modular del Programa (80 Horas — 20 Sesiones):</w:t>
+      </w:r>
+    </w:p>
+    <w:tbl>
+      <w:tblPr>
+        <w:tblW w:type="auto" w:w="0"/>
+        <w:jc w:val="center"/>
+        <w:tblLayout w:type="fixed"/>
+        <w:tblLook w:firstColumn="1" w:firstRow="1" w:lastColumn="0" w:lastRow="0" w:noHBand="0" w:noVBand="1" w:val="04A0"/>
+        <w:tblBorders>
+          <w:top w:val="single" w:sz="4" w:space="0" w:color="CBD5E0"/>
+          <w:bottom w:val="single" w:sz="4" w:space="0" w:color="CBD5E0"/>
+          <w:insideH w:val="single" w:sz="4" w:space="0" w:color="CBD5E0"/>
+          <w:insideV w:val="none"/>
+          <w:left w:val="none"/>
+          <w:right w:val="none"/>
+        </w:tblBorders>
+      </w:tblPr>
+      <w:tblGrid>
+        <w:gridCol w:w="1584"/>
+        <w:gridCol w:w="4896"/>
+        <w:gridCol w:w="1296"/>
+        <w:gridCol w:w="1584"/>
+      </w:tblGrid>
+      <w:tr>
+        <w:tc>
+          <w:tcPr>
+            <w:tcW w:type="dxa" w:w="2340"/>
+            <w:shd w:fill="003366"/>
+          </w:tcPr>
+          <w:p>
+            <w:pPr>
+              <w:spacing w:before="0" w:after="0" w:line="276" w:lineRule="auto"/>
+            </w:pPr>
+            <w:r>
+              <w:rPr>
+                <w:rFonts w:ascii="Calibri" w:hAnsi="Calibri"/>
+                <w:b/>
+                <w:color w:val="FFFFFF"/>
+                <w:sz w:val="18"/>
+              </w:rPr>
+              <w:t>Módulo</w:t>
+            </w:r>
+          </w:p>
+        </w:tc>
+        <w:tc>
+          <w:tcPr>
+            <w:tcW w:type="dxa" w:w="2340"/>
+            <w:shd w:fill="003366"/>
+          </w:tcPr>
+          <w:p>
+            <w:pPr>
+              <w:spacing w:before="0" w:after="0" w:line="276" w:lineRule="auto"/>
+            </w:pPr>
+            <w:r>
+              <w:rPr>
+                <w:rFonts w:ascii="Calibri" w:hAnsi="Calibri"/>
+                <w:b/>
+                <w:color w:val="FFFFFF"/>
+                <w:sz w:val="18"/>
+              </w:rPr>
+              <w:t>Área de Formación</w:t>
+            </w:r>
+          </w:p>
+        </w:tc>
+        <w:tc>
+          <w:tcPr>
+            <w:tcW w:type="dxa" w:w="2340"/>
+            <w:shd w:fill="003366"/>
+          </w:tcPr>
+          <w:p>
+            <w:pPr>
+              <w:spacing w:before="0" w:after="0" w:line="276" w:lineRule="auto"/>
+            </w:pPr>
+            <w:r>
+              <w:rPr>
+                <w:rFonts w:ascii="Calibri" w:hAnsi="Calibri"/>
+                <w:b/>
+                <w:color w:val="FFFFFF"/>
+                <w:sz w:val="18"/>
+              </w:rPr>
+              <w:t>Horas</w:t>
+            </w:r>
+          </w:p>
+        </w:tc>
+        <w:tc>
+          <w:tcPr>
+            <w:tcW w:type="dxa" w:w="2340"/>
+            <w:shd w:fill="003366"/>
+          </w:tcPr>
+          <w:p>
+            <w:pPr>
+              <w:spacing w:before="0" w:after="0" w:line="276" w:lineRule="auto"/>
+            </w:pPr>
+            <w:r>
+              <w:rPr>
+                <w:rFonts w:ascii="Calibri" w:hAnsi="Calibri"/>
+                <w:b/>
+                <w:color w:val="FFFFFF"/>
+                <w:sz w:val="18"/>
+              </w:rPr>
+              <w:t>Sesiones</w:t>
+            </w:r>
+          </w:p>
+        </w:tc>
+      </w:tr>
+      <w:tr>
+        <w:tc>
+          <w:tcPr>
+            <w:tcW w:type="dxa" w:w="2340"/>
+            <w:shd w:fill="F7FAFC"/>
+            <w:tcMar>
+              <w:top w:w="50" w:type="dxa"/>
+              <w:bottom w:w="50" w:type="dxa"/>
+              <w:left w:w="60" w:type="dxa"/>
+              <w:right w:w="60" w:type="dxa"/>
+            </w:tcMar>
+          </w:tcPr>
+          <w:p>
+            <w:pPr>
+              <w:spacing w:before="0" w:after="0" w:line="276" w:lineRule="auto"/>
+            </w:pPr>
+            <w:r>
+              <w:rPr>
+                <w:rFonts w:ascii="Calibri" w:hAnsi="Calibri"/>
+                <w:b/>
+                <w:color w:val="1A202C"/>
+                <w:sz w:val="17"/>
+              </w:rPr>
+              <w:t>Módulo 1</w:t>
+            </w:r>
+          </w:p>
+        </w:tc>
+        <w:tc>
+          <w:tcPr>
+            <w:tcW w:type="dxa" w:w="2340"/>
+            <w:shd w:fill="F7FAFC"/>
+            <w:tcMar>
+              <w:top w:w="50" w:type="dxa"/>
+              <w:bottom w:w="50" w:type="dxa"/>
+              <w:left w:w="60" w:type="dxa"/>
+              <w:right w:w="60" w:type="dxa"/>
+            </w:tcMar>
+          </w:tcPr>
+          <w:p>
+            <w:pPr>
+              <w:spacing w:before="0" w:after="0" w:line="276" w:lineRule="auto"/>
+            </w:pPr>
+            <w:r>
+              <w:rPr>
+                <w:rFonts w:ascii="Calibri" w:hAnsi="Calibri"/>
+                <w:color w:val="1A202C"/>
+                <w:sz w:val="17"/>
+              </w:rPr>
+              <w:t>Sistemas y gestión informática para la seguridad</w:t>
+            </w:r>
+          </w:p>
+        </w:tc>
+        <w:tc>
+          <w:tcPr>
+            <w:tcW w:type="dxa" w:w="2340"/>
+            <w:shd w:fill="F7FAFC"/>
+            <w:tcMar>
+              <w:top w:w="50" w:type="dxa"/>
+              <w:bottom w:w="50" w:type="dxa"/>
+              <w:left w:w="60" w:type="dxa"/>
+              <w:right w:w="60" w:type="dxa"/>
+            </w:tcMar>
+          </w:tcPr>
+          <w:p>
+            <w:pPr>
+              <w:spacing w:before="0" w:after="0" w:line="276" w:lineRule="auto"/>
+            </w:pPr>
+            <w:r>
+              <w:rPr>
+                <w:rFonts w:ascii="Calibri" w:hAnsi="Calibri"/>
+                <w:b/>
+                <w:color w:val="1A202C"/>
+                <w:sz w:val="17"/>
+              </w:rPr>
+              <w:t>12 h</w:t>
+            </w:r>
+          </w:p>
+        </w:tc>
+        <w:tc>
+          <w:tcPr>
+            <w:tcW w:type="dxa" w:w="2340"/>
+            <w:shd w:fill="F7FAFC"/>
+            <w:tcMar>
+              <w:top w:w="50" w:type="dxa"/>
+              <w:bottom w:w="50" w:type="dxa"/>
+              <w:left w:w="60" w:type="dxa"/>
+              <w:right w:w="60" w:type="dxa"/>
+            </w:tcMar>
+          </w:tcPr>
+          <w:p>
+            <w:pPr>
+              <w:spacing w:before="0" w:after="0" w:line="276" w:lineRule="auto"/>
+            </w:pPr>
+            <w:r>
+              <w:rPr>
+                <w:rFonts w:ascii="Calibri" w:hAnsi="Calibri"/>
+                <w:color w:val="1A202C"/>
+                <w:sz w:val="17"/>
+              </w:rPr>
+              <w:t>Sesiones 1 a 3</w:t>
+            </w:r>
+          </w:p>
+        </w:tc>
+      </w:tr>
+      <w:tr>
+        <w:tc>
+          <w:tcPr>
+            <w:tcW w:type="dxa" w:w="2340"/>
+            <w:tcMar>
+              <w:top w:w="50" w:type="dxa"/>
+              <w:bottom w:w="50" w:type="dxa"/>
+              <w:left w:w="60" w:type="dxa"/>
+              <w:right w:w="60" w:type="dxa"/>
+            </w:tcMar>
+          </w:tcPr>
+          <w:p>
+            <w:pPr>
+              <w:spacing w:before="0" w:after="0" w:line="276" w:lineRule="auto"/>
+            </w:pPr>
+            <w:r>
+              <w:rPr>
+                <w:rFonts w:ascii="Calibri" w:hAnsi="Calibri"/>
+                <w:b/>
+                <w:color w:val="1A202C"/>
+                <w:sz w:val="17"/>
+              </w:rPr>
+              <w:t>Módulo 2</w:t>
+            </w:r>
+          </w:p>
+        </w:tc>
+        <w:tc>
+          <w:tcPr>
+            <w:tcW w:type="dxa" w:w="2340"/>
+            <w:tcMar>
+              <w:top w:w="50" w:type="dxa"/>
+              <w:bottom w:w="50" w:type="dxa"/>
+              <w:left w:w="60" w:type="dxa"/>
+              <w:right w:w="60" w:type="dxa"/>
+            </w:tcMar>
+          </w:tcPr>
+          <w:p>
+            <w:pPr>
+              <w:spacing w:before="0" w:after="0" w:line="276" w:lineRule="auto"/>
+            </w:pPr>
+            <w:r>
+              <w:rPr>
+                <w:rFonts w:ascii="Calibri" w:hAnsi="Calibri"/>
+                <w:color w:val="1A202C"/>
+                <w:sz w:val="17"/>
+              </w:rPr>
+              <w:t>Identidad y control de acceso en aplicaciones</w:t>
+            </w:r>
+          </w:p>
+        </w:tc>
+        <w:tc>
+          <w:tcPr>
+            <w:tcW w:type="dxa" w:w="2340"/>
+            <w:tcMar>
+              <w:top w:w="50" w:type="dxa"/>
+              <w:bottom w:w="50" w:type="dxa"/>
+              <w:left w:w="60" w:type="dxa"/>
+              <w:right w:w="60" w:type="dxa"/>
+            </w:tcMar>
+          </w:tcPr>
+          <w:p>
+            <w:pPr>
+              <w:spacing w:before="0" w:after="0" w:line="276" w:lineRule="auto"/>
+            </w:pPr>
+            <w:r>
+              <w:rPr>
+                <w:rFonts w:ascii="Calibri" w:hAnsi="Calibri"/>
+                <w:b/>
+                <w:color w:val="1A202C"/>
+                <w:sz w:val="17"/>
+              </w:rPr>
+              <w:t>12 h</w:t>
+            </w:r>
+          </w:p>
+        </w:tc>
+        <w:tc>
+          <w:tcPr>
+            <w:tcW w:type="dxa" w:w="2340"/>
+            <w:tcMar>
+              <w:top w:w="50" w:type="dxa"/>
+              <w:bottom w:w="50" w:type="dxa"/>
+              <w:left w:w="60" w:type="dxa"/>
+              <w:right w:w="60" w:type="dxa"/>
+            </w:tcMar>
+          </w:tcPr>
+          <w:p>
+            <w:pPr>
+              <w:spacing w:before="0" w:after="0" w:line="276" w:lineRule="auto"/>
+            </w:pPr>
+            <w:r>
+              <w:rPr>
+                <w:rFonts w:ascii="Calibri" w:hAnsi="Calibri"/>
+                <w:color w:val="1A202C"/>
+                <w:sz w:val="17"/>
+              </w:rPr>
+              <w:t>Sesiones 4 a 6</w:t>
+            </w:r>
+          </w:p>
+        </w:tc>
+      </w:tr>
+      <w:tr>
+        <w:tc>
+          <w:tcPr>
+            <w:tcW w:type="dxa" w:w="2340"/>
+            <w:shd w:fill="F7FAFC"/>
+            <w:tcMar>
+              <w:top w:w="50" w:type="dxa"/>
+              <w:bottom w:w="50" w:type="dxa"/>
+              <w:left w:w="60" w:type="dxa"/>
+              <w:right w:w="60" w:type="dxa"/>
+            </w:tcMar>
+          </w:tcPr>
+          <w:p>
+            <w:pPr>
+              <w:spacing w:before="0" w:after="0" w:line="276" w:lineRule="auto"/>
+            </w:pPr>
+            <w:r>
+              <w:rPr>
+                <w:rFonts w:ascii="Calibri" w:hAnsi="Calibri"/>
+                <w:b/>
+                <w:color w:val="1A202C"/>
+                <w:sz w:val="17"/>
+              </w:rPr>
+              <w:t>Módulo 3</w:t>
+            </w:r>
+          </w:p>
+        </w:tc>
+        <w:tc>
+          <w:tcPr>
+            <w:tcW w:type="dxa" w:w="2340"/>
+            <w:shd w:fill="F7FAFC"/>
+            <w:tcMar>
+              <w:top w:w="50" w:type="dxa"/>
+              <w:bottom w:w="50" w:type="dxa"/>
+              <w:left w:w="60" w:type="dxa"/>
+              <w:right w:w="60" w:type="dxa"/>
+            </w:tcMar>
+          </w:tcPr>
+          <w:p>
+            <w:pPr>
+              <w:spacing w:before="0" w:after="0" w:line="276" w:lineRule="auto"/>
+            </w:pPr>
+            <w:r>
+              <w:rPr>
+                <w:rFonts w:ascii="Calibri" w:hAnsi="Calibri"/>
+                <w:color w:val="1A202C"/>
+                <w:sz w:val="17"/>
+              </w:rPr>
+              <w:t>Diseño de controles y responsabilidades de seguridad</w:t>
+            </w:r>
+          </w:p>
+        </w:tc>
+        <w:tc>
+          <w:tcPr>
+            <w:tcW w:type="dxa" w:w="2340"/>
+            <w:shd w:fill="F7FAFC"/>
+            <w:tcMar>
+              <w:top w:w="50" w:type="dxa"/>
+              <w:bottom w:w="50" w:type="dxa"/>
+              <w:left w:w="60" w:type="dxa"/>
+              <w:right w:w="60" w:type="dxa"/>
+            </w:tcMar>
+          </w:tcPr>
+          <w:p>
+            <w:pPr>
+              <w:spacing w:before="0" w:after="0" w:line="276" w:lineRule="auto"/>
+            </w:pPr>
+            <w:r>
+              <w:rPr>
+                <w:rFonts w:ascii="Calibri" w:hAnsi="Calibri"/>
+                <w:b/>
+                <w:color w:val="1A202C"/>
+                <w:sz w:val="17"/>
+              </w:rPr>
+              <w:t>8 h</w:t>
+            </w:r>
+          </w:p>
+        </w:tc>
+        <w:tc>
+          <w:tcPr>
+            <w:tcW w:type="dxa" w:w="2340"/>
+            <w:shd w:fill="F7FAFC"/>
+            <w:tcMar>
+              <w:top w:w="50" w:type="dxa"/>
+              <w:bottom w:w="50" w:type="dxa"/>
+              <w:left w:w="60" w:type="dxa"/>
+              <w:right w:w="60" w:type="dxa"/>
+            </w:tcMar>
+          </w:tcPr>
+          <w:p>
+            <w:pPr>
+              <w:spacing w:before="0" w:after="0" w:line="276" w:lineRule="auto"/>
+            </w:pPr>
+            <w:r>
+              <w:rPr>
+                <w:rFonts w:ascii="Calibri" w:hAnsi="Calibri"/>
+                <w:color w:val="1A202C"/>
+                <w:sz w:val="17"/>
+              </w:rPr>
+              <w:t>Sesiones 7 a 8</w:t>
+            </w:r>
+          </w:p>
+        </w:tc>
+      </w:tr>
+      <w:tr>
+        <w:tc>
+          <w:tcPr>
+            <w:tcW w:type="dxa" w:w="2340"/>
+            <w:tcMar>
+              <w:top w:w="50" w:type="dxa"/>
+              <w:bottom w:w="50" w:type="dxa"/>
+              <w:left w:w="60" w:type="dxa"/>
+              <w:right w:w="60" w:type="dxa"/>
+            </w:tcMar>
+          </w:tcPr>
+          <w:p>
+            <w:pPr>
+              <w:spacing w:before="0" w:after="0" w:line="276" w:lineRule="auto"/>
+            </w:pPr>
+            <w:r>
+              <w:rPr>
+                <w:rFonts w:ascii="Calibri" w:hAnsi="Calibri"/>
+                <w:b/>
+                <w:color w:val="1A202C"/>
+                <w:sz w:val="17"/>
+              </w:rPr>
+              <w:t>Módulo 4</w:t>
+            </w:r>
+          </w:p>
+        </w:tc>
+        <w:tc>
+          <w:tcPr>
+            <w:tcW w:type="dxa" w:w="2340"/>
+            <w:tcMar>
+              <w:top w:w="50" w:type="dxa"/>
+              <w:bottom w:w="50" w:type="dxa"/>
+              <w:left w:w="60" w:type="dxa"/>
+              <w:right w:w="60" w:type="dxa"/>
+            </w:tcMar>
+          </w:tcPr>
+          <w:p>
+            <w:pPr>
+              <w:spacing w:before="0" w:after="0" w:line="276" w:lineRule="auto"/>
+            </w:pPr>
+            <w:r>
+              <w:rPr>
+                <w:rFonts w:ascii="Calibri" w:hAnsi="Calibri"/>
+                <w:color w:val="1A202C"/>
+                <w:sz w:val="17"/>
+              </w:rPr>
+              <w:t>Seguridad de comunicaciones web y APIs</w:t>
+            </w:r>
+          </w:p>
+        </w:tc>
+        <w:tc>
+          <w:tcPr>
+            <w:tcW w:type="dxa" w:w="2340"/>
+            <w:tcMar>
+              <w:top w:w="50" w:type="dxa"/>
+              <w:bottom w:w="50" w:type="dxa"/>
+              <w:left w:w="60" w:type="dxa"/>
+              <w:right w:w="60" w:type="dxa"/>
+            </w:tcMar>
+          </w:tcPr>
+          <w:p>
+            <w:pPr>
+              <w:spacing w:before="0" w:after="0" w:line="276" w:lineRule="auto"/>
+            </w:pPr>
+            <w:r>
+              <w:rPr>
+                <w:rFonts w:ascii="Calibri" w:hAnsi="Calibri"/>
+                <w:b/>
+                <w:color w:val="1A202C"/>
+                <w:sz w:val="17"/>
+              </w:rPr>
+              <w:t>12 h</w:t>
+            </w:r>
+          </w:p>
+        </w:tc>
+        <w:tc>
+          <w:tcPr>
+            <w:tcW w:type="dxa" w:w="2340"/>
+            <w:tcMar>
+              <w:top w:w="50" w:type="dxa"/>
+              <w:bottom w:w="50" w:type="dxa"/>
+              <w:left w:w="60" w:type="dxa"/>
+              <w:right w:w="60" w:type="dxa"/>
+            </w:tcMar>
+          </w:tcPr>
+          <w:p>
+            <w:pPr>
+              <w:spacing w:before="0" w:after="0" w:line="276" w:lineRule="auto"/>
+            </w:pPr>
+            <w:r>
+              <w:rPr>
+                <w:rFonts w:ascii="Calibri" w:hAnsi="Calibri"/>
+                <w:color w:val="1A202C"/>
+                <w:sz w:val="17"/>
+              </w:rPr>
+              <w:t>Sesiones 9 a 11</w:t>
+            </w:r>
+          </w:p>
+        </w:tc>
+      </w:tr>
+      <w:tr>
+        <w:tc>
+          <w:tcPr>
+            <w:tcW w:type="dxa" w:w="2340"/>
+            <w:shd w:fill="F7FAFC"/>
+            <w:tcMar>
+              <w:top w:w="50" w:type="dxa"/>
+              <w:bottom w:w="50" w:type="dxa"/>
+              <w:left w:w="60" w:type="dxa"/>
+              <w:right w:w="60" w:type="dxa"/>
+            </w:tcMar>
+          </w:tcPr>
+          <w:p>
+            <w:pPr>
+              <w:spacing w:before="0" w:after="0" w:line="276" w:lineRule="auto"/>
+            </w:pPr>
+            <w:r>
+              <w:rPr>
+                <w:rFonts w:ascii="Calibri" w:hAnsi="Calibri"/>
+                <w:b/>
+                <w:color w:val="1A202C"/>
+                <w:sz w:val="17"/>
+              </w:rPr>
+              <w:t>Módulo 5</w:t>
+            </w:r>
+          </w:p>
+        </w:tc>
+        <w:tc>
+          <w:tcPr>
+            <w:tcW w:type="dxa" w:w="2340"/>
+            <w:shd w:fill="F7FAFC"/>
+            <w:tcMar>
+              <w:top w:w="50" w:type="dxa"/>
+              <w:bottom w:w="50" w:type="dxa"/>
+              <w:left w:w="60" w:type="dxa"/>
+              <w:right w:w="60" w:type="dxa"/>
+            </w:tcMar>
+          </w:tcPr>
+          <w:p>
+            <w:pPr>
+              <w:spacing w:before="0" w:after="0" w:line="276" w:lineRule="auto"/>
+            </w:pPr>
+            <w:r>
+              <w:rPr>
+                <w:rFonts w:ascii="Calibri" w:hAnsi="Calibri"/>
+                <w:color w:val="1A202C"/>
+                <w:sz w:val="17"/>
+              </w:rPr>
+              <w:t>Ciclo de vida y gestión de vulnerabilidades</w:t>
+            </w:r>
+          </w:p>
+        </w:tc>
+        <w:tc>
+          <w:tcPr>
+            <w:tcW w:type="dxa" w:w="2340"/>
+            <w:shd w:fill="F7FAFC"/>
+            <w:tcMar>
+              <w:top w:w="50" w:type="dxa"/>
+              <w:bottom w:w="50" w:type="dxa"/>
+              <w:left w:w="60" w:type="dxa"/>
+              <w:right w:w="60" w:type="dxa"/>
+            </w:tcMar>
+          </w:tcPr>
+          <w:p>
+            <w:pPr>
+              <w:spacing w:before="0" w:after="0" w:line="276" w:lineRule="auto"/>
+            </w:pPr>
+            <w:r>
+              <w:rPr>
+                <w:rFonts w:ascii="Calibri" w:hAnsi="Calibri"/>
+                <w:b/>
+                <w:color w:val="1A202C"/>
+                <w:sz w:val="17"/>
+              </w:rPr>
+              <w:t>12 h</w:t>
+            </w:r>
+          </w:p>
+        </w:tc>
+        <w:tc>
+          <w:tcPr>
+            <w:tcW w:type="dxa" w:w="2340"/>
+            <w:shd w:fill="F7FAFC"/>
+            <w:tcMar>
+              <w:top w:w="50" w:type="dxa"/>
+              <w:bottom w:w="50" w:type="dxa"/>
+              <w:left w:w="60" w:type="dxa"/>
+              <w:right w:w="60" w:type="dxa"/>
+            </w:tcMar>
+          </w:tcPr>
+          <w:p>
+            <w:pPr>
+              <w:spacing w:before="0" w:after="0" w:line="276" w:lineRule="auto"/>
+            </w:pPr>
+            <w:r>
+              <w:rPr>
+                <w:rFonts w:ascii="Calibri" w:hAnsi="Calibri"/>
+                <w:color w:val="1A202C"/>
+                <w:sz w:val="17"/>
+              </w:rPr>
+              <w:t>Sesiones 12 a 14</w:t>
+            </w:r>
+          </w:p>
+        </w:tc>
+      </w:tr>
+      <w:tr>
+        <w:tc>
+          <w:tcPr>
+            <w:tcW w:type="dxa" w:w="2340"/>
+            <w:tcMar>
+              <w:top w:w="50" w:type="dxa"/>
+              <w:bottom w:w="50" w:type="dxa"/>
+              <w:left w:w="60" w:type="dxa"/>
+              <w:right w:w="60" w:type="dxa"/>
+            </w:tcMar>
+          </w:tcPr>
+          <w:p>
+            <w:pPr>
+              <w:spacing w:before="0" w:after="0" w:line="276" w:lineRule="auto"/>
+            </w:pPr>
+            <w:r>
+              <w:rPr>
+                <w:rFonts w:ascii="Calibri" w:hAnsi="Calibri"/>
+                <w:b/>
+                <w:color w:val="1A202C"/>
+                <w:sz w:val="17"/>
+              </w:rPr>
+              <w:t>Módulo 6</w:t>
+            </w:r>
+          </w:p>
+        </w:tc>
+        <w:tc>
+          <w:tcPr>
+            <w:tcW w:type="dxa" w:w="2340"/>
+            <w:tcMar>
+              <w:top w:w="50" w:type="dxa"/>
+              <w:bottom w:w="50" w:type="dxa"/>
+              <w:left w:w="60" w:type="dxa"/>
+              <w:right w:w="60" w:type="dxa"/>
+            </w:tcMar>
+          </w:tcPr>
+          <w:p>
+            <w:pPr>
+              <w:spacing w:before="0" w:after="0" w:line="276" w:lineRule="auto"/>
+            </w:pPr>
+            <w:r>
+              <w:rPr>
+                <w:rFonts w:ascii="Calibri" w:hAnsi="Calibri"/>
+                <w:color w:val="1A202C"/>
+                <w:sz w:val="17"/>
+              </w:rPr>
+              <w:t>Documentación y gestión del riesgo de seguridad</w:t>
+            </w:r>
+          </w:p>
+        </w:tc>
+        <w:tc>
+          <w:tcPr>
+            <w:tcW w:type="dxa" w:w="2340"/>
+            <w:tcMar>
+              <w:top w:w="50" w:type="dxa"/>
+              <w:bottom w:w="50" w:type="dxa"/>
+              <w:left w:w="60" w:type="dxa"/>
+              <w:right w:w="60" w:type="dxa"/>
+            </w:tcMar>
+          </w:tcPr>
+          <w:p>
+            <w:pPr>
+              <w:spacing w:before="0" w:after="0" w:line="276" w:lineRule="auto"/>
+            </w:pPr>
+            <w:r>
+              <w:rPr>
+                <w:rFonts w:ascii="Calibri" w:hAnsi="Calibri"/>
+                <w:b/>
+                <w:color w:val="1A202C"/>
+                <w:sz w:val="17"/>
+              </w:rPr>
+              <w:t>8 h</w:t>
+            </w:r>
+          </w:p>
+        </w:tc>
+        <w:tc>
+          <w:tcPr>
+            <w:tcW w:type="dxa" w:w="2340"/>
+            <w:tcMar>
+              <w:top w:w="50" w:type="dxa"/>
+              <w:bottom w:w="50" w:type="dxa"/>
+              <w:left w:w="60" w:type="dxa"/>
+              <w:right w:w="60" w:type="dxa"/>
+            </w:tcMar>
+          </w:tcPr>
+          <w:p>
+            <w:pPr>
+              <w:spacing w:before="0" w:after="0" w:line="276" w:lineRule="auto"/>
+            </w:pPr>
+            <w:r>
+              <w:rPr>
+                <w:rFonts w:ascii="Calibri" w:hAnsi="Calibri"/>
+                <w:color w:val="1A202C"/>
+                <w:sz w:val="17"/>
+              </w:rPr>
+              <w:t>Sesiones 15 a 16</w:t>
+            </w:r>
+          </w:p>
+        </w:tc>
+      </w:tr>
+      <w:tr>
+        <w:tc>
+          <w:tcPr>
+            <w:tcW w:type="dxa" w:w="2340"/>
+            <w:shd w:fill="F7FAFC"/>
+            <w:tcMar>
+              <w:top w:w="50" w:type="dxa"/>
+              <w:bottom w:w="50" w:type="dxa"/>
+              <w:left w:w="60" w:type="dxa"/>
+              <w:right w:w="60" w:type="dxa"/>
+            </w:tcMar>
+          </w:tcPr>
+          <w:p>
+            <w:pPr>
+              <w:spacing w:before="0" w:after="0" w:line="276" w:lineRule="auto"/>
+            </w:pPr>
+            <w:r>
+              <w:rPr>
+                <w:rFonts w:ascii="Calibri" w:hAnsi="Calibri"/>
+                <w:b/>
+                <w:color w:val="1A202C"/>
+                <w:sz w:val="17"/>
+              </w:rPr>
+              <w:t>Módulo 7</w:t>
+            </w:r>
+          </w:p>
+        </w:tc>
+        <w:tc>
+          <w:tcPr>
+            <w:tcW w:type="dxa" w:w="2340"/>
+            <w:shd w:fill="F7FAFC"/>
+            <w:tcMar>
+              <w:top w:w="50" w:type="dxa"/>
+              <w:bottom w:w="50" w:type="dxa"/>
+              <w:left w:w="60" w:type="dxa"/>
+              <w:right w:w="60" w:type="dxa"/>
+            </w:tcMar>
+          </w:tcPr>
+          <w:p>
+            <w:pPr>
+              <w:spacing w:before="0" w:after="0" w:line="276" w:lineRule="auto"/>
+            </w:pPr>
+            <w:r>
+              <w:rPr>
+                <w:rFonts w:ascii="Calibri" w:hAnsi="Calibri"/>
+                <w:color w:val="1A202C"/>
+                <w:sz w:val="17"/>
+              </w:rPr>
+              <w:t>Estándares, regulaciones e informes de aseguramiento</w:t>
+            </w:r>
+          </w:p>
+        </w:tc>
+        <w:tc>
+          <w:tcPr>
+            <w:tcW w:type="dxa" w:w="2340"/>
+            <w:shd w:fill="F7FAFC"/>
+            <w:tcMar>
+              <w:top w:w="50" w:type="dxa"/>
+              <w:bottom w:w="50" w:type="dxa"/>
+              <w:left w:w="60" w:type="dxa"/>
+              <w:right w:w="60" w:type="dxa"/>
+            </w:tcMar>
+          </w:tcPr>
+          <w:p>
+            <w:pPr>
+              <w:spacing w:before="0" w:after="0" w:line="276" w:lineRule="auto"/>
+            </w:pPr>
+            <w:r>
+              <w:rPr>
+                <w:rFonts w:ascii="Calibri" w:hAnsi="Calibri"/>
+                <w:b/>
+                <w:color w:val="1A202C"/>
+                <w:sz w:val="17"/>
+              </w:rPr>
+              <w:t>8 h</w:t>
+            </w:r>
+          </w:p>
+        </w:tc>
+        <w:tc>
+          <w:tcPr>
+            <w:tcW w:type="dxa" w:w="2340"/>
+            <w:shd w:fill="F7FAFC"/>
+            <w:tcMar>
+              <w:top w:w="50" w:type="dxa"/>
+              <w:bottom w:w="50" w:type="dxa"/>
+              <w:left w:w="60" w:type="dxa"/>
+              <w:right w:w="60" w:type="dxa"/>
+            </w:tcMar>
+          </w:tcPr>
+          <w:p>
+            <w:pPr>
+              <w:spacing w:before="0" w:after="0" w:line="276" w:lineRule="auto"/>
+            </w:pPr>
+            <w:r>
+              <w:rPr>
+                <w:rFonts w:ascii="Calibri" w:hAnsi="Calibri"/>
+                <w:color w:val="1A202C"/>
+                <w:sz w:val="17"/>
+              </w:rPr>
+              <w:t>Sesiones 17 a 18</w:t>
+            </w:r>
+          </w:p>
+        </w:tc>
+      </w:tr>
+      <w:tr>
+        <w:tc>
+          <w:tcPr>
+            <w:tcW w:type="dxa" w:w="2340"/>
+            <w:tcMar>
+              <w:top w:w="50" w:type="dxa"/>
+              <w:bottom w:w="50" w:type="dxa"/>
+              <w:left w:w="60" w:type="dxa"/>
+              <w:right w:w="60" w:type="dxa"/>
+            </w:tcMar>
+          </w:tcPr>
+          <w:p>
+            <w:pPr>
+              <w:spacing w:before="0" w:after="0" w:line="276" w:lineRule="auto"/>
+            </w:pPr>
+            <w:r>
+              <w:rPr>
+                <w:rFonts w:ascii="Calibri" w:hAnsi="Calibri"/>
+                <w:b/>
+                <w:color w:val="1A202C"/>
+                <w:sz w:val="17"/>
+              </w:rPr>
+              <w:t>Módulo 8</w:t>
+            </w:r>
+          </w:p>
+        </w:tc>
+        <w:tc>
+          <w:tcPr>
+            <w:tcW w:type="dxa" w:w="2340"/>
+            <w:tcMar>
+              <w:top w:w="50" w:type="dxa"/>
+              <w:bottom w:w="50" w:type="dxa"/>
+              <w:left w:w="60" w:type="dxa"/>
+              <w:right w:w="60" w:type="dxa"/>
+            </w:tcMar>
+          </w:tcPr>
+          <w:p>
+            <w:pPr>
+              <w:spacing w:before="0" w:after="0" w:line="276" w:lineRule="auto"/>
+            </w:pPr>
+            <w:r>
+              <w:rPr>
+                <w:rFonts w:ascii="Calibri" w:hAnsi="Calibri"/>
+                <w:color w:val="1A202C"/>
+                <w:sz w:val="17"/>
+              </w:rPr>
+              <w:t>Higiene digital y respuesta inicial a incidentes</w:t>
+            </w:r>
+          </w:p>
+        </w:tc>
+        <w:tc>
+          <w:tcPr>
+            <w:tcW w:type="dxa" w:w="2340"/>
+            <w:tcMar>
+              <w:top w:w="50" w:type="dxa"/>
+              <w:bottom w:w="50" w:type="dxa"/>
+              <w:left w:w="60" w:type="dxa"/>
+              <w:right w:w="60" w:type="dxa"/>
+            </w:tcMar>
+          </w:tcPr>
+          <w:p>
+            <w:pPr>
+              <w:spacing w:before="0" w:after="0" w:line="276" w:lineRule="auto"/>
+            </w:pPr>
+            <w:r>
+              <w:rPr>
+                <w:rFonts w:ascii="Calibri" w:hAnsi="Calibri"/>
+                <w:b/>
+                <w:color w:val="1A202C"/>
+                <w:sz w:val="17"/>
+              </w:rPr>
+              <w:t>8 h</w:t>
+            </w:r>
+          </w:p>
+        </w:tc>
+        <w:tc>
+          <w:tcPr>
+            <w:tcW w:type="dxa" w:w="2340"/>
+            <w:tcMar>
+              <w:top w:w="50" w:type="dxa"/>
+              <w:bottom w:w="50" w:type="dxa"/>
+              <w:left w:w="60" w:type="dxa"/>
+              <w:right w:w="60" w:type="dxa"/>
+            </w:tcMar>
+          </w:tcPr>
+          <w:p>
+            <w:pPr>
+              <w:spacing w:before="0" w:after="0" w:line="276" w:lineRule="auto"/>
+            </w:pPr>
+            <w:r>
+              <w:rPr>
+                <w:rFonts w:ascii="Calibri" w:hAnsi="Calibri"/>
+                <w:color w:val="1A202C"/>
+                <w:sz w:val="17"/>
+              </w:rPr>
+              <w:t>Sesiones 19 a 20</w:t>
+            </w:r>
+          </w:p>
+        </w:tc>
+      </w:tr>
+      <w:tr>
+        <w:tc>
+          <w:tcPr>
+            <w:tcW w:type="dxa" w:w="2340"/>
+            <w:shd w:fill="EDF2F7"/>
+            <w:tcMar>
+              <w:top w:w="50" w:type="dxa"/>
+              <w:bottom w:w="50" w:type="dxa"/>
+              <w:left w:w="60" w:type="dxa"/>
+              <w:right w:w="60" w:type="dxa"/>
+            </w:tcMar>
+          </w:tcPr>
+          <w:p>
+            <w:pPr>
+              <w:spacing w:before="0" w:after="0" w:line="276" w:lineRule="auto"/>
+            </w:pPr>
+            <w:r>
+              <w:rPr>
+                <w:rFonts w:ascii="Calibri" w:hAnsi="Calibri"/>
+                <w:b/>
+                <w:color w:val="1A202C"/>
+                <w:sz w:val="17"/>
+              </w:rPr>
+              <w:t>TOTAL</w:t>
+            </w:r>
+          </w:p>
+        </w:tc>
+        <w:tc>
+          <w:tcPr>
+            <w:tcW w:type="dxa" w:w="2340"/>
+            <w:shd w:fill="EDF2F7"/>
+            <w:tcMar>
+              <w:top w:w="50" w:type="dxa"/>
+              <w:bottom w:w="50" w:type="dxa"/>
+              <w:left w:w="60" w:type="dxa"/>
+              <w:right w:w="60" w:type="dxa"/>
+            </w:tcMar>
+          </w:tcPr>
+          <w:p>
+            <w:pPr>
+              <w:spacing w:before="0" w:after="0" w:line="276" w:lineRule="auto"/>
+            </w:pPr>
+            <w:r>
+              <w:rPr>
+                <w:rFonts w:ascii="Calibri" w:hAnsi="Calibri"/>
+                <w:b/>
+                <w:color w:val="1A202C"/>
+                <w:sz w:val="17"/>
+              </w:rPr>
+              <w:t>8 Módulos de Especialización Técnica</w:t>
+            </w:r>
+          </w:p>
+        </w:tc>
+        <w:tc>
+          <w:tcPr>
+            <w:tcW w:type="dxa" w:w="2340"/>
+            <w:shd w:fill="EDF2F7"/>
+            <w:tcMar>
+              <w:top w:w="50" w:type="dxa"/>
+              <w:bottom w:w="50" w:type="dxa"/>
+              <w:left w:w="60" w:type="dxa"/>
+              <w:right w:w="60" w:type="dxa"/>
+            </w:tcMar>
+          </w:tcPr>
+          <w:p>
+            <w:pPr>
+              <w:spacing w:before="0" w:after="0" w:line="276" w:lineRule="auto"/>
+            </w:pPr>
+            <w:r>
+              <w:rPr>
+                <w:rFonts w:ascii="Calibri" w:hAnsi="Calibri"/>
+                <w:b/>
+                <w:color w:val="1A202C"/>
+                <w:sz w:val="17"/>
+              </w:rPr>
+              <w:t>80 h</w:t>
+            </w:r>
+          </w:p>
+        </w:tc>
+        <w:tc>
+          <w:tcPr>
+            <w:tcW w:type="dxa" w:w="2340"/>
+            <w:shd w:fill="EDF2F7"/>
+            <w:tcMar>
+              <w:top w:w="50" w:type="dxa"/>
+              <w:bottom w:w="50" w:type="dxa"/>
+              <w:left w:w="60" w:type="dxa"/>
+              <w:right w:w="60" w:type="dxa"/>
+            </w:tcMar>
+          </w:tcPr>
+          <w:p>
+            <w:pPr>
+              <w:spacing w:before="0" w:after="0" w:line="276" w:lineRule="auto"/>
+            </w:pPr>
+            <w:r>
+              <w:rPr>
+                <w:rFonts w:ascii="Calibri" w:hAnsi="Calibri"/>
+                <w:b/>
+                <w:color w:val="1A202C"/>
+                <w:sz w:val="17"/>
+              </w:rPr>
+              <w:t>20 Sesiones</w:t>
+            </w:r>
+          </w:p>
+        </w:tc>
+      </w:tr>
+    </w:tbl>
+    <w:p>
+      <w:r>
+        <w:br w:type="page"/>
       </w:r>
     </w:p>
     <w:p>
       <w:pPr>
+        <w:spacing w:before="200" w:after="160" w:line="276" w:lineRule="auto"/>
+      </w:pPr>
+      <w:r>
+        <w:rPr>
+          <w:rFonts w:ascii="Calibri" w:hAnsi="Calibri"/>
+          <w:b/>
+          <w:color w:val="003366"/>
+          <w:sz w:val="32"/>
+        </w:rPr>
+        <w:t>Temario Detallado del Programa:</w:t>
+      </w:r>
+    </w:p>
+    <w:p>
+      <w:pPr>
+        <w:spacing w:before="280" w:after="60" w:line="276" w:lineRule="auto"/>
+      </w:pPr>
+      <w:r>
+        <w:rPr>
+          <w:rFonts w:ascii="Calibri" w:hAnsi="Calibri"/>
+          <w:b/>
+          <w:color w:val="003366"/>
+          <w:sz w:val="25"/>
+        </w:rPr>
+        <w:t>Módulo 1: Sistemas y gestión informática para la seguridad (12 Horas | 3 Sesiones: 1 a 3)</w:t>
+      </w:r>
+    </w:p>
+    <w:p>
+      <w:pPr>
         <w:spacing w:before="0" w:after="120" w:line="276" w:lineRule="auto"/>
+      </w:pPr>
+      <w:r>
+        <w:rPr>
+          <w:rFonts w:ascii="Calibri" w:hAnsi="Calibri"/>
+          <w:b/>
+          <w:color w:val="4A5568"/>
+          <w:sz w:val="21"/>
+        </w:rPr>
+        <w:t xml:space="preserve">**Objetivo del módulo:** </w:t>
+      </w:r>
+      <w:r>
+        <w:rPr>
+          <w:rFonts w:ascii="Calibri" w:hAnsi="Calibri"/>
+          <w:color w:val="1A202C"/>
+          <w:sz w:val="21"/>
+        </w:rPr>
+        <w:t>Identificar activos, servicios, dependencias y responsables para delimitar el impacto de una falla o un riesgo de seguridad.</w:t>
+      </w:r>
+    </w:p>
+    <w:p>
+      <w:pPr>
+        <w:spacing w:before="80" w:after="40" w:line="276" w:lineRule="auto"/>
+        <w:ind w:left="288"/>
       </w:pPr>
       <w:r>
         <w:rPr>
@@ -162,20 +1526,133 @@
           <w:color w:val="003366"/>
           <w:sz w:val="22"/>
         </w:rPr>
-        <w:t xml:space="preserve">**Horario:** </w:t>
-      </w:r>
-      <w:r>
-        <w:rPr>
-          <w:rFonts w:ascii="Calibri" w:hAnsi="Calibri"/>
+        <w:t xml:space="preserve">• Tema: </w:t>
+      </w:r>
+      <w:r>
+        <w:rPr>
+          <w:rFonts w:ascii="Calibri" w:hAnsi="Calibri"/>
+          <w:b/>
           <w:color w:val="1A202C"/>
           <w:sz w:val="22"/>
         </w:rPr>
-        <w:t>Por convenir (Sesiones virtuales de 3 horas, 2 días entre semana; sesiones presenciales intensivas de 8 horas en día sábado).</w:t>
+        <w:t>1.1 Fundamentos de seguridad de la información</w:t>
       </w:r>
     </w:p>
     <w:p>
       <w:pPr>
-        <w:spacing w:before="0" w:after="120" w:line="276" w:lineRule="auto"/>
+        <w:spacing w:before="20" w:after="40" w:line="276" w:lineRule="auto"/>
+        <w:ind w:left="576"/>
+      </w:pPr>
+      <w:r>
+        <w:rPr>
+          <w:rFonts w:ascii="Calibri" w:hAnsi="Calibri"/>
+          <w:b/>
+          <w:color w:val="4A5568"/>
+          <w:sz w:val="20"/>
+        </w:rPr>
+        <w:t xml:space="preserve">**Indicador de logro:** </w:t>
+      </w:r>
+      <w:r>
+        <w:rPr>
+          <w:rFonts w:ascii="Calibri" w:hAnsi="Calibri"/>
+          <w:color w:val="1A202C"/>
+          <w:sz w:val="20"/>
+        </w:rPr>
+        <w:t>Distingue confidencialidad, integridad y disponibilidad en un caso laboral.</w:t>
+      </w:r>
+    </w:p>
+    <w:p>
+      <w:pPr>
+        <w:spacing w:before="20" w:after="20" w:line="276" w:lineRule="auto"/>
+        <w:ind w:left="864"/>
+      </w:pPr>
+      <w:r>
+        <w:rPr>
+          <w:rFonts w:ascii="Calibri" w:hAnsi="Calibri"/>
+          <w:color w:val="4A5568"/>
+          <w:sz w:val="19"/>
+        </w:rPr>
+        <w:t xml:space="preserve">– </w:t>
+      </w:r>
+      <w:r>
+        <w:rPr>
+          <w:rFonts w:ascii="Calibri" w:hAnsi="Calibri"/>
+          <w:color w:val="1A202C"/>
+          <w:sz w:val="19"/>
+        </w:rPr>
+        <w:t>Información, datos y activos esenciales de una organización</w:t>
+      </w:r>
+    </w:p>
+    <w:p>
+      <w:pPr>
+        <w:spacing w:before="20" w:after="20" w:line="276" w:lineRule="auto"/>
+        <w:ind w:left="864"/>
+      </w:pPr>
+      <w:r>
+        <w:rPr>
+          <w:rFonts w:ascii="Calibri" w:hAnsi="Calibri"/>
+          <w:color w:val="4A5568"/>
+          <w:sz w:val="19"/>
+        </w:rPr>
+        <w:t xml:space="preserve">– </w:t>
+      </w:r>
+      <w:r>
+        <w:rPr>
+          <w:rFonts w:ascii="Calibri" w:hAnsi="Calibri"/>
+          <w:color w:val="1A202C"/>
+          <w:sz w:val="19"/>
+        </w:rPr>
+        <w:t>Conceptos clave: amenaza, vulnerabilidad, riesgo, control e incidente</w:t>
+      </w:r>
+    </w:p>
+    <w:p>
+      <w:pPr>
+        <w:spacing w:before="20" w:after="20" w:line="276" w:lineRule="auto"/>
+        <w:ind w:left="864"/>
+      </w:pPr>
+      <w:r>
+        <w:rPr>
+          <w:rFonts w:ascii="Calibri" w:hAnsi="Calibri"/>
+          <w:color w:val="4A5568"/>
+          <w:sz w:val="19"/>
+        </w:rPr>
+        <w:t xml:space="preserve">– </w:t>
+      </w:r>
+      <w:r>
+        <w:rPr>
+          <w:rFonts w:ascii="Calibri" w:hAnsi="Calibri"/>
+          <w:color w:val="1A202C"/>
+          <w:sz w:val="19"/>
+        </w:rPr>
+        <w:t>Ejemplos reales de exposición, alteración e interrupción de servicios</w:t>
+      </w:r>
+    </w:p>
+    <w:p>
+      <w:pPr>
+        <w:spacing w:before="20" w:after="20" w:line="276" w:lineRule="auto"/>
+        <w:ind w:left="864"/>
+      </w:pPr>
+      <w:r>
+        <w:rPr>
+          <w:rFonts w:ascii="Calibri" w:hAnsi="Calibri"/>
+          <w:color w:val="4A5568"/>
+          <w:sz w:val="19"/>
+        </w:rPr>
+        <w:t xml:space="preserve">– </w:t>
+      </w:r>
+      <w:r>
+        <w:rPr>
+          <w:rFonts w:ascii="Calibri" w:hAnsi="Calibri"/>
+          <w:color w:val="1A202C"/>
+          <w:sz w:val="19"/>
+        </w:rPr>
+        <w:t>Clasificación inicial de la información: pública, interna, confidencial y restringida</w:t>
+      </w:r>
+    </w:p>
+    <w:p>
+      <w:pPr>
+        <w:spacing w:before="80" w:after="40" w:line="276" w:lineRule="auto"/>
+        <w:ind w:left="288"/>
       </w:pPr>
       <w:r>
         <w:rPr>
@@ -184,20 +1661,133 @@
           <w:color w:val="003366"/>
           <w:sz w:val="22"/>
         </w:rPr>
-        <w:t xml:space="preserve">**Modalidad:** </w:t>
-      </w:r>
-      <w:r>
-        <w:rPr>
-          <w:rFonts w:ascii="Calibri" w:hAnsi="Calibri"/>
+        <w:t xml:space="preserve">• Tema: </w:t>
+      </w:r>
+      <w:r>
+        <w:rPr>
+          <w:rFonts w:ascii="Calibri" w:hAnsi="Calibri"/>
+          <w:b/>
           <w:color w:val="1A202C"/>
           <w:sz w:val="22"/>
         </w:rPr>
-        <w:t>Híbrida: 80% virtual (64 horas) a través de plataforma educativa y laboratorios en la nube, y 20% presencial (16 horas) en los laboratorios de cómputo y redes de Fundación Kinal.</w:t>
+        <w:t>1.2 Soporte técnico y gestión de servicios</w:t>
       </w:r>
     </w:p>
     <w:p>
       <w:pPr>
-        <w:spacing w:before="0" w:after="120" w:line="276" w:lineRule="auto"/>
+        <w:spacing w:before="20" w:after="40" w:line="276" w:lineRule="auto"/>
+        <w:ind w:left="576"/>
+      </w:pPr>
+      <w:r>
+        <w:rPr>
+          <w:rFonts w:ascii="Calibri" w:hAnsi="Calibri"/>
+          <w:b/>
+          <w:color w:val="4A5568"/>
+          <w:sz w:val="20"/>
+        </w:rPr>
+        <w:t xml:space="preserve">**Indicador de logro:** </w:t>
+      </w:r>
+      <w:r>
+        <w:rPr>
+          <w:rFonts w:ascii="Calibri" w:hAnsi="Calibri"/>
+          <w:color w:val="1A202C"/>
+          <w:sz w:val="20"/>
+        </w:rPr>
+        <w:t>Clasifica una solicitud y documenta su atención con responsables y evidencia.</w:t>
+      </w:r>
+    </w:p>
+    <w:p>
+      <w:pPr>
+        <w:spacing w:before="20" w:after="20" w:line="276" w:lineRule="auto"/>
+        <w:ind w:left="864"/>
+      </w:pPr>
+      <w:r>
+        <w:rPr>
+          <w:rFonts w:ascii="Calibri" w:hAnsi="Calibri"/>
+          <w:color w:val="4A5568"/>
+          <w:sz w:val="19"/>
+        </w:rPr>
+        <w:t xml:space="preserve">– </w:t>
+      </w:r>
+      <w:r>
+        <w:rPr>
+          <w:rFonts w:ascii="Calibri" w:hAnsi="Calibri"/>
+          <w:color w:val="1A202C"/>
+          <w:sz w:val="19"/>
+        </w:rPr>
+        <w:t>Principios fundamentales de ITIL aplicados al soporte: valor, colaboración, visibilidad, mejora y simplicidad</w:t>
+      </w:r>
+    </w:p>
+    <w:p>
+      <w:pPr>
+        <w:spacing w:before="20" w:after="20" w:line="276" w:lineRule="auto"/>
+        <w:ind w:left="864"/>
+      </w:pPr>
+      <w:r>
+        <w:rPr>
+          <w:rFonts w:ascii="Calibri" w:hAnsi="Calibri"/>
+          <w:color w:val="4A5568"/>
+          <w:sz w:val="19"/>
+        </w:rPr>
+        <w:t xml:space="preserve">– </w:t>
+      </w:r>
+      <w:r>
+        <w:rPr>
+          <w:rFonts w:ascii="Calibri" w:hAnsi="Calibri"/>
+          <w:color w:val="1A202C"/>
+          <w:sz w:val="19"/>
+        </w:rPr>
+        <w:t>Mesa de servicio: incidente, solicitud de servicio, problema y gestión de cambios</w:t>
+      </w:r>
+    </w:p>
+    <w:p>
+      <w:pPr>
+        <w:spacing w:before="20" w:after="20" w:line="276" w:lineRule="auto"/>
+        <w:ind w:left="864"/>
+      </w:pPr>
+      <w:r>
+        <w:rPr>
+          <w:rFonts w:ascii="Calibri" w:hAnsi="Calibri"/>
+          <w:color w:val="4A5568"/>
+          <w:sz w:val="19"/>
+        </w:rPr>
+        <w:t xml:space="preserve">– </w:t>
+      </w:r>
+      <w:r>
+        <w:rPr>
+          <w:rFonts w:ascii="Calibri" w:hAnsi="Calibri"/>
+          <w:color w:val="1A202C"/>
+          <w:sz w:val="19"/>
+        </w:rPr>
+        <w:t>Matriz de prioridad por impacto y urgencia; acuerdos de nivel de servicio (SLA), aprobaciones y cierre</w:t>
+      </w:r>
+    </w:p>
+    <w:p>
+      <w:pPr>
+        <w:spacing w:before="20" w:after="20" w:line="276" w:lineRule="auto"/>
+        <w:ind w:left="864"/>
+      </w:pPr>
+      <w:r>
+        <w:rPr>
+          <w:rFonts w:ascii="Calibri" w:hAnsi="Calibri"/>
+          <w:color w:val="4A5568"/>
+          <w:sz w:val="19"/>
+        </w:rPr>
+        <w:t xml:space="preserve">– </w:t>
+      </w:r>
+      <w:r>
+        <w:rPr>
+          <w:rFonts w:ascii="Calibri" w:hAnsi="Calibri"/>
+          <w:color w:val="1A202C"/>
+          <w:sz w:val="19"/>
+        </w:rPr>
+        <w:t>Diferenciación técnica entre incidente operativo de servicio e incidente de seguridad de la información</w:t>
+      </w:r>
+    </w:p>
+    <w:p>
+      <w:pPr>
+        <w:spacing w:before="80" w:after="40" w:line="276" w:lineRule="auto"/>
+        <w:ind w:left="288"/>
       </w:pPr>
       <w:r>
         <w:rPr>
@@ -206,20 +1796,133 @@
           <w:color w:val="003366"/>
           <w:sz w:val="22"/>
         </w:rPr>
-        <w:t xml:space="preserve">**Perfil de ingreso:** </w:t>
-      </w:r>
-      <w:r>
-        <w:rPr>
-          <w:rFonts w:ascii="Calibri" w:hAnsi="Calibri"/>
+        <w:t xml:space="preserve">• Tema: </w:t>
+      </w:r>
+      <w:r>
+        <w:rPr>
+          <w:rFonts w:ascii="Calibri" w:hAnsi="Calibri"/>
+          <w:b/>
           <w:color w:val="1A202C"/>
           <w:sz w:val="22"/>
         </w:rPr>
-        <w:t>Dirigido a jóvenes y adultos desempleados de 18 a 45 años con conocimientos previos en informática, administración básica de sistemas o redes, motivados a reconvertirse laboralmente hacia la ciberdefensa con compromiso ético y disciplina.</w:t>
+        <w:t>1.3 Redes y sistemas locales y en la nube</w:t>
       </w:r>
     </w:p>
     <w:p>
       <w:pPr>
-        <w:spacing w:before="0" w:after="120" w:line="276" w:lineRule="auto"/>
+        <w:spacing w:before="20" w:after="40" w:line="276" w:lineRule="auto"/>
+        <w:ind w:left="576"/>
+      </w:pPr>
+      <w:r>
+        <w:rPr>
+          <w:rFonts w:ascii="Calibri" w:hAnsi="Calibri"/>
+          <w:b/>
+          <w:color w:val="4A5568"/>
+          <w:sz w:val="20"/>
+        </w:rPr>
+        <w:t xml:space="preserve">**Indicador de logro:** </w:t>
+      </w:r>
+      <w:r>
+        <w:rPr>
+          <w:rFonts w:ascii="Calibri" w:hAnsi="Calibri"/>
+          <w:color w:val="1A202C"/>
+          <w:sz w:val="20"/>
+        </w:rPr>
+        <w:t>Lee y dibuja un diagrama básico explicando qué depende de qué.</w:t>
+      </w:r>
+    </w:p>
+    <w:p>
+      <w:pPr>
+        <w:spacing w:before="20" w:after="20" w:line="276" w:lineRule="auto"/>
+        <w:ind w:left="864"/>
+      </w:pPr>
+      <w:r>
+        <w:rPr>
+          <w:rFonts w:ascii="Calibri" w:hAnsi="Calibri"/>
+          <w:color w:val="4A5568"/>
+          <w:sz w:val="19"/>
+        </w:rPr>
+        <w:t xml:space="preserve">– </w:t>
+      </w:r>
+      <w:r>
+        <w:rPr>
+          <w:rFonts w:ascii="Calibri" w:hAnsi="Calibri"/>
+          <w:color w:val="1A202C"/>
+          <w:sz w:val="19"/>
+        </w:rPr>
+        <w:t>Componentes de infraestructura: servidor físico/virtual, sistema operativo, cliente, base de datos y almacenamiento</w:t>
+      </w:r>
+    </w:p>
+    <w:p>
+      <w:pPr>
+        <w:spacing w:before="20" w:after="20" w:line="276" w:lineRule="auto"/>
+        <w:ind w:left="864"/>
+      </w:pPr>
+      <w:r>
+        <w:rPr>
+          <w:rFonts w:ascii="Calibri" w:hAnsi="Calibri"/>
+          <w:color w:val="4A5568"/>
+          <w:sz w:val="19"/>
+        </w:rPr>
+        <w:t xml:space="preserve">– </w:t>
+      </w:r>
+      <w:r>
+        <w:rPr>
+          <w:rFonts w:ascii="Calibri" w:hAnsi="Calibri"/>
+          <w:color w:val="1A202C"/>
+          <w:sz w:val="19"/>
+        </w:rPr>
+        <w:t>Topologías de red: LAN, WAN, Internet, switches, puntos de acceso inalámbrico y enlaces de comunicación</w:t>
+      </w:r>
+    </w:p>
+    <w:p>
+      <w:pPr>
+        <w:spacing w:before="20" w:after="20" w:line="276" w:lineRule="auto"/>
+        <w:ind w:left="864"/>
+      </w:pPr>
+      <w:r>
+        <w:rPr>
+          <w:rFonts w:ascii="Calibri" w:hAnsi="Calibri"/>
+          <w:color w:val="4A5568"/>
+          <w:sz w:val="19"/>
+        </w:rPr>
+        <w:t xml:space="preserve">– </w:t>
+      </w:r>
+      <w:r>
+        <w:rPr>
+          <w:rFonts w:ascii="Calibri" w:hAnsi="Calibri"/>
+          <w:color w:val="1A202C"/>
+          <w:sz w:val="19"/>
+        </w:rPr>
+        <w:t>Flujos fundamentales: transporte, procesamiento y almacenamiento de datos</w:t>
+      </w:r>
+    </w:p>
+    <w:p>
+      <w:pPr>
+        <w:spacing w:before="20" w:after="20" w:line="276" w:lineRule="auto"/>
+        <w:ind w:left="864"/>
+      </w:pPr>
+      <w:r>
+        <w:rPr>
+          <w:rFonts w:ascii="Calibri" w:hAnsi="Calibri"/>
+          <w:color w:val="4A5568"/>
+          <w:sz w:val="19"/>
+        </w:rPr>
+        <w:t xml:space="preserve">– </w:t>
+      </w:r>
+      <w:r>
+        <w:rPr>
+          <w:rFonts w:ascii="Calibri" w:hAnsi="Calibri"/>
+          <w:color w:val="1A202C"/>
+          <w:sz w:val="19"/>
+        </w:rPr>
+        <w:t>Entornos on-premises y nube: diagramación lógica, dirección de flujos, dependencias y límites del sistema</w:t>
+      </w:r>
+    </w:p>
+    <w:p>
+      <w:pPr>
+        <w:spacing w:before="80" w:after="40" w:line="276" w:lineRule="auto"/>
+        <w:ind w:left="288"/>
       </w:pPr>
       <w:r>
         <w:rPr>
@@ -228,48 +1931,165 @@
           <w:color w:val="003366"/>
           <w:sz w:val="22"/>
         </w:rPr>
-        <w:t xml:space="preserve">**Perfil de egreso:** </w:t>
-      </w:r>
-      <w:r>
-        <w:rPr>
-          <w:rFonts w:ascii="Calibri" w:hAnsi="Calibri"/>
+        <w:t xml:space="preserve">• Tema: </w:t>
+      </w:r>
+      <w:r>
+        <w:rPr>
+          <w:rFonts w:ascii="Calibri" w:hAnsi="Calibri"/>
+          <w:b/>
           <w:color w:val="1A202C"/>
           <w:sz w:val="22"/>
         </w:rPr>
-        <w:t>El egresado opera como Analista SOC Junior o Técnico de Ciberseguridad, capaz de monitorear telemetría, realizar triaje de alertas de seguridad, aplicar hardening en Windows y Linux, analizar amenazas de malware o phishing y ejecutar contención básica de incidentes.</w:t>
+        <w:t>1.4 Software y servicios digitales</w:t>
       </w:r>
     </w:p>
     <w:p>
-      <w:r>
-        <w:br w:type="page"/>
+      <w:pPr>
+        <w:spacing w:before="20" w:after="40" w:line="276" w:lineRule="auto"/>
+        <w:ind w:left="576"/>
+      </w:pPr>
+      <w:r>
+        <w:rPr>
+          <w:rFonts w:ascii="Calibri" w:hAnsi="Calibri"/>
+          <w:b/>
+          <w:color w:val="4A5568"/>
+          <w:sz w:val="20"/>
+        </w:rPr>
+        <w:t xml:space="preserve">**Indicador de logro:** </w:t>
+      </w:r>
+      <w:r>
+        <w:rPr>
+          <w:rFonts w:ascii="Calibri" w:hAnsi="Calibri"/>
+          <w:color w:val="1A202C"/>
+          <w:sz w:val="20"/>
+        </w:rPr>
+        <w:t>Delimita las capacidades de un servicio y las responsabilidades del cliente y del proveedor.</w:t>
       </w:r>
     </w:p>
     <w:p>
       <w:pPr>
-        <w:spacing w:before="200" w:after="160" w:line="276" w:lineRule="auto"/>
+        <w:spacing w:before="20" w:after="20" w:line="276" w:lineRule="auto"/>
+        <w:ind w:left="864"/>
+      </w:pPr>
+      <w:r>
+        <w:rPr>
+          <w:rFonts w:ascii="Calibri" w:hAnsi="Calibri"/>
+          <w:color w:val="4A5568"/>
+          <w:sz w:val="19"/>
+        </w:rPr>
+        <w:t xml:space="preserve">– </w:t>
+      </w:r>
+      <w:r>
+        <w:rPr>
+          <w:rFonts w:ascii="Calibri" w:hAnsi="Calibri"/>
+          <w:color w:val="1A202C"/>
+          <w:sz w:val="19"/>
+        </w:rPr>
+        <w:t>Diferencias entre programa local, aplicación corporativa y servicio digital consumido</w:t>
+      </w:r>
+    </w:p>
+    <w:p>
+      <w:pPr>
+        <w:spacing w:before="20" w:after="20" w:line="276" w:lineRule="auto"/>
+        <w:ind w:left="864"/>
+      </w:pPr>
+      <w:r>
+        <w:rPr>
+          <w:rFonts w:ascii="Calibri" w:hAnsi="Calibri"/>
+          <w:color w:val="4A5568"/>
+          <w:sz w:val="19"/>
+        </w:rPr>
+        <w:t xml:space="preserve">– </w:t>
+      </w:r>
+      <w:r>
+        <w:rPr>
+          <w:rFonts w:ascii="Calibri" w:hAnsi="Calibri"/>
+          <w:color w:val="1A202C"/>
+          <w:sz w:val="19"/>
+        </w:rPr>
+        <w:t>Modelos de servicio en la nube: IaaS, PaaS y SaaS; experiencia del usuario final</w:t>
+      </w:r>
+    </w:p>
+    <w:p>
+      <w:pPr>
+        <w:spacing w:before="20" w:after="20" w:line="276" w:lineRule="auto"/>
+        <w:ind w:left="864"/>
+      </w:pPr>
+      <w:r>
+        <w:rPr>
+          <w:rFonts w:ascii="Calibri" w:hAnsi="Calibri"/>
+          <w:color w:val="4A5568"/>
+          <w:sz w:val="19"/>
+        </w:rPr>
+        <w:t xml:space="preserve">– </w:t>
+      </w:r>
+      <w:r>
+        <w:rPr>
+          <w:rFonts w:ascii="Calibri" w:hAnsi="Calibri"/>
+          <w:color w:val="1A202C"/>
+          <w:sz w:val="19"/>
+        </w:rPr>
+        <w:t>Relación operativa entre disponibilidad, desempeño y seguridad de la información</w:t>
+      </w:r>
+    </w:p>
+    <w:p>
+      <w:pPr>
+        <w:spacing w:before="20" w:after="20" w:line="276" w:lineRule="auto"/>
+        <w:ind w:left="864"/>
+      </w:pPr>
+      <w:r>
+        <w:rPr>
+          <w:rFonts w:ascii="Calibri" w:hAnsi="Calibri"/>
+          <w:color w:val="4A5568"/>
+          <w:sz w:val="19"/>
+        </w:rPr>
+        <w:t xml:space="preserve">– </w:t>
+      </w:r>
+      <w:r>
+        <w:rPr>
+          <w:rFonts w:ascii="Calibri" w:hAnsi="Calibri"/>
+          <w:color w:val="1A202C"/>
+          <w:sz w:val="19"/>
+        </w:rPr>
+        <w:t>Servicios auxiliares: identidad, correo, respaldo, protección de endpoint (EDR) y monitoreo; matriz de responsabilidad compartida</w:t>
+      </w:r>
+    </w:p>
+    <w:p>
+      <w:pPr>
+        <w:spacing w:before="80" w:after="200" w:line="276" w:lineRule="auto"/>
+        <w:ind w:left="288"/>
       </w:pPr>
       <w:r>
         <w:rPr>
           <w:rFonts w:ascii="Calibri" w:hAnsi="Calibri"/>
           <w:b/>
           <w:color w:val="003366"/>
-          <w:sz w:val="32"/>
-        </w:rPr>
-        <w:t>Temario:</w:t>
+          <w:sz w:val="20"/>
+        </w:rPr>
+        <w:t xml:space="preserve">**Aplicación y evidencia del módulo:** </w:t>
+      </w:r>
+      <w:r>
+        <w:rPr>
+          <w:rFonts w:ascii="Calibri" w:hAnsi="Calibri"/>
+          <w:i/>
+          <w:color w:val="1A202C"/>
+          <w:sz w:val="20"/>
+        </w:rPr>
+        <w:t>Dibujar el sistema de una empresa ficticia con equipos, red, servidor y SaaS; delimitar su alcance y registrar un incidente con impacto, responsable y evidencia.</w:t>
       </w:r>
     </w:p>
     <w:p>
       <w:pPr>
-        <w:spacing w:before="280" w:after="80" w:line="276" w:lineRule="auto"/>
+        <w:spacing w:before="280" w:after="60" w:line="276" w:lineRule="auto"/>
       </w:pPr>
       <w:r>
         <w:rPr>
           <w:rFonts w:ascii="Calibri" w:hAnsi="Calibri"/>
           <w:b/>
           <w:color w:val="003366"/>
-          <w:sz w:val="26"/>
-        </w:rPr>
-        <w:t>Módulo 1: Fundamentos de Redes Seguras, Protocolos y Arquitectura de Ciberdefensa (16 Horas: 12h Virtuales / 4h Presenciales)</w:t>
+          <w:sz w:val="25"/>
+        </w:rPr>
+        <w:t>Módulo 2: Identidad y control de acceso en aplicaciones (12 Horas | 3 Sesiones: 4 a 6)</w:t>
       </w:r>
     </w:p>
     <w:p>
@@ -281,23 +2101,23 @@
           <w:rFonts w:ascii="Calibri" w:hAnsi="Calibri"/>
           <w:b/>
           <w:color w:val="4A5568"/>
-          <w:sz w:val="22"/>
-        </w:rPr>
-        <w:t xml:space="preserve">**Indicador de logro:** </w:t>
+          <w:sz w:val="21"/>
+        </w:rPr>
+        <w:t xml:space="preserve">**Objetivo del módulo:** </w:t>
       </w:r>
       <w:r>
         <w:rPr>
           <w:rFonts w:ascii="Calibri" w:hAnsi="Calibri"/>
           <w:color w:val="1A202C"/>
-          <w:sz w:val="22"/>
-        </w:rPr>
-        <w:t>Analiza el tráfico de red con Wireshark e implementa segmentación lógica mediante firewalls y listas de control de acceso para mitigar vectores de intrusión perimetral en la infraestructura corporativa.</w:t>
+          <w:sz w:val="21"/>
+        </w:rPr>
+        <w:t>Explicar el flujo de acceso de una aplicación y distinguir autenticación, autorización, sesión y federación.</w:t>
       </w:r>
     </w:p>
     <w:p>
       <w:pPr>
-        <w:spacing w:before="60" w:after="40" w:line="276" w:lineRule="auto"/>
-        <w:ind w:left="360"/>
+        <w:spacing w:before="80" w:after="40" w:line="276" w:lineRule="auto"/>
+        <w:ind w:left="288"/>
       </w:pPr>
       <w:r>
         <w:rPr>
@@ -315,41 +2135,42 @@
           <w:color w:val="1A202C"/>
           <w:sz w:val="22"/>
         </w:rPr>
-        <w:t>Conceptos Fundamentales de Ciberseguridad y Amenazas en Guatemala</w:t>
+        <w:t>2.1 Autenticación y ciclo de sesión</w:t>
       </w:r>
     </w:p>
     <w:p>
       <w:pPr>
         <w:spacing w:before="20" w:after="40" w:line="276" w:lineRule="auto"/>
-        <w:ind w:left="792"/>
-      </w:pPr>
-      <w:r>
-        <w:rPr>
-          <w:rFonts w:ascii="Calibri" w:hAnsi="Calibri"/>
+        <w:ind w:left="576"/>
+      </w:pPr>
+      <w:r>
+        <w:rPr>
+          <w:rFonts w:ascii="Calibri" w:hAnsi="Calibri"/>
+          <w:b/>
           <w:color w:val="4A5568"/>
-          <w:sz w:val="21"/>
-        </w:rPr>
-        <w:t xml:space="preserve">– </w:t>
+          <w:sz w:val="20"/>
+        </w:rPr>
+        <w:t xml:space="preserve">**Indicador de logro:** </w:t>
       </w:r>
       <w:r>
         <w:rPr>
           <w:rFonts w:ascii="Calibri" w:hAnsi="Calibri"/>
           <w:color w:val="1A202C"/>
-          <w:sz w:val="21"/>
-        </w:rPr>
-        <w:t>Tríada CIA (Confidencialidad, Integridad y Disponibilidad) y modelo de no repudio</w:t>
+          <w:sz w:val="20"/>
+        </w:rPr>
+        <w:t>Reconstruye el inicio, validación y cierre de una sesión, señalando quién valida cada paso.</w:t>
       </w:r>
     </w:p>
     <w:p>
       <w:pPr>
-        <w:spacing w:before="20" w:after="40" w:line="276" w:lineRule="auto"/>
-        <w:ind w:left="792"/>
+        <w:spacing w:before="20" w:after="20" w:line="276" w:lineRule="auto"/>
+        <w:ind w:left="864"/>
       </w:pPr>
       <w:r>
         <w:rPr>
           <w:rFonts w:ascii="Calibri" w:hAnsi="Calibri"/>
           <w:color w:val="4A5568"/>
-          <w:sz w:val="21"/>
+          <w:sz w:val="19"/>
         </w:rPr>
         <w:t xml:space="preserve">– </w:t>
       </w:r>
@@ -357,21 +2178,21 @@
         <w:rPr>
           <w:rFonts w:ascii="Calibri" w:hAnsi="Calibri"/>
           <w:color w:val="1A202C"/>
-          <w:sz w:val="21"/>
-        </w:rPr>
-        <w:t>Diferenciación técnica: amenaza, vulnerabilidad, riesgo e impacto en el negocio</w:t>
+          <w:sz w:val="19"/>
+        </w:rPr>
+        <w:t>Fases del ciclo: identificación, prueba de identidad, validación, creación de sesión, expiración, cierre y revocación</w:t>
       </w:r>
     </w:p>
     <w:p>
       <w:pPr>
-        <w:spacing w:before="20" w:after="40" w:line="276" w:lineRule="auto"/>
-        <w:ind w:left="792"/>
+        <w:spacing w:before="20" w:after="20" w:line="276" w:lineRule="auto"/>
+        <w:ind w:left="864"/>
       </w:pPr>
       <w:r>
         <w:rPr>
           <w:rFonts w:ascii="Calibri" w:hAnsi="Calibri"/>
           <w:color w:val="4A5568"/>
-          <w:sz w:val="21"/>
+          <w:sz w:val="19"/>
         </w:rPr>
         <w:t xml:space="preserve">– </w:t>
       </w:r>
@@ -379,15 +2200,59 @@
         <w:rPr>
           <w:rFonts w:ascii="Calibri" w:hAnsi="Calibri"/>
           <w:color w:val="1A202C"/>
-          <w:sz w:val="21"/>
-        </w:rPr>
-        <w:t>Panorama de ciberataques en el sector bancario, retail y telecomunicaciones de Guatemala</w:t>
+          <w:sz w:val="19"/>
+        </w:rPr>
+        <w:t>Entidades del flujo: aplicación cliente, proveedor de identidad (IdP) y dueño del recurso</w:t>
       </w:r>
     </w:p>
     <w:p>
       <w:pPr>
-        <w:spacing w:before="60" w:after="40" w:line="276" w:lineRule="auto"/>
-        <w:ind w:left="360"/>
+        <w:spacing w:before="20" w:after="20" w:line="276" w:lineRule="auto"/>
+        <w:ind w:left="864"/>
+      </w:pPr>
+      <w:r>
+        <w:rPr>
+          <w:rFonts w:ascii="Calibri" w:hAnsi="Calibri"/>
+          <w:color w:val="4A5568"/>
+          <w:sz w:val="19"/>
+        </w:rPr>
+        <w:t xml:space="preserve">– </w:t>
+      </w:r>
+      <w:r>
+        <w:rPr>
+          <w:rFonts w:ascii="Calibri" w:hAnsi="Calibri"/>
+          <w:color w:val="1A202C"/>
+          <w:sz w:val="19"/>
+        </w:rPr>
+        <w:t>Políticas de registro, recuperación de cuenta, protección de credenciales y límites de intentos fallidos</w:t>
+      </w:r>
+    </w:p>
+    <w:p>
+      <w:pPr>
+        <w:spacing w:before="20" w:after="20" w:line="276" w:lineRule="auto"/>
+        <w:ind w:left="864"/>
+      </w:pPr>
+      <w:r>
+        <w:rPr>
+          <w:rFonts w:ascii="Calibri" w:hAnsi="Calibri"/>
+          <w:color w:val="4A5568"/>
+          <w:sz w:val="19"/>
+        </w:rPr>
+        <w:t xml:space="preserve">– </w:t>
+      </w:r>
+      <w:r>
+        <w:rPr>
+          <w:rFonts w:ascii="Calibri" w:hAnsi="Calibri"/>
+          <w:color w:val="1A202C"/>
+          <w:sz w:val="19"/>
+        </w:rPr>
+        <w:t>Principio de separación: la autenticación exitosa no equivale a autorización para todas las acciones</w:t>
+      </w:r>
+    </w:p>
+    <w:p>
+      <w:pPr>
+        <w:spacing w:before="80" w:after="40" w:line="276" w:lineRule="auto"/>
+        <w:ind w:left="288"/>
       </w:pPr>
       <w:r>
         <w:rPr>
@@ -405,41 +2270,42 @@
           <w:color w:val="1A202C"/>
           <w:sz w:val="22"/>
         </w:rPr>
-        <w:t>Arquitectura TCP/IP y Análisis de Protocolos de Red</w:t>
+        <w:t>2.2 Autenticación multifactor (MFA)</w:t>
       </w:r>
     </w:p>
     <w:p>
       <w:pPr>
         <w:spacing w:before="20" w:after="40" w:line="276" w:lineRule="auto"/>
-        <w:ind w:left="792"/>
-      </w:pPr>
-      <w:r>
-        <w:rPr>
-          <w:rFonts w:ascii="Calibri" w:hAnsi="Calibri"/>
+        <w:ind w:left="576"/>
+      </w:pPr>
+      <w:r>
+        <w:rPr>
+          <w:rFonts w:ascii="Calibri" w:hAnsi="Calibri"/>
+          <w:b/>
           <w:color w:val="4A5568"/>
-          <w:sz w:val="21"/>
-        </w:rPr>
-        <w:t xml:space="preserve">– </w:t>
+          <w:sz w:val="20"/>
+        </w:rPr>
+        <w:t xml:space="preserve">**Indicador de logro:** </w:t>
       </w:r>
       <w:r>
         <w:rPr>
           <w:rFonts w:ascii="Calibri" w:hAnsi="Calibri"/>
           <w:color w:val="1A202C"/>
-          <w:sz w:val="21"/>
-        </w:rPr>
-        <w:t>Protocolos vulnerables vs. alternos seguros: HTTP vs. HTTPS, Telnet vs. SSH, FTP vs. SFTP</w:t>
+          <w:sz w:val="20"/>
+        </w:rPr>
+        <w:t>Compara factores y describe un procedimiento de enrolamiento y recuperación.</w:t>
       </w:r>
     </w:p>
     <w:p>
       <w:pPr>
-        <w:spacing w:before="20" w:after="40" w:line="276" w:lineRule="auto"/>
-        <w:ind w:left="792"/>
+        <w:spacing w:before="20" w:after="20" w:line="276" w:lineRule="auto"/>
+        <w:ind w:left="864"/>
       </w:pPr>
       <w:r>
         <w:rPr>
           <w:rFonts w:ascii="Calibri" w:hAnsi="Calibri"/>
           <w:color w:val="4A5568"/>
-          <w:sz w:val="21"/>
+          <w:sz w:val="19"/>
         </w:rPr>
         <w:t xml:space="preserve">– </w:t>
       </w:r>
@@ -447,21 +2313,21 @@
         <w:rPr>
           <w:rFonts w:ascii="Calibri" w:hAnsi="Calibri"/>
           <w:color w:val="1A202C"/>
-          <w:sz w:val="21"/>
-        </w:rPr>
-        <w:t>Ataques basados en protocolos: ARP Spoofing, DNS Poisoning y rogue DHCP</w:t>
+          <w:sz w:val="19"/>
+        </w:rPr>
+        <w:t>Factores estándar: conocimiento (lo que sé), posesión (lo que tengo) e inherencia (lo que soy)</w:t>
       </w:r>
     </w:p>
     <w:p>
       <w:pPr>
-        <w:spacing w:before="20" w:after="40" w:line="276" w:lineRule="auto"/>
-        <w:ind w:left="792"/>
+        <w:spacing w:before="20" w:after="20" w:line="276" w:lineRule="auto"/>
+        <w:ind w:left="864"/>
       </w:pPr>
       <w:r>
         <w:rPr>
           <w:rFonts w:ascii="Calibri" w:hAnsi="Calibri"/>
           <w:color w:val="4A5568"/>
-          <w:sz w:val="21"/>
+          <w:sz w:val="19"/>
         </w:rPr>
         <w:t xml:space="preserve">– </w:t>
       </w:r>
@@ -469,15 +2335,59 @@
         <w:rPr>
           <w:rFonts w:ascii="Calibri" w:hAnsi="Calibri"/>
           <w:color w:val="1A202C"/>
-          <w:sz w:val="21"/>
-        </w:rPr>
-        <w:t>Captura e inspección profunda de paquetes de red mediante Wireshark y tcpdump</w:t>
+          <w:sz w:val="19"/>
+        </w:rPr>
+        <w:t>Mecanismos comunes: contraseñas de un solo uso (OTP), aplicaciones autenticadoras, notificaciones push y llaves físicas FIDO2</w:t>
       </w:r>
     </w:p>
     <w:p>
       <w:pPr>
-        <w:spacing w:before="60" w:after="40" w:line="276" w:lineRule="auto"/>
-        <w:ind w:left="360"/>
+        <w:spacing w:before="20" w:after="20" w:line="276" w:lineRule="auto"/>
+        <w:ind w:left="864"/>
+      </w:pPr>
+      <w:r>
+        <w:rPr>
+          <w:rFonts w:ascii="Calibri" w:hAnsi="Calibri"/>
+          <w:color w:val="4A5568"/>
+          <w:sz w:val="19"/>
+        </w:rPr>
+        <w:t xml:space="preserve">– </w:t>
+      </w:r>
+      <w:r>
+        <w:rPr>
+          <w:rFonts w:ascii="Calibri" w:hAnsi="Calibri"/>
+          <w:color w:val="1A202C"/>
+          <w:sz w:val="19"/>
+        </w:rPr>
+        <w:t>Análisis de fricción, ataques de phishing a MFA y fatiga de aprobación de notificaciones</w:t>
+      </w:r>
+    </w:p>
+    <w:p>
+      <w:pPr>
+        <w:spacing w:before="20" w:after="20" w:line="276" w:lineRule="auto"/>
+        <w:ind w:left="864"/>
+      </w:pPr>
+      <w:r>
+        <w:rPr>
+          <w:rFonts w:ascii="Calibri" w:hAnsi="Calibri"/>
+          <w:color w:val="4A5568"/>
+          <w:sz w:val="19"/>
+        </w:rPr>
+        <w:t xml:space="preserve">– </w:t>
+      </w:r>
+      <w:r>
+        <w:rPr>
+          <w:rFonts w:ascii="Calibri" w:hAnsi="Calibri"/>
+          <w:color w:val="1A202C"/>
+          <w:sz w:val="19"/>
+        </w:rPr>
+        <w:t>Métodos resistentes al phishing, protocolos de pérdida de factor, recuperación de cuenta y control de excepciones</w:t>
+      </w:r>
+    </w:p>
+    <w:p>
+      <w:pPr>
+        <w:spacing w:before="80" w:after="40" w:line="276" w:lineRule="auto"/>
+        <w:ind w:left="288"/>
       </w:pPr>
       <w:r>
         <w:rPr>
@@ -495,41 +2405,42 @@
           <w:color w:val="1A202C"/>
           <w:sz w:val="22"/>
         </w:rPr>
-        <w:t>Defensa Perimetral y Segmentación Lógica de Red</w:t>
+        <w:t>2.3 SSO y federación de identidad</w:t>
       </w:r>
     </w:p>
     <w:p>
       <w:pPr>
         <w:spacing w:before="20" w:after="40" w:line="276" w:lineRule="auto"/>
-        <w:ind w:left="792"/>
-      </w:pPr>
-      <w:r>
-        <w:rPr>
-          <w:rFonts w:ascii="Calibri" w:hAnsi="Calibri"/>
+        <w:ind w:left="576"/>
+      </w:pPr>
+      <w:r>
+        <w:rPr>
+          <w:rFonts w:ascii="Calibri" w:hAnsi="Calibri"/>
+          <w:b/>
           <w:color w:val="4A5568"/>
-          <w:sz w:val="21"/>
-        </w:rPr>
-        <w:t xml:space="preserve">– </w:t>
+          <w:sz w:val="20"/>
+        </w:rPr>
+        <w:t xml:space="preserve">**Indicador de logro:** </w:t>
       </w:r>
       <w:r>
         <w:rPr>
           <w:rFonts w:ascii="Calibri" w:hAnsi="Calibri"/>
           <w:color w:val="1A202C"/>
-          <w:sz w:val="21"/>
-        </w:rPr>
-        <w:t>Diseño de zonas de red: Red Interna (LAN), Zona Desmilitarizada (DMZ) y enlaces WAN</w:t>
+          <w:sz w:val="20"/>
+        </w:rPr>
+        <w:t>Compara un acceso local con un acceso mediante un proveedor de identidad.</w:t>
       </w:r>
     </w:p>
     <w:p>
       <w:pPr>
-        <w:spacing w:before="20" w:after="40" w:line="276" w:lineRule="auto"/>
-        <w:ind w:left="792"/>
+        <w:spacing w:before="20" w:after="20" w:line="276" w:lineRule="auto"/>
+        <w:ind w:left="864"/>
       </w:pPr>
       <w:r>
         <w:rPr>
           <w:rFonts w:ascii="Calibri" w:hAnsi="Calibri"/>
           <w:color w:val="4A5568"/>
-          <w:sz w:val="21"/>
+          <w:sz w:val="19"/>
         </w:rPr>
         <w:t xml:space="preserve">– </w:t>
       </w:r>
@@ -537,21 +2448,21 @@
         <w:rPr>
           <w:rFonts w:ascii="Calibri" w:hAnsi="Calibri"/>
           <w:color w:val="1A202C"/>
-          <w:sz w:val="21"/>
-        </w:rPr>
-        <w:t>Principios del modelo Zero Trust y microsegmentación mediante VLANs de seguridad</w:t>
+          <w:sz w:val="19"/>
+        </w:rPr>
+        <w:t>Single Sign-On (SSO): reutilización centralizada de una autenticación entre múltiples aplicaciones</w:t>
       </w:r>
     </w:p>
     <w:p>
       <w:pPr>
-        <w:spacing w:before="20" w:after="40" w:line="276" w:lineRule="auto"/>
-        <w:ind w:left="792"/>
+        <w:spacing w:before="20" w:after="20" w:line="276" w:lineRule="auto"/>
+        <w:ind w:left="864"/>
       </w:pPr>
       <w:r>
         <w:rPr>
           <w:rFonts w:ascii="Calibri" w:hAnsi="Calibri"/>
           <w:color w:val="4A5568"/>
-          <w:sz w:val="21"/>
+          <w:sz w:val="19"/>
         </w:rPr>
         <w:t xml:space="preserve">– </w:t>
       </w:r>
@@ -559,15 +2470,59 @@
         <w:rPr>
           <w:rFonts w:ascii="Calibri" w:hAnsi="Calibri"/>
           <w:color w:val="1A202C"/>
-          <w:sz w:val="21"/>
-        </w:rPr>
-        <w:t>Configuración de reglas de filtrado de paquetes y NAT en firewalls pfSense / Cisco</w:t>
+          <w:sz w:val="19"/>
+        </w:rPr>
+        <w:t>Flujo de interacción: usuario, aplicación consumidora (SP) y proveedor de identidad (IdP)</w:t>
       </w:r>
     </w:p>
     <w:p>
       <w:pPr>
-        <w:spacing w:before="60" w:after="40" w:line="276" w:lineRule="auto"/>
-        <w:ind w:left="360"/>
+        <w:spacing w:before="20" w:after="20" w:line="276" w:lineRule="auto"/>
+        <w:ind w:left="864"/>
+      </w:pPr>
+      <w:r>
+        <w:rPr>
+          <w:rFonts w:ascii="Calibri" w:hAnsi="Calibri"/>
+          <w:color w:val="4A5568"/>
+          <w:sz w:val="19"/>
+        </w:rPr>
+        <w:t xml:space="preserve">– </w:t>
+      </w:r>
+      <w:r>
+        <w:rPr>
+          <w:rFonts w:ascii="Calibri" w:hAnsi="Calibri"/>
+          <w:color w:val="1A202C"/>
+          <w:sz w:val="19"/>
+        </w:rPr>
+        <w:t>Relaciones de confianza y manejo de sesiones independientes</w:t>
+      </w:r>
+    </w:p>
+    <w:p>
+      <w:pPr>
+        <w:spacing w:before="20" w:after="20" w:line="276" w:lineRule="auto"/>
+        <w:ind w:left="864"/>
+      </w:pPr>
+      <w:r>
+        <w:rPr>
+          <w:rFonts w:ascii="Calibri" w:hAnsi="Calibri"/>
+          <w:color w:val="4A5568"/>
+          <w:sz w:val="19"/>
+        </w:rPr>
+        <w:t xml:space="preserve">– </w:t>
+      </w:r>
+      <w:r>
+        <w:rPr>
+          <w:rFonts w:ascii="Calibri" w:hAnsi="Calibri"/>
+          <w:color w:val="1A202C"/>
+          <w:sz w:val="19"/>
+        </w:rPr>
+        <w:t>Beneficios de administración centralizada y riesgos de concentración; análisis del cierre de sesión (Single Logout)</w:t>
+      </w:r>
+    </w:p>
+    <w:p>
+      <w:pPr>
+        <w:spacing w:before="80" w:after="40" w:line="276" w:lineRule="auto"/>
+        <w:ind w:left="288"/>
       </w:pPr>
       <w:r>
         <w:rPr>
@@ -585,41 +2540,42 @@
           <w:color w:val="1A202C"/>
           <w:sz w:val="22"/>
         </w:rPr>
-        <w:t>Taller Presencial de Cableado Seguro y Configuración de Firewalls (4 Horas en Kinal)</w:t>
+        <w:t>2.4 Protocolos y credenciales de acceso</w:t>
       </w:r>
     </w:p>
     <w:p>
       <w:pPr>
         <w:spacing w:before="20" w:after="40" w:line="276" w:lineRule="auto"/>
-        <w:ind w:left="792"/>
-      </w:pPr>
-      <w:r>
-        <w:rPr>
-          <w:rFonts w:ascii="Calibri" w:hAnsi="Calibri"/>
+        <w:ind w:left="576"/>
+      </w:pPr>
+      <w:r>
+        <w:rPr>
+          <w:rFonts w:ascii="Calibri" w:hAnsi="Calibri"/>
+          <w:b/>
           <w:color w:val="4A5568"/>
-          <w:sz w:val="21"/>
-        </w:rPr>
-        <w:t xml:space="preserve">– </w:t>
+          <w:sz w:val="20"/>
+        </w:rPr>
+        <w:t xml:space="preserve">**Indicador de logro:** </w:t>
       </w:r>
       <w:r>
         <w:rPr>
           <w:rFonts w:ascii="Calibri" w:hAnsi="Calibri"/>
           <w:color w:val="1A202C"/>
-          <w:sz w:val="21"/>
-        </w:rPr>
-        <w:t>Montaje físico de infraestructura de red en racks de laboratorio de Kinal</w:t>
+          <w:sz w:val="20"/>
+        </w:rPr>
+        <w:t>Ubica cada tecnología en su función sin tratarlas como equivalentes.</w:t>
       </w:r>
     </w:p>
     <w:p>
       <w:pPr>
-        <w:spacing w:before="20" w:after="40" w:line="276" w:lineRule="auto"/>
-        <w:ind w:left="792"/>
+        <w:spacing w:before="20" w:after="20" w:line="276" w:lineRule="auto"/>
+        <w:ind w:left="864"/>
       </w:pPr>
       <w:r>
         <w:rPr>
           <w:rFonts w:ascii="Calibri" w:hAnsi="Calibri"/>
           <w:color w:val="4A5568"/>
-          <w:sz w:val="21"/>
+          <w:sz w:val="19"/>
         </w:rPr>
         <w:t xml:space="preserve">– </w:t>
       </w:r>
@@ -627,21 +2583,21 @@
         <w:rPr>
           <w:rFonts w:ascii="Calibri" w:hAnsi="Calibri"/>
           <w:color w:val="1A202C"/>
-          <w:sz w:val="21"/>
-        </w:rPr>
-        <w:t>Conexión física y configuración de interfaces LAN/WAN/DMZ en appliance de seguridad</w:t>
+          <w:sz w:val="19"/>
+        </w:rPr>
+        <w:t>SAML 2.0: intercambio de aserciones XML para federación empresarial</w:t>
       </w:r>
     </w:p>
     <w:p>
       <w:pPr>
-        <w:spacing w:before="20" w:after="40" w:line="276" w:lineRule="auto"/>
-        <w:ind w:left="792"/>
+        <w:spacing w:before="20" w:after="20" w:line="276" w:lineRule="auto"/>
+        <w:ind w:left="864"/>
       </w:pPr>
       <w:r>
         <w:rPr>
           <w:rFonts w:ascii="Calibri" w:hAnsi="Calibri"/>
           <w:color w:val="4A5568"/>
-          <w:sz w:val="21"/>
+          <w:sz w:val="19"/>
         </w:rPr>
         <w:t xml:space="preserve">– </w:t>
       </w:r>
@@ -649,51 +2605,59 @@
         <w:rPr>
           <w:rFonts w:ascii="Calibri" w:hAnsi="Calibri"/>
           <w:color w:val="1A202C"/>
-          <w:sz w:val="21"/>
-        </w:rPr>
-        <w:t>Evaluación práctica del Módulo 1 (Prueba de filtrado y bloqueo de escaneos de puertos)</w:t>
+          <w:sz w:val="19"/>
+        </w:rPr>
+        <w:t>LDAP: protocolo de acceso a directorios para consulta y validación de credenciales</w:t>
       </w:r>
     </w:p>
     <w:p>
       <w:pPr>
-        <w:spacing w:before="280" w:after="80" w:line="276" w:lineRule="auto"/>
-      </w:pPr>
-      <w:r>
-        <w:rPr>
-          <w:rFonts w:ascii="Calibri" w:hAnsi="Calibri"/>
-          <w:b/>
-          <w:color w:val="003366"/>
-          <w:sz w:val="26"/>
-        </w:rPr>
-        <w:t>Módulo 2: Hardening de Sistemas Operativos, Control de Identidades y Accesos (16 Horas: 12h Virtuales / 4h Presenciales)</w:t>
+        <w:spacing w:before="20" w:after="20" w:line="276" w:lineRule="auto"/>
+        <w:ind w:left="864"/>
+      </w:pPr>
+      <w:r>
+        <w:rPr>
+          <w:rFonts w:ascii="Calibri" w:hAnsi="Calibri"/>
+          <w:color w:val="4A5568"/>
+          <w:sz w:val="19"/>
+        </w:rPr>
+        <w:t xml:space="preserve">– </w:t>
+      </w:r>
+      <w:r>
+        <w:rPr>
+          <w:rFonts w:ascii="Calibri" w:hAnsi="Calibri"/>
+          <w:color w:val="1A202C"/>
+          <w:sz w:val="19"/>
+        </w:rPr>
+        <w:t>OAuth 2.0 (delegación de autorización) vs. OpenID Connect (capa de identidad y autenticación)</w:t>
       </w:r>
     </w:p>
     <w:p>
       <w:pPr>
-        <w:spacing w:before="0" w:after="120" w:line="276" w:lineRule="auto"/>
-      </w:pPr>
-      <w:r>
-        <w:rPr>
-          <w:rFonts w:ascii="Calibri" w:hAnsi="Calibri"/>
-          <w:b/>
+        <w:spacing w:before="20" w:after="20" w:line="276" w:lineRule="auto"/>
+        <w:ind w:left="864"/>
+      </w:pPr>
+      <w:r>
+        <w:rPr>
+          <w:rFonts w:ascii="Calibri" w:hAnsi="Calibri"/>
           <w:color w:val="4A5568"/>
-          <w:sz w:val="22"/>
-        </w:rPr>
-        <w:t xml:space="preserve">**Indicador de logro:** </w:t>
+          <w:sz w:val="19"/>
+        </w:rPr>
+        <w:t xml:space="preserve">– </w:t>
       </w:r>
       <w:r>
         <w:rPr>
           <w:rFonts w:ascii="Calibri" w:hAnsi="Calibri"/>
           <w:color w:val="1A202C"/>
-          <w:sz w:val="22"/>
-        </w:rPr>
-        <w:t>Aplica directivas de bastionado (hardening) en servidores Windows y Linux, configurando autenticación multifactor y el principio de mínimo privilegio para reducir la superficie de ataque corporativa.</w:t>
+          <w:sz w:val="19"/>
+        </w:rPr>
+        <w:t>Bearer Tokens: credenciales de portador, transporte seguro TLS, alcance (scope), expiración y flujo PKCE sin código</w:t>
       </w:r>
     </w:p>
     <w:p>
       <w:pPr>
-        <w:spacing w:before="60" w:after="40" w:line="276" w:lineRule="auto"/>
-        <w:ind w:left="360"/>
+        <w:spacing w:before="80" w:after="40" w:line="276" w:lineRule="auto"/>
+        <w:ind w:left="288"/>
       </w:pPr>
       <w:r>
         <w:rPr>
@@ -711,21 +2675,170 @@
           <w:color w:val="1A202C"/>
           <w:sz w:val="22"/>
         </w:rPr>
-        <w:t>Bastionado (Hardening) de Servidores Linux Corporativos</w:t>
+        <w:t>2.5 RBAC y gestión de usuarios</w:t>
       </w:r>
     </w:p>
     <w:p>
       <w:pPr>
         <w:spacing w:before="20" w:after="40" w:line="276" w:lineRule="auto"/>
-        <w:ind w:left="792"/>
-      </w:pPr>
-      <w:r>
-        <w:rPr>
-          <w:rFonts w:ascii="Calibri" w:hAnsi="Calibri"/>
+        <w:ind w:left="576"/>
+      </w:pPr>
+      <w:r>
+        <w:rPr>
+          <w:rFonts w:ascii="Calibri" w:hAnsi="Calibri"/>
+          <w:b/>
+          <w:color w:val="4A5568"/>
+          <w:sz w:val="20"/>
+        </w:rPr>
+        <w:t xml:space="preserve">**Indicador de logro:** </w:t>
+      </w:r>
+      <w:r>
+        <w:rPr>
+          <w:rFonts w:ascii="Calibri" w:hAnsi="Calibri"/>
+          <w:color w:val="1A202C"/>
+          <w:sz w:val="20"/>
+        </w:rPr>
+        <w:t>Construye una matriz simple de roles y permisos coherente con las tareas.</w:t>
+      </w:r>
+    </w:p>
+    <w:p>
+      <w:pPr>
+        <w:spacing w:before="20" w:after="20" w:line="276" w:lineRule="auto"/>
+        <w:ind w:left="864"/>
+      </w:pPr>
+      <w:r>
+        <w:rPr>
+          <w:rFonts w:ascii="Calibri" w:hAnsi="Calibri"/>
+          <w:color w:val="4A5568"/>
+          <w:sz w:val="19"/>
+        </w:rPr>
+        <w:t xml:space="preserve">– </w:t>
+      </w:r>
+      <w:r>
+        <w:rPr>
+          <w:rFonts w:ascii="Calibri" w:hAnsi="Calibri"/>
+          <w:color w:val="1A202C"/>
+          <w:sz w:val="19"/>
+        </w:rPr>
+        <w:t>Control de Acceso Basado en Roles (RBAC): usuario, grupo, rol, recurso protegido y acción permitida</w:t>
+      </w:r>
+    </w:p>
+    <w:p>
+      <w:pPr>
+        <w:spacing w:before="20" w:after="20" w:line="276" w:lineRule="auto"/>
+        <w:ind w:left="864"/>
+      </w:pPr>
+      <w:r>
+        <w:rPr>
+          <w:rFonts w:ascii="Calibri" w:hAnsi="Calibri"/>
+          <w:color w:val="4A5568"/>
+          <w:sz w:val="19"/>
+        </w:rPr>
+        <w:t xml:space="preserve">– </w:t>
+      </w:r>
+      <w:r>
+        <w:rPr>
+          <w:rFonts w:ascii="Calibri" w:hAnsi="Calibri"/>
+          <w:color w:val="1A202C"/>
+          <w:sz w:val="19"/>
+        </w:rPr>
+        <w:t>Ciclo de vida del usuario: altas (onboarding), modificaciones de puesto y bajas inmediatas (offboarding)</w:t>
+      </w:r>
+    </w:p>
+    <w:p>
+      <w:pPr>
+        <w:spacing w:before="20" w:after="20" w:line="276" w:lineRule="auto"/>
+        <w:ind w:left="864"/>
+      </w:pPr>
+      <w:r>
+        <w:rPr>
+          <w:rFonts w:ascii="Calibri" w:hAnsi="Calibri"/>
+          <w:color w:val="4A5568"/>
+          <w:sz w:val="19"/>
+        </w:rPr>
+        <w:t xml:space="preserve">– </w:t>
+      </w:r>
+      <w:r>
+        <w:rPr>
+          <w:rFonts w:ascii="Calibri" w:hAnsi="Calibri"/>
+          <w:color w:val="1A202C"/>
+          <w:sz w:val="19"/>
+        </w:rPr>
+        <w:t>Tipos de cuenta: personales, administrativas, cuentas de servicio técnico y cuentas de emergencia (break-glass)</w:t>
+      </w:r>
+    </w:p>
+    <w:p>
+      <w:pPr>
+        <w:spacing w:before="20" w:after="20" w:line="276" w:lineRule="auto"/>
+        <w:ind w:left="864"/>
+      </w:pPr>
+      <w:r>
+        <w:rPr>
+          <w:rFonts w:ascii="Calibri" w:hAnsi="Calibri"/>
+          <w:color w:val="4A5568"/>
+          <w:sz w:val="19"/>
+        </w:rPr>
+        <w:t xml:space="preserve">– </w:t>
+      </w:r>
+      <w:r>
+        <w:rPr>
+          <w:rFonts w:ascii="Calibri" w:hAnsi="Calibri"/>
+          <w:color w:val="1A202C"/>
+          <w:sz w:val="19"/>
+        </w:rPr>
+        <w:t>Propietario responsable de cada cuenta, revisiones periódicas de acceso, cálculo de permisos efectivos y revocación</w:t>
+      </w:r>
+    </w:p>
+    <w:p>
+      <w:pPr>
+        <w:spacing w:before="80" w:after="200" w:line="276" w:lineRule="auto"/>
+        <w:ind w:left="288"/>
+      </w:pPr>
+      <w:r>
+        <w:rPr>
+          <w:rFonts w:ascii="Calibri" w:hAnsi="Calibri"/>
+          <w:b/>
+          <w:color w:val="003366"/>
+          <w:sz w:val="20"/>
+        </w:rPr>
+        <w:t xml:space="preserve">**Aplicación y evidencia del módulo:** </w:t>
+      </w:r>
+      <w:r>
+        <w:rPr>
+          <w:rFonts w:ascii="Calibri" w:hAnsi="Calibri"/>
+          <w:i/>
+          <w:color w:val="1A202C"/>
+          <w:sz w:val="20"/>
+        </w:rPr>
+        <w:t>Representar un inicio de sesión local y uno federado; construir una matriz de permisos y resolver la baja de un usuario con sesiones activas.</w:t>
+      </w:r>
+    </w:p>
+    <w:p>
+      <w:pPr>
+        <w:spacing w:before="280" w:after="60" w:line="276" w:lineRule="auto"/>
+      </w:pPr>
+      <w:r>
+        <w:rPr>
+          <w:rFonts w:ascii="Calibri" w:hAnsi="Calibri"/>
+          <w:b/>
+          <w:color w:val="003366"/>
+          <w:sz w:val="25"/>
+        </w:rPr>
+        <w:t>Módulo 3: Diseño de controles y responsabilidades de seguridad (8 Horas | 2 Sesiones: 7 a 8)</w:t>
+      </w:r>
+    </w:p>
+    <w:p>
+      <w:pPr>
+        <w:spacing w:before="0" w:after="120" w:line="276" w:lineRule="auto"/>
+      </w:pPr>
+      <w:r>
+        <w:rPr>
+          <w:rFonts w:ascii="Calibri" w:hAnsi="Calibri"/>
+          <w:b/>
           <w:color w:val="4A5568"/>
           <w:sz w:val="21"/>
         </w:rPr>
-        <w:t xml:space="preserve">– </w:t>
+        <w:t xml:space="preserve">**Objetivo del módulo:** </w:t>
       </w:r>
       <w:r>
         <w:rPr>
@@ -733,57 +2846,13 @@
           <w:color w:val="1A202C"/>
           <w:sz w:val="21"/>
         </w:rPr>
-        <w:t>Gestión avanzada de permisos de archivos (chmod, chown, SUID/SGID) y auditoría con LinPEAS</w:t>
+        <w:t>Convertir principios de seguridad en controles delimitados, asignados y verificables.</w:t>
       </w:r>
     </w:p>
     <w:p>
       <w:pPr>
-        <w:spacing w:before="20" w:after="40" w:line="276" w:lineRule="auto"/>
-        <w:ind w:left="792"/>
-      </w:pPr>
-      <w:r>
-        <w:rPr>
-          <w:rFonts w:ascii="Calibri" w:hAnsi="Calibri"/>
-          <w:color w:val="4A5568"/>
-          <w:sz w:val="21"/>
-        </w:rPr>
-        <w:t xml:space="preserve">– </w:t>
-      </w:r>
-      <w:r>
-        <w:rPr>
-          <w:rFonts w:ascii="Calibri" w:hAnsi="Calibri"/>
-          <w:color w:val="1A202C"/>
-          <w:sz w:val="21"/>
-        </w:rPr>
-        <w:t>Aseguramiento del servicio OpenSSH: autenticación por llave pública y deshabilitación de root</w:t>
-      </w:r>
-    </w:p>
-    <w:p>
-      <w:pPr>
-        <w:spacing w:before="20" w:after="40" w:line="276" w:lineRule="auto"/>
-        <w:ind w:left="792"/>
-      </w:pPr>
-      <w:r>
-        <w:rPr>
-          <w:rFonts w:ascii="Calibri" w:hAnsi="Calibri"/>
-          <w:color w:val="4A5568"/>
-          <w:sz w:val="21"/>
-        </w:rPr>
-        <w:t xml:space="preserve">– </w:t>
-      </w:r>
-      <w:r>
-        <w:rPr>
-          <w:rFonts w:ascii="Calibri" w:hAnsi="Calibri"/>
-          <w:color w:val="1A202C"/>
-          <w:sz w:val="21"/>
-        </w:rPr>
-        <w:t>Configuración de cortafuegos local (UFW / iptables) y desactivación de servicios obsoletos</w:t>
-      </w:r>
-    </w:p>
-    <w:p>
-      <w:pPr>
-        <w:spacing w:before="60" w:after="40" w:line="276" w:lineRule="auto"/>
-        <w:ind w:left="360"/>
+        <w:spacing w:before="80" w:after="40" w:line="276" w:lineRule="auto"/>
+        <w:ind w:left="288"/>
       </w:pPr>
       <w:r>
         <w:rPr>
@@ -801,41 +2870,42 @@
           <w:color w:val="1A202C"/>
           <w:sz w:val="22"/>
         </w:rPr>
-        <w:t>Seguridad y Directivas en Entornos Windows y Active Directory</w:t>
+        <w:t>3.1 Mínimo privilegio construido</w:t>
       </w:r>
     </w:p>
     <w:p>
       <w:pPr>
         <w:spacing w:before="20" w:after="40" w:line="276" w:lineRule="auto"/>
-        <w:ind w:left="792"/>
-      </w:pPr>
-      <w:r>
-        <w:rPr>
-          <w:rFonts w:ascii="Calibri" w:hAnsi="Calibri"/>
+        <w:ind w:left="576"/>
+      </w:pPr>
+      <w:r>
+        <w:rPr>
+          <w:rFonts w:ascii="Calibri" w:hAnsi="Calibri"/>
+          <w:b/>
           <w:color w:val="4A5568"/>
-          <w:sz w:val="21"/>
-        </w:rPr>
-        <w:t xml:space="preserve">– </w:t>
+          <w:sz w:val="20"/>
+        </w:rPr>
+        <w:t xml:space="preserve">**Indicador de logro:** </w:t>
       </w:r>
       <w:r>
         <w:rPr>
           <w:rFonts w:ascii="Calibri" w:hAnsi="Calibri"/>
           <w:color w:val="1A202C"/>
-          <w:sz w:val="21"/>
-        </w:rPr>
-        <w:t>Implementación de Directivas de Grupo Locales (GPO) y mitigación de elevación de privilegios</w:t>
+          <w:sz w:val="20"/>
+        </w:rPr>
+        <w:t>Justifica cada permiso y propone una verificación de acceso efectivo.</w:t>
       </w:r>
     </w:p>
     <w:p>
       <w:pPr>
-        <w:spacing w:before="20" w:after="40" w:line="276" w:lineRule="auto"/>
-        <w:ind w:left="792"/>
+        <w:spacing w:before="20" w:after="20" w:line="276" w:lineRule="auto"/>
+        <w:ind w:left="864"/>
       </w:pPr>
       <w:r>
         <w:rPr>
           <w:rFonts w:ascii="Calibri" w:hAnsi="Calibri"/>
           <w:color w:val="4A5568"/>
-          <w:sz w:val="21"/>
+          <w:sz w:val="19"/>
         </w:rPr>
         <w:t xml:space="preserve">– </w:t>
       </w:r>
@@ -843,21 +2913,21 @@
         <w:rPr>
           <w:rFonts w:ascii="Calibri" w:hAnsi="Calibri"/>
           <w:color w:val="1A202C"/>
-          <w:sz w:val="21"/>
-        </w:rPr>
-        <w:t>Control de Cuentas de Usuario (UAC) y auditoría de eventos de inicio de sesión</w:t>
+          <w:sz w:val="19"/>
+        </w:rPr>
+        <w:t>Definición precisa: tareas laborales, recursos requeridos, acciones autorizadas y ventana de tiempo</w:t>
       </w:r>
     </w:p>
     <w:p>
       <w:pPr>
-        <w:spacing w:before="20" w:after="40" w:line="276" w:lineRule="auto"/>
-        <w:ind w:left="792"/>
+        <w:spacing w:before="20" w:after="20" w:line="276" w:lineRule="auto"/>
+        <w:ind w:left="864"/>
       </w:pPr>
       <w:r>
         <w:rPr>
           <w:rFonts w:ascii="Calibri" w:hAnsi="Calibri"/>
           <w:color w:val="4A5568"/>
-          <w:sz w:val="21"/>
+          <w:sz w:val="19"/>
         </w:rPr>
         <w:t xml:space="preserve">– </w:t>
       </w:r>
@@ -865,15 +2935,59 @@
         <w:rPr>
           <w:rFonts w:ascii="Calibri" w:hAnsi="Calibri"/>
           <w:color w:val="1A202C"/>
-          <w:sz w:val="21"/>
-        </w:rPr>
-        <w:t>Aplicación de recomendaciones de seguridad basadas en las guías oficiales CIS Benchmarks</w:t>
+          <w:sz w:val="19"/>
+        </w:rPr>
+        <w:t>Regla de denegación por defecto (deny by default) y concesión explícita de accesos justificados</w:t>
       </w:r>
     </w:p>
     <w:p>
       <w:pPr>
-        <w:spacing w:before="60" w:after="40" w:line="276" w:lineRule="auto"/>
-        <w:ind w:left="360"/>
+        <w:spacing w:before="20" w:after="20" w:line="276" w:lineRule="auto"/>
+        <w:ind w:left="864"/>
+      </w:pPr>
+      <w:r>
+        <w:rPr>
+          <w:rFonts w:ascii="Calibri" w:hAnsi="Calibri"/>
+          <w:color w:val="4A5568"/>
+          <w:sz w:val="19"/>
+        </w:rPr>
+        <w:t xml:space="preserve">– </w:t>
+      </w:r>
+      <w:r>
+        <w:rPr>
+          <w:rFonts w:ascii="Calibri" w:hAnsi="Calibri"/>
+          <w:color w:val="1A202C"/>
+          <w:sz w:val="19"/>
+        </w:rPr>
+        <w:t>Separación estricta entre cuenta de uso diario no privilegiada y cuenta con privilegios administrativos</w:t>
+      </w:r>
+    </w:p>
+    <w:p>
+      <w:pPr>
+        <w:spacing w:before="20" w:after="20" w:line="276" w:lineRule="auto"/>
+        <w:ind w:left="864"/>
+      </w:pPr>
+      <w:r>
+        <w:rPr>
+          <w:rFonts w:ascii="Calibri" w:hAnsi="Calibri"/>
+          <w:color w:val="4A5568"/>
+          <w:sz w:val="19"/>
+        </w:rPr>
+        <w:t xml:space="preserve">– </w:t>
+      </w:r>
+      <w:r>
+        <w:rPr>
+          <w:rFonts w:ascii="Calibri" w:hAnsi="Calibri"/>
+          <w:color w:val="1A202C"/>
+          <w:sz w:val="19"/>
+        </w:rPr>
+        <w:t>Permisos temporales (Just-in-Time), flujos de aprobación y eliminación de roles genéricos excesivos</w:t>
+      </w:r>
+    </w:p>
+    <w:p>
+      <w:pPr>
+        <w:spacing w:before="80" w:after="40" w:line="276" w:lineRule="auto"/>
+        <w:ind w:left="288"/>
       </w:pPr>
       <w:r>
         <w:rPr>
@@ -891,41 +3005,42 @@
           <w:color w:val="1A202C"/>
           <w:sz w:val="22"/>
         </w:rPr>
-        <w:t>Gestión de Identidades, Accesos (IAM) y Criptografía Práctica</w:t>
+        <w:t>3.2 Delimitación del alcance y fronteras de confianza</w:t>
       </w:r>
     </w:p>
     <w:p>
       <w:pPr>
         <w:spacing w:before="20" w:after="40" w:line="276" w:lineRule="auto"/>
-        <w:ind w:left="792"/>
-      </w:pPr>
-      <w:r>
-        <w:rPr>
-          <w:rFonts w:ascii="Calibri" w:hAnsi="Calibri"/>
+        <w:ind w:left="576"/>
+      </w:pPr>
+      <w:r>
+        <w:rPr>
+          <w:rFonts w:ascii="Calibri" w:hAnsi="Calibri"/>
+          <w:b/>
           <w:color w:val="4A5568"/>
-          <w:sz w:val="21"/>
-        </w:rPr>
-        <w:t xml:space="preserve">– </w:t>
+          <w:sz w:val="20"/>
+        </w:rPr>
+        <w:t xml:space="preserve">**Indicador de logro:** </w:t>
       </w:r>
       <w:r>
         <w:rPr>
           <w:rFonts w:ascii="Calibri" w:hAnsi="Calibri"/>
           <w:color w:val="1A202C"/>
-          <w:sz w:val="21"/>
-        </w:rPr>
-        <w:t>Principio de menor privilegio (PoLP) y Control de Acceso Basado en Roles (RBAC)</w:t>
+          <w:sz w:val="20"/>
+        </w:rPr>
+        <w:t>Redacta inclusiones, exclusiones y dependencias de un control.</w:t>
       </w:r>
     </w:p>
     <w:p>
       <w:pPr>
-        <w:spacing w:before="20" w:after="40" w:line="276" w:lineRule="auto"/>
-        <w:ind w:left="792"/>
+        <w:spacing w:before="20" w:after="20" w:line="276" w:lineRule="auto"/>
+        <w:ind w:left="864"/>
       </w:pPr>
       <w:r>
         <w:rPr>
           <w:rFonts w:ascii="Calibri" w:hAnsi="Calibri"/>
           <w:color w:val="4A5568"/>
-          <w:sz w:val="21"/>
+          <w:sz w:val="19"/>
         </w:rPr>
         <w:t xml:space="preserve">– </w:t>
       </w:r>
@@ -933,21 +3048,21 @@
         <w:rPr>
           <w:rFonts w:ascii="Calibri" w:hAnsi="Calibri"/>
           <w:color w:val="1A202C"/>
-          <w:sz w:val="21"/>
-        </w:rPr>
-        <w:t>Autenticación Multifactor (MFA) y protección contra ataques de fuerza bruta y pulverización de contraseñas</w:t>
+          <w:sz w:val="19"/>
+        </w:rPr>
+        <w:t>Definición del perímetro: objeto protegido, usuarios, datos sensibles, sistemas, ambientes (dev/prod) y acciones</w:t>
       </w:r>
     </w:p>
     <w:p>
       <w:pPr>
-        <w:spacing w:before="20" w:after="40" w:line="276" w:lineRule="auto"/>
-        <w:ind w:left="792"/>
+        <w:spacing w:before="20" w:after="20" w:line="276" w:lineRule="auto"/>
+        <w:ind w:left="864"/>
       </w:pPr>
       <w:r>
         <w:rPr>
           <w:rFonts w:ascii="Calibri" w:hAnsi="Calibri"/>
           <w:color w:val="4A5568"/>
-          <w:sz w:val="21"/>
+          <w:sz w:val="19"/>
         </w:rPr>
         <w:t xml:space="preserve">– </w:t>
       </w:r>
@@ -955,15 +3070,59 @@
         <w:rPr>
           <w:rFonts w:ascii="Calibri" w:hAnsi="Calibri"/>
           <w:color w:val="1A202C"/>
-          <w:sz w:val="21"/>
-        </w:rPr>
-        <w:t>Criptografía aplicada: algoritmos simétricos (AES), asimétricos (RSA) y funciones hash (SHA-256)</w:t>
+          <w:sz w:val="19"/>
+        </w:rPr>
+        <w:t>Identificación de puntos de entrada, interfaces de comunicación, proveedores terceros y límites de confianza</w:t>
       </w:r>
     </w:p>
     <w:p>
       <w:pPr>
-        <w:spacing w:before="60" w:after="40" w:line="276" w:lineRule="auto"/>
-        <w:ind w:left="360"/>
+        <w:spacing w:before="20" w:after="20" w:line="276" w:lineRule="auto"/>
+        <w:ind w:left="864"/>
+      </w:pPr>
+      <w:r>
+        <w:rPr>
+          <w:rFonts w:ascii="Calibri" w:hAnsi="Calibri"/>
+          <w:color w:val="4A5568"/>
+          <w:sz w:val="19"/>
+        </w:rPr>
+        <w:t xml:space="preserve">– </w:t>
+      </w:r>
+      <w:r>
+        <w:rPr>
+          <w:rFonts w:ascii="Calibri" w:hAnsi="Calibri"/>
+          <w:color w:val="1A202C"/>
+          <w:sz w:val="19"/>
+        </w:rPr>
+        <w:t>Criterio de verificabilidad: un control debe especificar exactamente dónde actúa y qué evidencia demuestra su cobertura</w:t>
+      </w:r>
+    </w:p>
+    <w:p>
+      <w:pPr>
+        <w:spacing w:before="20" w:after="20" w:line="276" w:lineRule="auto"/>
+        <w:ind w:left="864"/>
+      </w:pPr>
+      <w:r>
+        <w:rPr>
+          <w:rFonts w:ascii="Calibri" w:hAnsi="Calibri"/>
+          <w:color w:val="4A5568"/>
+          <w:sz w:val="19"/>
+        </w:rPr>
+        <w:t xml:space="preserve">– </w:t>
+      </w:r>
+      <w:r>
+        <w:rPr>
+          <w:rFonts w:ascii="Calibri" w:hAnsi="Calibri"/>
+          <w:color w:val="1A202C"/>
+          <w:sz w:val="19"/>
+        </w:rPr>
+        <w:t>Riesgos de la presunción 'aplica a todo' sin un inventario formal y verificable de activos</w:t>
+      </w:r>
+    </w:p>
+    <w:p>
+      <w:pPr>
+        <w:spacing w:before="80" w:after="40" w:line="276" w:lineRule="auto"/>
+        <w:ind w:left="288"/>
       </w:pPr>
       <w:r>
         <w:rPr>
@@ -981,41 +3140,42 @@
           <w:color w:val="1A202C"/>
           <w:sz w:val="22"/>
         </w:rPr>
-        <w:t>Taller Presencial de Hardening en Vivo y Pruebas de Cumplimiento (4 Horas en Kinal)</w:t>
+        <w:t>3.3 Arquitectura Zero Trust</w:t>
       </w:r>
     </w:p>
     <w:p>
       <w:pPr>
         <w:spacing w:before="20" w:after="40" w:line="276" w:lineRule="auto"/>
-        <w:ind w:left="792"/>
-      </w:pPr>
-      <w:r>
-        <w:rPr>
-          <w:rFonts w:ascii="Calibri" w:hAnsi="Calibri"/>
+        <w:ind w:left="576"/>
+      </w:pPr>
+      <w:r>
+        <w:rPr>
+          <w:rFonts w:ascii="Calibri" w:hAnsi="Calibri"/>
+          <w:b/>
           <w:color w:val="4A5568"/>
-          <w:sz w:val="21"/>
-        </w:rPr>
-        <w:t xml:space="preserve">– </w:t>
+          <w:sz w:val="20"/>
+        </w:rPr>
+        <w:t xml:space="preserve">**Indicador de logro:** </w:t>
       </w:r>
       <w:r>
         <w:rPr>
           <w:rFonts w:ascii="Calibri" w:hAnsi="Calibri"/>
           <w:color w:val="1A202C"/>
-          <w:sz w:val="21"/>
-        </w:rPr>
-        <w:t>Despliegue de máquinas virtuales vulnerables en laboratorio local de Kinal</w:t>
+          <w:sz w:val="20"/>
+        </w:rPr>
+        <w:t>Explica una decisión de acceso basada en identidad, recurso y contexto.</w:t>
       </w:r>
     </w:p>
     <w:p>
       <w:pPr>
-        <w:spacing w:before="20" w:after="40" w:line="276" w:lineRule="auto"/>
-        <w:ind w:left="792"/>
+        <w:spacing w:before="20" w:after="20" w:line="276" w:lineRule="auto"/>
+        <w:ind w:left="864"/>
       </w:pPr>
       <w:r>
         <w:rPr>
           <w:rFonts w:ascii="Calibri" w:hAnsi="Calibri"/>
           <w:color w:val="4A5568"/>
-          <w:sz w:val="21"/>
+          <w:sz w:val="19"/>
         </w:rPr>
         <w:t xml:space="preserve">– </w:t>
       </w:r>
@@ -1023,21 +3183,21 @@
         <w:rPr>
           <w:rFonts w:ascii="Calibri" w:hAnsi="Calibri"/>
           <w:color w:val="1A202C"/>
-          <w:sz w:val="21"/>
-        </w:rPr>
-        <w:t>Aplicación contra reloj de scripts de hardening y remediación de hallazgos</w:t>
+          <w:sz w:val="19"/>
+        </w:rPr>
+        <w:t>Evolución de la seguridad: superación de la confianza implícita basada únicamente en la ubicación de red interna</w:t>
       </w:r>
     </w:p>
     <w:p>
       <w:pPr>
-        <w:spacing w:before="20" w:after="40" w:line="276" w:lineRule="auto"/>
-        <w:ind w:left="792"/>
+        <w:spacing w:before="20" w:after="20" w:line="276" w:lineRule="auto"/>
+        <w:ind w:left="864"/>
       </w:pPr>
       <w:r>
         <w:rPr>
           <w:rFonts w:ascii="Calibri" w:hAnsi="Calibri"/>
           <w:color w:val="4A5568"/>
-          <w:sz w:val="21"/>
+          <w:sz w:val="19"/>
         </w:rPr>
         <w:t xml:space="preserve">– </w:t>
       </w:r>
@@ -1045,51 +3205,59 @@
         <w:rPr>
           <w:rFonts w:ascii="Calibri" w:hAnsi="Calibri"/>
           <w:color w:val="1A202C"/>
-          <w:sz w:val="21"/>
-        </w:rPr>
-        <w:t>Evaluación práctica del Módulo 2 (Auditoría de cumplimiento de bastionado ≥ 75 pts)</w:t>
+          <w:sz w:val="19"/>
+        </w:rPr>
+        <w:t>Pilares fundamentales: verificación explícita, mínimo privilegio y asunción de brecha de seguridad</w:t>
       </w:r>
     </w:p>
     <w:p>
       <w:pPr>
-        <w:spacing w:before="280" w:after="80" w:line="276" w:lineRule="auto"/>
-      </w:pPr>
-      <w:r>
-        <w:rPr>
-          <w:rFonts w:ascii="Calibri" w:hAnsi="Calibri"/>
-          <w:b/>
-          <w:color w:val="003366"/>
-          <w:sz w:val="26"/>
-        </w:rPr>
-        <w:t>Módulo 3: Operaciones de Seguridad (SOC Nivel 1), Análisis de Logs y Monitoreo SIEM (16 Horas Virtuales)</w:t>
+        <w:spacing w:before="20" w:after="20" w:line="276" w:lineRule="auto"/>
+        <w:ind w:left="864"/>
+      </w:pPr>
+      <w:r>
+        <w:rPr>
+          <w:rFonts w:ascii="Calibri" w:hAnsi="Calibri"/>
+          <w:color w:val="4A5568"/>
+          <w:sz w:val="19"/>
+        </w:rPr>
+        <w:t xml:space="preserve">– </w:t>
+      </w:r>
+      <w:r>
+        <w:rPr>
+          <w:rFonts w:ascii="Calibri" w:hAnsi="Calibri"/>
+          <w:color w:val="1A202C"/>
+          <w:sz w:val="19"/>
+        </w:rPr>
+        <w:t>Evaluación contextual en tiempo real: estado del dispositivo, identidad del usuario, criticidad del recurso y sesión</w:t>
       </w:r>
     </w:p>
     <w:p>
       <w:pPr>
-        <w:spacing w:before="0" w:after="120" w:line="276" w:lineRule="auto"/>
-      </w:pPr>
-      <w:r>
-        <w:rPr>
-          <w:rFonts w:ascii="Calibri" w:hAnsi="Calibri"/>
-          <w:b/>
+        <w:spacing w:before="20" w:after="20" w:line="276" w:lineRule="auto"/>
+        <w:ind w:left="864"/>
+      </w:pPr>
+      <w:r>
+        <w:rPr>
+          <w:rFonts w:ascii="Calibri" w:hAnsi="Calibri"/>
           <w:color w:val="4A5568"/>
-          <w:sz w:val="22"/>
-        </w:rPr>
-        <w:t xml:space="preserve">**Indicador de logro:** </w:t>
+          <w:sz w:val="19"/>
+        </w:rPr>
+        <w:t xml:space="preserve">– </w:t>
       </w:r>
       <w:r>
         <w:rPr>
           <w:rFonts w:ascii="Calibri" w:hAnsi="Calibri"/>
           <w:color w:val="1A202C"/>
-          <w:sz w:val="22"/>
-        </w:rPr>
-        <w:t>Correlaciona registros de auditoría (logs) y gestiona alertas de seguridad en una plataforma SIEM clasificando eventos según severidad y descartando falsos positivos en entornos simulados.</w:t>
+          <w:sz w:val="19"/>
+        </w:rPr>
+        <w:t>Microsegmentación y contención del movimiento lateral; aclaración: Zero Trust es un marco arquitectónico, no un producto</w:t>
       </w:r>
     </w:p>
     <w:p>
       <w:pPr>
-        <w:spacing w:before="60" w:after="40" w:line="276" w:lineRule="auto"/>
-        <w:ind w:left="360"/>
+        <w:spacing w:before="80" w:after="40" w:line="276" w:lineRule="auto"/>
+        <w:ind w:left="288"/>
       </w:pPr>
       <w:r>
         <w:rPr>
@@ -1107,41 +3275,42 @@
           <w:color w:val="1A202C"/>
           <w:sz w:val="22"/>
         </w:rPr>
-        <w:t>Arquitectura y Flujo de Trabajo en un SOC Moderno</w:t>
+        <w:t>3.4 Segregación de funciones y responsabilidad compartida</w:t>
       </w:r>
     </w:p>
     <w:p>
       <w:pPr>
         <w:spacing w:before="20" w:after="40" w:line="276" w:lineRule="auto"/>
-        <w:ind w:left="792"/>
-      </w:pPr>
-      <w:r>
-        <w:rPr>
-          <w:rFonts w:ascii="Calibri" w:hAnsi="Calibri"/>
+        <w:ind w:left="576"/>
+      </w:pPr>
+      <w:r>
+        <w:rPr>
+          <w:rFonts w:ascii="Calibri" w:hAnsi="Calibri"/>
+          <w:b/>
           <w:color w:val="4A5568"/>
-          <w:sz w:val="21"/>
-        </w:rPr>
-        <w:t xml:space="preserve">– </w:t>
+          <w:sz w:val="20"/>
+        </w:rPr>
+        <w:t xml:space="preserve">**Indicador de logro:** </w:t>
       </w:r>
       <w:r>
         <w:rPr>
           <w:rFonts w:ascii="Calibri" w:hAnsi="Calibri"/>
           <w:color w:val="1A202C"/>
-          <w:sz w:val="21"/>
-        </w:rPr>
-        <w:t>Estructura y roles de un SOC: Nivel 1 (Triaje), Nivel 2 (Investigación) y Nivel 3 (Threat Hunting)</w:t>
+          <w:sz w:val="20"/>
+        </w:rPr>
+        <w:t>Distribuye planeación, aprobación, ejecución, cumplimiento y auditoría evitando autoaprobación.</w:t>
       </w:r>
     </w:p>
     <w:p>
       <w:pPr>
-        <w:spacing w:before="20" w:after="40" w:line="276" w:lineRule="auto"/>
-        <w:ind w:left="792"/>
+        <w:spacing w:before="20" w:after="20" w:line="276" w:lineRule="auto"/>
+        <w:ind w:left="864"/>
       </w:pPr>
       <w:r>
         <w:rPr>
           <w:rFonts w:ascii="Calibri" w:hAnsi="Calibri"/>
           <w:color w:val="4A5568"/>
-          <w:sz w:val="21"/>
+          <w:sz w:val="19"/>
         </w:rPr>
         <w:t xml:space="preserve">– </w:t>
       </w:r>
@@ -1149,21 +3318,21 @@
         <w:rPr>
           <w:rFonts w:ascii="Calibri" w:hAnsi="Calibri"/>
           <w:color w:val="1A202C"/>
-          <w:sz w:val="21"/>
-        </w:rPr>
-        <w:t>Ciclo de vida de una alerta de seguridad: recepción, enriquecimiento, clasificación y escalamiento</w:t>
+          <w:sz w:val="19"/>
+        </w:rPr>
+        <w:t>Identificación de funciones incompatibles en los flujos organizacionales y necesidad de revisión independiente</w:t>
       </w:r>
     </w:p>
     <w:p>
       <w:pPr>
-        <w:spacing w:before="20" w:after="40" w:line="276" w:lineRule="auto"/>
-        <w:ind w:left="792"/>
+        <w:spacing w:before="20" w:after="20" w:line="276" w:lineRule="auto"/>
+        <w:ind w:left="864"/>
       </w:pPr>
       <w:r>
         <w:rPr>
           <w:rFonts w:ascii="Calibri" w:hAnsi="Calibri"/>
           <w:color w:val="4A5568"/>
-          <w:sz w:val="21"/>
+          <w:sz w:val="19"/>
         </w:rPr>
         <w:t xml:space="preserve">– </w:t>
       </w:r>
@@ -1171,15 +3340,59 @@
         <w:rPr>
           <w:rFonts w:ascii="Calibri" w:hAnsi="Calibri"/>
           <w:color w:val="1A202C"/>
-          <w:sz w:val="21"/>
-        </w:rPr>
-        <w:t>Uso de plataformas de gestión de incidentes y sistemas de tickets para trazabilidad de eventos</w:t>
+          <w:sz w:val="19"/>
+        </w:rPr>
+        <w:t>Aplicación de la Matriz RACI (Responsable, Aprobador, Consultado, Informado) y controles compensatorios en equipos pequeños</w:t>
       </w:r>
     </w:p>
     <w:p>
       <w:pPr>
-        <w:spacing w:before="60" w:after="40" w:line="276" w:lineRule="auto"/>
-        <w:ind w:left="360"/>
+        <w:spacing w:before="20" w:after="20" w:line="276" w:lineRule="auto"/>
+        <w:ind w:left="864"/>
+      </w:pPr>
+      <w:r>
+        <w:rPr>
+          <w:rFonts w:ascii="Calibri" w:hAnsi="Calibri"/>
+          <w:color w:val="4A5568"/>
+          <w:sz w:val="19"/>
+        </w:rPr>
+        <w:t xml:space="preserve">– </w:t>
+      </w:r>
+      <w:r>
+        <w:rPr>
+          <w:rFonts w:ascii="Calibri" w:hAnsi="Calibri"/>
+          <w:color w:val="1A202C"/>
+          <w:sz w:val="19"/>
+        </w:rPr>
+        <w:t>Distinción entre segregación de funciones interna y matriz de responsabilidad compartida con proveedores de nube</w:t>
+      </w:r>
+    </w:p>
+    <w:p>
+      <w:pPr>
+        <w:spacing w:before="20" w:after="20" w:line="276" w:lineRule="auto"/>
+        <w:ind w:left="864"/>
+      </w:pPr>
+      <w:r>
+        <w:rPr>
+          <w:rFonts w:ascii="Calibri" w:hAnsi="Calibri"/>
+          <w:color w:val="4A5568"/>
+          <w:sz w:val="19"/>
+        </w:rPr>
+        <w:t xml:space="preserve">– </w:t>
+      </w:r>
+      <w:r>
+        <w:rPr>
+          <w:rFonts w:ascii="Calibri" w:hAnsi="Calibri"/>
+          <w:color w:val="1A202C"/>
+          <w:sz w:val="19"/>
+        </w:rPr>
+        <w:t>Criterio de control: pertenecer al mismo departamento tecnológico no elimina la obligación de separar funciones críticas</w:t>
+      </w:r>
+    </w:p>
+    <w:p>
+      <w:pPr>
+        <w:spacing w:before="80" w:after="40" w:line="276" w:lineRule="auto"/>
+        <w:ind w:left="288"/>
       </w:pPr>
       <w:r>
         <w:rPr>
@@ -1197,21 +3410,214 @@
           <w:color w:val="1A202C"/>
           <w:sz w:val="22"/>
         </w:rPr>
-        <w:t>Generación, Recolección y Análisis de Logs</w:t>
+        <w:t>3.5 Trazabilidad de extremo a extremo mediante logs y SIEM</w:t>
       </w:r>
     </w:p>
     <w:p>
       <w:pPr>
         <w:spacing w:before="20" w:after="40" w:line="276" w:lineRule="auto"/>
-        <w:ind w:left="792"/>
-      </w:pPr>
-      <w:r>
-        <w:rPr>
-          <w:rFonts w:ascii="Calibri" w:hAnsi="Calibri"/>
+        <w:ind w:left="576"/>
+      </w:pPr>
+      <w:r>
+        <w:rPr>
+          <w:rFonts w:ascii="Calibri" w:hAnsi="Calibri"/>
+          <w:b/>
+          <w:color w:val="4A5568"/>
+          <w:sz w:val="20"/>
+        </w:rPr>
+        <w:t xml:space="preserve">**Indicador de logro:** </w:t>
+      </w:r>
+      <w:r>
+        <w:rPr>
+          <w:rFonts w:ascii="Calibri" w:hAnsi="Calibri"/>
+          <w:color w:val="1A202C"/>
+          <w:sz w:val="20"/>
+        </w:rPr>
+        <w:t>Lee registros básicos y correlaciona eventos para reconstruir un proceso, separando hechos de hipótesis.</w:t>
+      </w:r>
+    </w:p>
+    <w:p>
+      <w:pPr>
+        <w:spacing w:before="20" w:after="20" w:line="276" w:lineRule="auto"/>
+        <w:ind w:left="864"/>
+      </w:pPr>
+      <w:r>
+        <w:rPr>
+          <w:rFonts w:ascii="Calibri" w:hAnsi="Calibri"/>
+          <w:color w:val="4A5568"/>
+          <w:sz w:val="19"/>
+        </w:rPr>
+        <w:t xml:space="preserve">– </w:t>
+      </w:r>
+      <w:r>
+        <w:rPr>
+          <w:rFonts w:ascii="Calibri" w:hAnsi="Calibri"/>
+          <w:color w:val="1A202C"/>
+          <w:sz w:val="19"/>
+        </w:rPr>
+        <w:t>Naturaleza de los logs: registros de eventos en fuentes de identidad, servidores, aplicaciones, firewalls y nube</w:t>
+      </w:r>
+    </w:p>
+    <w:p>
+      <w:pPr>
+        <w:spacing w:before="20" w:after="20" w:line="276" w:lineRule="auto"/>
+        <w:ind w:left="864"/>
+      </w:pPr>
+      <w:r>
+        <w:rPr>
+          <w:rFonts w:ascii="Calibri" w:hAnsi="Calibri"/>
+          <w:color w:val="4A5568"/>
+          <w:sz w:val="19"/>
+        </w:rPr>
+        <w:t xml:space="preserve">– </w:t>
+      </w:r>
+      <w:r>
+        <w:rPr>
+          <w:rFonts w:ascii="Calibri" w:hAnsi="Calibri"/>
+          <w:color w:val="1A202C"/>
+          <w:sz w:val="19"/>
+        </w:rPr>
+        <w:t>Campos de lectura universal: marca de tiempo y zona horaria (UTC), actor, IP origen, recurso destino, acción y resultado</w:t>
+      </w:r>
+    </w:p>
+    <w:p>
+      <w:pPr>
+        <w:spacing w:before="20" w:after="20" w:line="276" w:lineRule="auto"/>
+        <w:ind w:left="864"/>
+      </w:pPr>
+      <w:r>
+        <w:rPr>
+          <w:rFonts w:ascii="Calibri" w:hAnsi="Calibri"/>
+          <w:color w:val="4A5568"/>
+          <w:sz w:val="19"/>
+        </w:rPr>
+        <w:t xml:space="preserve">– </w:t>
+      </w:r>
+      <w:r>
+        <w:rPr>
+          <w:rFonts w:ascii="Calibri" w:hAnsi="Calibri"/>
+          <w:color w:val="1A202C"/>
+          <w:sz w:val="19"/>
+        </w:rPr>
+        <w:t>Definición y función de un SIEM (Security Information and Event Management): centralización, normalización y correlación</w:t>
+      </w:r>
+    </w:p>
+    <w:p>
+      <w:pPr>
+        <w:spacing w:before="20" w:after="20" w:line="276" w:lineRule="auto"/>
+        <w:ind w:left="864"/>
+      </w:pPr>
+      <w:r>
+        <w:rPr>
+          <w:rFonts w:ascii="Calibri" w:hAnsi="Calibri"/>
+          <w:color w:val="4A5568"/>
+          <w:sz w:val="19"/>
+        </w:rPr>
+        <w:t xml:space="preserve">– </w:t>
+      </w:r>
+      <w:r>
+        <w:rPr>
+          <w:rFonts w:ascii="Calibri" w:hAnsi="Calibri"/>
+          <w:color w:val="1A202C"/>
+          <w:sz w:val="19"/>
+        </w:rPr>
+        <w:t>Diferenciación conceptual clave: evento (registro neutral), alerta (anomalía detectada) e incidente (daño confirmado)</w:t>
+      </w:r>
+    </w:p>
+    <w:p>
+      <w:pPr>
+        <w:spacing w:before="20" w:after="20" w:line="276" w:lineRule="auto"/>
+        <w:ind w:left="864"/>
+      </w:pPr>
+      <w:r>
+        <w:rPr>
+          <w:rFonts w:ascii="Calibri" w:hAnsi="Calibri"/>
+          <w:color w:val="4A5568"/>
+          <w:sz w:val="19"/>
+        </w:rPr>
+        <w:t xml:space="preserve">– </w:t>
+      </w:r>
+      <w:r>
+        <w:rPr>
+          <w:rFonts w:ascii="Calibri" w:hAnsi="Calibri"/>
+          <w:color w:val="1A202C"/>
+          <w:sz w:val="19"/>
+        </w:rPr>
+        <w:t>Requisitos de telemetría: integridad de logs, retención normada, sincronización NTP y cobertura de fuentes</w:t>
+      </w:r>
+    </w:p>
+    <w:p>
+      <w:pPr>
+        <w:spacing w:before="20" w:after="20" w:line="276" w:lineRule="auto"/>
+        <w:ind w:left="864"/>
+      </w:pPr>
+      <w:r>
+        <w:rPr>
+          <w:rFonts w:ascii="Calibri" w:hAnsi="Calibri"/>
+          <w:color w:val="4A5568"/>
+          <w:sz w:val="19"/>
+        </w:rPr>
+        <w:t xml:space="preserve">– </w:t>
+      </w:r>
+      <w:r>
+        <w:rPr>
+          <w:rFonts w:ascii="Calibri" w:hAnsi="Calibri"/>
+          <w:color w:val="1A202C"/>
+          <w:sz w:val="19"/>
+        </w:rPr>
+        <w:t>Lectura práctica de logs de autenticación Windows (Event IDs 4625 y 4624), denegaciones de firewall y denegaciones de aplicación</w:t>
+      </w:r>
+    </w:p>
+    <w:p>
+      <w:pPr>
+        <w:spacing w:before="80" w:after="200" w:line="276" w:lineRule="auto"/>
+        <w:ind w:left="288"/>
+      </w:pPr>
+      <w:r>
+        <w:rPr>
+          <w:rFonts w:ascii="Calibri" w:hAnsi="Calibri"/>
+          <w:b/>
+          <w:color w:val="003366"/>
+          <w:sz w:val="20"/>
+        </w:rPr>
+        <w:t xml:space="preserve">**Aplicación y evidencia del módulo:** </w:t>
+      </w:r>
+      <w:r>
+        <w:rPr>
+          <w:rFonts w:ascii="Calibri" w:hAnsi="Calibri"/>
+          <w:i/>
+          <w:color w:val="1A202C"/>
+          <w:sz w:val="20"/>
+        </w:rPr>
+        <w:t>Diseñar un acceso temporal con roles separados y reconstruirlo mediante ticket y logs correlacionados. Identificar campos faltantes, fuentes necesarias y una alerta que todavía requiere investigación.</w:t>
+      </w:r>
+    </w:p>
+    <w:p>
+      <w:pPr>
+        <w:spacing w:before="280" w:after="60" w:line="276" w:lineRule="auto"/>
+      </w:pPr>
+      <w:r>
+        <w:rPr>
+          <w:rFonts w:ascii="Calibri" w:hAnsi="Calibri"/>
+          <w:b/>
+          <w:color w:val="003366"/>
+          <w:sz w:val="25"/>
+        </w:rPr>
+        <w:t>Módulo 4: Seguridad de comunicaciones web y APIs (12 Horas | 3 Sesiones: 9 a 11)</w:t>
+      </w:r>
+    </w:p>
+    <w:p>
+      <w:pPr>
+        <w:spacing w:before="0" w:after="120" w:line="276" w:lineRule="auto"/>
+      </w:pPr>
+      <w:r>
+        <w:rPr>
+          <w:rFonts w:ascii="Calibri" w:hAnsi="Calibri"/>
+          <w:b/>
           <w:color w:val="4A5568"/>
           <w:sz w:val="21"/>
         </w:rPr>
-        <w:t xml:space="preserve">– </w:t>
+        <w:t xml:space="preserve">**Objetivo del módulo:** </w:t>
       </w:r>
       <w:r>
         <w:rPr>
@@ -1219,57 +3625,13 @@
           <w:color w:val="1A202C"/>
           <w:sz w:val="21"/>
         </w:rPr>
-        <w:t>Event Viewer de Windows: Análisis de Event IDs críticos (4624, 4625, 4672, 4720, 7045)</w:t>
+        <w:t>Explicar cómo se transporta y protege una comunicación web, qué valida TLS y dónde permanecen los riesgos.</w:t>
       </w:r>
     </w:p>
     <w:p>
       <w:pPr>
-        <w:spacing w:before="20" w:after="40" w:line="276" w:lineRule="auto"/>
-        <w:ind w:left="792"/>
-      </w:pPr>
-      <w:r>
-        <w:rPr>
-          <w:rFonts w:ascii="Calibri" w:hAnsi="Calibri"/>
-          <w:color w:val="4A5568"/>
-          <w:sz w:val="21"/>
-        </w:rPr>
-        <w:t xml:space="preserve">– </w:t>
-      </w:r>
-      <w:r>
-        <w:rPr>
-          <w:rFonts w:ascii="Calibri" w:hAnsi="Calibri"/>
-          <w:color w:val="1A202C"/>
-          <w:sz w:val="21"/>
-        </w:rPr>
-        <w:t>Registros de auditoría en Linux: Syslog, auth.log y registros de servidores web Apache/Nginx</w:t>
-      </w:r>
-    </w:p>
-    <w:p>
-      <w:pPr>
-        <w:spacing w:before="20" w:after="40" w:line="276" w:lineRule="auto"/>
-        <w:ind w:left="792"/>
-      </w:pPr>
-      <w:r>
-        <w:rPr>
-          <w:rFonts w:ascii="Calibri" w:hAnsi="Calibri"/>
-          <w:color w:val="4A5568"/>
-          <w:sz w:val="21"/>
-        </w:rPr>
-        <w:t xml:space="preserve">– </w:t>
-      </w:r>
-      <w:r>
-        <w:rPr>
-          <w:rFonts w:ascii="Calibri" w:hAnsi="Calibri"/>
-          <w:color w:val="1A202C"/>
-          <w:sz w:val="21"/>
-        </w:rPr>
-        <w:t>Normalización y centralización de registros mediante agentes de recolección de eventos</w:t>
-      </w:r>
-    </w:p>
-    <w:p>
-      <w:pPr>
-        <w:spacing w:before="60" w:after="40" w:line="276" w:lineRule="auto"/>
-        <w:ind w:left="360"/>
+        <w:spacing w:before="80" w:after="40" w:line="276" w:lineRule="auto"/>
+        <w:ind w:left="288"/>
       </w:pPr>
       <w:r>
         <w:rPr>
@@ -1287,41 +3649,42 @@
           <w:color w:val="1A202C"/>
           <w:sz w:val="22"/>
         </w:rPr>
-        <w:t>Despliegue y Operación Práctica en Plataforma SIEM (Wazuh / Splunk)</w:t>
+        <w:t>4.1 Criptografía y protección de datos</w:t>
       </w:r>
     </w:p>
     <w:p>
       <w:pPr>
         <w:spacing w:before="20" w:after="40" w:line="276" w:lineRule="auto"/>
-        <w:ind w:left="792"/>
-      </w:pPr>
-      <w:r>
-        <w:rPr>
-          <w:rFonts w:ascii="Calibri" w:hAnsi="Calibri"/>
+        <w:ind w:left="576"/>
+      </w:pPr>
+      <w:r>
+        <w:rPr>
+          <w:rFonts w:ascii="Calibri" w:hAnsi="Calibri"/>
+          <w:b/>
           <w:color w:val="4A5568"/>
-          <w:sz w:val="21"/>
-        </w:rPr>
-        <w:t xml:space="preserve">– </w:t>
+          <w:sz w:val="20"/>
+        </w:rPr>
+        <w:t xml:space="preserve">**Indicador de logro:** </w:t>
       </w:r>
       <w:r>
         <w:rPr>
           <w:rFonts w:ascii="Calibri" w:hAnsi="Calibri"/>
           <w:color w:val="1A202C"/>
-          <w:sz w:val="21"/>
-        </w:rPr>
-        <w:t>Instalación de agentes SIEM en clientes Windows y Linux en laboratorio virtual</w:t>
+          <w:sz w:val="20"/>
+        </w:rPr>
+        <w:t>Distingue cifrado, hash y firma y explica el papel de las claves.</w:t>
       </w:r>
     </w:p>
     <w:p>
       <w:pPr>
-        <w:spacing w:before="20" w:after="40" w:line="276" w:lineRule="auto"/>
-        <w:ind w:left="792"/>
+        <w:spacing w:before="20" w:after="20" w:line="276" w:lineRule="auto"/>
+        <w:ind w:left="864"/>
       </w:pPr>
       <w:r>
         <w:rPr>
           <w:rFonts w:ascii="Calibri" w:hAnsi="Calibri"/>
           <w:color w:val="4A5568"/>
-          <w:sz w:val="21"/>
+          <w:sz w:val="19"/>
         </w:rPr>
         <w:t xml:space="preserve">– </w:t>
       </w:r>
@@ -1329,21 +3692,21 @@
         <w:rPr>
           <w:rFonts w:ascii="Calibri" w:hAnsi="Calibri"/>
           <w:color w:val="1A202C"/>
-          <w:sz w:val="21"/>
-        </w:rPr>
-        <w:t>Creación de tableros de visualización, filtros de búsqueda y reglas de detección personalizadas</w:t>
+          <w:sz w:val="19"/>
+        </w:rPr>
+        <w:t>Conceptos fundamentales: texto en claro, algoritmo criptográfico, clave de seguridad, cifrado y descifrado</w:t>
       </w:r>
     </w:p>
     <w:p>
       <w:pPr>
-        <w:spacing w:before="20" w:after="40" w:line="276" w:lineRule="auto"/>
-        <w:ind w:left="792"/>
+        <w:spacing w:before="20" w:after="20" w:line="276" w:lineRule="auto"/>
+        <w:ind w:left="864"/>
       </w:pPr>
       <w:r>
         <w:rPr>
           <w:rFonts w:ascii="Calibri" w:hAnsi="Calibri"/>
           <w:color w:val="4A5568"/>
-          <w:sz w:val="21"/>
+          <w:sz w:val="19"/>
         </w:rPr>
         <w:t xml:space="preserve">– </w:t>
       </w:r>
@@ -1351,15 +3714,59 @@
         <w:rPr>
           <w:rFonts w:ascii="Calibri" w:hAnsi="Calibri"/>
           <w:color w:val="1A202C"/>
-          <w:sz w:val="21"/>
-        </w:rPr>
-        <w:t>Correlación en tiempo real de eventos de autenticación sospechosa y modificaciones no autorizadas</w:t>
+          <w:sz w:val="19"/>
+        </w:rPr>
+        <w:t>Cifrado simétrico (AES) vs. asimétrico (RSA/ECC), intercambio de claves Diffie-Hellman y firmas digitales</w:t>
       </w:r>
     </w:p>
     <w:p>
       <w:pPr>
-        <w:spacing w:before="60" w:after="40" w:line="276" w:lineRule="auto"/>
-        <w:ind w:left="360"/>
+        <w:spacing w:before="20" w:after="20" w:line="276" w:lineRule="auto"/>
+        <w:ind w:left="864"/>
+      </w:pPr>
+      <w:r>
+        <w:rPr>
+          <w:rFonts w:ascii="Calibri" w:hAnsi="Calibri"/>
+          <w:color w:val="4A5568"/>
+          <w:sz w:val="19"/>
+        </w:rPr>
+        <w:t xml:space="preserve">– </w:t>
+      </w:r>
+      <w:r>
+        <w:rPr>
+          <w:rFonts w:ascii="Calibri" w:hAnsi="Calibri"/>
+          <w:color w:val="1A202C"/>
+          <w:sz w:val="19"/>
+        </w:rPr>
+        <w:t>Protección de datos en tránsito (TLS) y datos en reposo (cifrado de discos y bases de datos); gestión de claves</w:t>
+      </w:r>
+    </w:p>
+    <w:p>
+      <w:pPr>
+        <w:spacing w:before="20" w:after="20" w:line="276" w:lineRule="auto"/>
+        <w:ind w:left="864"/>
+      </w:pPr>
+      <w:r>
+        <w:rPr>
+          <w:rFonts w:ascii="Calibri" w:hAnsi="Calibri"/>
+          <w:color w:val="4A5568"/>
+          <w:sz w:val="19"/>
+        </w:rPr>
+        <w:t xml:space="preserve">– </w:t>
+      </w:r>
+      <w:r>
+        <w:rPr>
+          <w:rFonts w:ascii="Calibri" w:hAnsi="Calibri"/>
+          <w:color w:val="1A202C"/>
+          <w:sz w:val="19"/>
+        </w:rPr>
+        <w:t>Aclaraciones técnicas: una función hash no es cifrado reversible; cifrar no garantiza disponibilidad ni autorización</w:t>
+      </w:r>
+    </w:p>
+    <w:p>
+      <w:pPr>
+        <w:spacing w:before="80" w:after="40" w:line="276" w:lineRule="auto"/>
+        <w:ind w:left="288"/>
       </w:pPr>
       <w:r>
         <w:rPr>
@@ -1377,41 +3784,42 @@
           <w:color w:val="1A202C"/>
           <w:sz w:val="22"/>
         </w:rPr>
-        <w:t>Triaje de Alertas y Gestión de Falsos Positivos</w:t>
+        <w:t>4.2 HTTP, HTTPS, TLS y certificados</w:t>
       </w:r>
     </w:p>
     <w:p>
       <w:pPr>
         <w:spacing w:before="20" w:after="40" w:line="276" w:lineRule="auto"/>
-        <w:ind w:left="792"/>
-      </w:pPr>
-      <w:r>
-        <w:rPr>
-          <w:rFonts w:ascii="Calibri" w:hAnsi="Calibri"/>
+        <w:ind w:left="576"/>
+      </w:pPr>
+      <w:r>
+        <w:rPr>
+          <w:rFonts w:ascii="Calibri" w:hAnsi="Calibri"/>
+          <w:b/>
           <w:color w:val="4A5568"/>
-          <w:sz w:val="21"/>
-        </w:rPr>
-        <w:t xml:space="preserve">– </w:t>
+          <w:sz w:val="20"/>
+        </w:rPr>
+        <w:t xml:space="preserve">**Indicador de logro:** </w:t>
       </w:r>
       <w:r>
         <w:rPr>
           <w:rFonts w:ascii="Calibri" w:hAnsi="Calibri"/>
           <w:color w:val="1A202C"/>
-          <w:sz w:val="21"/>
-        </w:rPr>
-        <w:t>Criterios técnicos para distinguir falsos positivos de intrusiones verídicas</w:t>
+          <w:sz w:val="20"/>
+        </w:rPr>
+        <w:t>Describe el establecimiento conceptual de una conexión HTTPS.</w:t>
       </w:r>
     </w:p>
     <w:p>
       <w:pPr>
-        <w:spacing w:before="20" w:after="40" w:line="276" w:lineRule="auto"/>
-        <w:ind w:left="792"/>
+        <w:spacing w:before="20" w:after="20" w:line="276" w:lineRule="auto"/>
+        <w:ind w:left="864"/>
       </w:pPr>
       <w:r>
         <w:rPr>
           <w:rFonts w:ascii="Calibri" w:hAnsi="Calibri"/>
           <w:color w:val="4A5568"/>
-          <w:sz w:val="21"/>
+          <w:sz w:val="19"/>
         </w:rPr>
         <w:t xml:space="preserve">– </w:t>
       </w:r>
@@ -1419,21 +3827,21 @@
         <w:rPr>
           <w:rFonts w:ascii="Calibri" w:hAnsi="Calibri"/>
           <w:color w:val="1A202C"/>
-          <w:sz w:val="21"/>
-        </w:rPr>
-        <w:t>Enriquecimiento de alertas con Indicadores de Compromiso (IOCs) y bases de reputación</w:t>
+          <w:sz w:val="19"/>
+        </w:rPr>
+        <w:t>Estructura del protocolo HTTP: solicitud y respuesta, URL, métodos (GET, POST), códigos de estado (200, 401, 403, 500) y cabeceras</w:t>
       </w:r>
     </w:p>
     <w:p>
       <w:pPr>
-        <w:spacing w:before="20" w:after="40" w:line="276" w:lineRule="auto"/>
-        <w:ind w:left="792"/>
+        <w:spacing w:before="20" w:after="20" w:line="276" w:lineRule="auto"/>
+        <w:ind w:left="864"/>
       </w:pPr>
       <w:r>
         <w:rPr>
           <w:rFonts w:ascii="Calibri" w:hAnsi="Calibri"/>
           <w:color w:val="4A5568"/>
-          <w:sz w:val="21"/>
+          <w:sz w:val="19"/>
         </w:rPr>
         <w:t xml:space="preserve">– </w:t>
       </w:r>
@@ -1441,51 +3849,59 @@
         <w:rPr>
           <w:rFonts w:ascii="Calibri" w:hAnsi="Calibri"/>
           <w:color w:val="1A202C"/>
-          <w:sz w:val="21"/>
-        </w:rPr>
-        <w:t>Evaluación práctica del Módulo 3 (Simulación de turno de guardia SOC y reporte formal de tickets)</w:t>
+          <w:sz w:val="19"/>
+        </w:rPr>
+        <w:t>Funcionamiento de HTTPS sobre TLS: negociación de parámetros (handshake), autenticación del servidor y acuerdo de claves</w:t>
       </w:r>
     </w:p>
     <w:p>
       <w:pPr>
-        <w:spacing w:before="280" w:after="80" w:line="276" w:lineRule="auto"/>
-      </w:pPr>
-      <w:r>
-        <w:rPr>
-          <w:rFonts w:ascii="Calibri" w:hAnsi="Calibri"/>
-          <w:b/>
-          <w:color w:val="003366"/>
-          <w:sz w:val="26"/>
-        </w:rPr>
-        <w:t>Módulo 4: Detección de Amenazas, Análisis de Malware, Phishing y Vulnerabilidades (16 Horas: 12h Virtuales / 4h Presenciales)</w:t>
+        <w:spacing w:before="20" w:after="20" w:line="276" w:lineRule="auto"/>
+        <w:ind w:left="864"/>
+      </w:pPr>
+      <w:r>
+        <w:rPr>
+          <w:rFonts w:ascii="Calibri" w:hAnsi="Calibri"/>
+          <w:color w:val="4A5568"/>
+          <w:sz w:val="19"/>
+        </w:rPr>
+        <w:t xml:space="preserve">– </w:t>
+      </w:r>
+      <w:r>
+        <w:rPr>
+          <w:rFonts w:ascii="Calibri" w:hAnsi="Calibri"/>
+          <w:color w:val="1A202C"/>
+          <w:sz w:val="19"/>
+        </w:rPr>
+        <w:t>Estructura del certificado digital X.509: vinculación de identidad con clave pública, nombre de dominio (SAN), emisor y vigencia</w:t>
       </w:r>
     </w:p>
     <w:p>
       <w:pPr>
-        <w:spacing w:before="0" w:after="120" w:line="276" w:lineRule="auto"/>
-      </w:pPr>
-      <w:r>
-        <w:rPr>
-          <w:rFonts w:ascii="Calibri" w:hAnsi="Calibri"/>
-          <w:b/>
+        <w:spacing w:before="20" w:after="20" w:line="276" w:lineRule="auto"/>
+        <w:ind w:left="864"/>
+      </w:pPr>
+      <w:r>
+        <w:rPr>
+          <w:rFonts w:ascii="Calibri" w:hAnsi="Calibri"/>
           <w:color w:val="4A5568"/>
-          <w:sz w:val="22"/>
-        </w:rPr>
-        <w:t xml:space="preserve">**Indicador de logro:** </w:t>
+          <w:sz w:val="19"/>
+        </w:rPr>
+        <w:t xml:space="preserve">– </w:t>
       </w:r>
       <w:r>
         <w:rPr>
           <w:rFonts w:ascii="Calibri" w:hAnsi="Calibri"/>
           <w:color w:val="1A202C"/>
-          <w:sz w:val="22"/>
-        </w:rPr>
-        <w:t>Identifica campañas de ingeniería social, analiza cabeceras de correos fraudulentos y ejecuta escaneos de vulnerabilidades emitiendo recomendaciones de mitigación técnica viables.</w:t>
+          <w:sz w:val="19"/>
+        </w:rPr>
+        <w:t>Criterio de seguridad: la presencia de un certificado SSL/TLS no prueba que el contenido del sitio web sea legítimo u honesto</w:t>
       </w:r>
     </w:p>
     <w:p>
       <w:pPr>
-        <w:spacing w:before="60" w:after="40" w:line="276" w:lineRule="auto"/>
-        <w:ind w:left="360"/>
+        <w:spacing w:before="80" w:after="40" w:line="276" w:lineRule="auto"/>
+        <w:ind w:left="288"/>
       </w:pPr>
       <w:r>
         <w:rPr>
@@ -1503,41 +3919,42 @@
           <w:color w:val="1A202C"/>
           <w:sz w:val="22"/>
         </w:rPr>
-        <w:t>Anatomía del Malware y Vectores de Infección</w:t>
+        <w:t>4.3 Cadena de confianza y autoridades certificadoras</w:t>
       </w:r>
     </w:p>
     <w:p>
       <w:pPr>
         <w:spacing w:before="20" w:after="40" w:line="276" w:lineRule="auto"/>
-        <w:ind w:left="792"/>
-      </w:pPr>
-      <w:r>
-        <w:rPr>
-          <w:rFonts w:ascii="Calibri" w:hAnsi="Calibri"/>
+        <w:ind w:left="576"/>
+      </w:pPr>
+      <w:r>
+        <w:rPr>
+          <w:rFonts w:ascii="Calibri" w:hAnsi="Calibri"/>
+          <w:b/>
           <w:color w:val="4A5568"/>
-          <w:sz w:val="21"/>
-        </w:rPr>
-        <w:t xml:space="preserve">– </w:t>
+          <w:sz w:val="20"/>
+        </w:rPr>
+        <w:t xml:space="preserve">**Indicador de logro:** </w:t>
       </w:r>
       <w:r>
         <w:rPr>
           <w:rFonts w:ascii="Calibri" w:hAnsi="Calibri"/>
           <w:color w:val="1A202C"/>
-          <w:sz w:val="21"/>
-        </w:rPr>
-        <w:t>Clasificación técnica de malware: Ransomware, Troyanos, InfoStealers, Gusanos y Rootkits</w:t>
+          <w:sz w:val="20"/>
+        </w:rPr>
+        <w:t>Explica por qué un certificado es aceptado o rechazado por un cliente.</w:t>
       </w:r>
     </w:p>
     <w:p>
       <w:pPr>
-        <w:spacing w:before="20" w:after="40" w:line="276" w:lineRule="auto"/>
-        <w:ind w:left="792"/>
+        <w:spacing w:before="20" w:after="20" w:line="276" w:lineRule="auto"/>
+        <w:ind w:left="864"/>
       </w:pPr>
       <w:r>
         <w:rPr>
           <w:rFonts w:ascii="Calibri" w:hAnsi="Calibri"/>
           <w:color w:val="4A5568"/>
-          <w:sz w:val="21"/>
+          <w:sz w:val="19"/>
         </w:rPr>
         <w:t xml:space="preserve">– </w:t>
       </w:r>
@@ -1545,21 +3962,21 @@
         <w:rPr>
           <w:rFonts w:ascii="Calibri" w:hAnsi="Calibri"/>
           <w:color w:val="1A202C"/>
-          <w:sz w:val="21"/>
-        </w:rPr>
-        <w:t>Técnicas de evasión de antivirus: ofuscación, empaquetado y persistencia en el registro</w:t>
+          <w:sz w:val="19"/>
+        </w:rPr>
+        <w:t>Jerarquía de confianza: Autoridad Certificadora (CA) raíz, CAs intermedias y almacén de certificados de confianza del sistema</w:t>
       </w:r>
     </w:p>
     <w:p>
       <w:pPr>
-        <w:spacing w:before="20" w:after="40" w:line="276" w:lineRule="auto"/>
-        <w:ind w:left="792"/>
+        <w:spacing w:before="20" w:after="20" w:line="276" w:lineRule="auto"/>
+        <w:ind w:left="864"/>
       </w:pPr>
       <w:r>
         <w:rPr>
           <w:rFonts w:ascii="Calibri" w:hAnsi="Calibri"/>
           <w:color w:val="4A5568"/>
-          <w:sz w:val="21"/>
+          <w:sz w:val="19"/>
         </w:rPr>
         <w:t xml:space="preserve">– </w:t>
       </w:r>
@@ -1567,15 +3984,59 @@
         <w:rPr>
           <w:rFonts w:ascii="Calibri" w:hAnsi="Calibri"/>
           <w:color w:val="1A202C"/>
-          <w:sz w:val="21"/>
-        </w:rPr>
-        <w:t>Análisis estático seguro: cálculo de hashes, extracción de cadenas (strings) e inspección en VirusTotal</w:t>
+          <w:sz w:val="19"/>
+        </w:rPr>
+        <w:t>Criterios de validación del cliente: coincidencia exacta del nombre de host, periodo de vigencia y listas de revocación (CRL/OCSP)</w:t>
       </w:r>
     </w:p>
     <w:p>
       <w:pPr>
-        <w:spacing w:before="60" w:after="40" w:line="276" w:lineRule="auto"/>
-        <w:ind w:left="360"/>
+        <w:spacing w:before="20" w:after="20" w:line="276" w:lineRule="auto"/>
+        <w:ind w:left="864"/>
+      </w:pPr>
+      <w:r>
+        <w:rPr>
+          <w:rFonts w:ascii="Calibri" w:hAnsi="Calibri"/>
+          <w:color w:val="4A5568"/>
+          <w:sz w:val="19"/>
+        </w:rPr>
+        <w:t xml:space="preserve">– </w:t>
+      </w:r>
+      <w:r>
+        <w:rPr>
+          <w:rFonts w:ascii="Calibri" w:hAnsi="Calibri"/>
+          <w:color w:val="1A202C"/>
+          <w:sz w:val="19"/>
+        </w:rPr>
+        <w:t>Certificados públicos comerciales vs. certificados autofirmados de laboratorio; configuración de confianza</w:t>
+      </w:r>
+    </w:p>
+    <w:p>
+      <w:pPr>
+        <w:spacing w:before="20" w:after="20" w:line="276" w:lineRule="auto"/>
+        <w:ind w:left="864"/>
+      </w:pPr>
+      <w:r>
+        <w:rPr>
+          <w:rFonts w:ascii="Calibri" w:hAnsi="Calibri"/>
+          <w:color w:val="4A5568"/>
+          <w:sz w:val="19"/>
+        </w:rPr>
+        <w:t xml:space="preserve">– </w:t>
+      </w:r>
+      <w:r>
+        <w:rPr>
+          <w:rFonts w:ascii="Calibri" w:hAnsi="Calibri"/>
+          <w:color w:val="1A202C"/>
+          <w:sz w:val="19"/>
+        </w:rPr>
+        <w:t>Gestión de certificados: emisión, renovación programada y riesgo operacional de ignorar advertencias del navegador</w:t>
+      </w:r>
+    </w:p>
+    <w:p>
+      <w:pPr>
+        <w:spacing w:before="80" w:after="40" w:line="276" w:lineRule="auto"/>
+        <w:ind w:left="288"/>
       </w:pPr>
       <w:r>
         <w:rPr>
@@ -1593,41 +4054,42 @@
           <w:color w:val="1A202C"/>
           <w:sz w:val="22"/>
         </w:rPr>
-        <w:t>Análisis de Correos Maliciosos y Campañas de Phishing</w:t>
+        <w:t>4.4 Exposición y componentes del recorrido web</w:t>
       </w:r>
     </w:p>
     <w:p>
       <w:pPr>
         <w:spacing w:before="20" w:after="40" w:line="276" w:lineRule="auto"/>
-        <w:ind w:left="792"/>
-      </w:pPr>
-      <w:r>
-        <w:rPr>
-          <w:rFonts w:ascii="Calibri" w:hAnsi="Calibri"/>
+        <w:ind w:left="576"/>
+      </w:pPr>
+      <w:r>
+        <w:rPr>
+          <w:rFonts w:ascii="Calibri" w:hAnsi="Calibri"/>
+          <w:b/>
           <w:color w:val="4A5568"/>
-          <w:sz w:val="21"/>
-        </w:rPr>
-        <w:t xml:space="preserve">– </w:t>
+          <w:sz w:val="20"/>
+        </w:rPr>
+        <w:t xml:space="preserve">**Indicador de logro:** </w:t>
       </w:r>
       <w:r>
         <w:rPr>
           <w:rFonts w:ascii="Calibri" w:hAnsi="Calibri"/>
           <w:color w:val="1A202C"/>
-          <w:sz w:val="21"/>
-        </w:rPr>
-        <w:t>Inspección de cabeceras SMTP (Received, Return-Path, Message-ID) para rastrear origen real</w:t>
+          <w:sz w:val="20"/>
+        </w:rPr>
+        <w:t>Identifica la función de cada componente y los datos que puede observar.</w:t>
       </w:r>
     </w:p>
     <w:p>
       <w:pPr>
-        <w:spacing w:before="20" w:after="40" w:line="276" w:lineRule="auto"/>
-        <w:ind w:left="792"/>
+        <w:spacing w:before="20" w:after="20" w:line="276" w:lineRule="auto"/>
+        <w:ind w:left="864"/>
       </w:pPr>
       <w:r>
         <w:rPr>
           <w:rFonts w:ascii="Calibri" w:hAnsi="Calibri"/>
           <w:color w:val="4A5568"/>
-          <w:sz w:val="21"/>
+          <w:sz w:val="19"/>
         </w:rPr>
         <w:t xml:space="preserve">– </w:t>
       </w:r>
@@ -1635,21 +4097,21 @@
         <w:rPr>
           <w:rFonts w:ascii="Calibri" w:hAnsi="Calibri"/>
           <w:color w:val="1A202C"/>
-          <w:sz w:val="21"/>
-        </w:rPr>
-        <w:t>Mecanismos de autenticación de correo corporativo: SPF, DKIM y políticas DMARC</w:t>
+          <w:sz w:val="19"/>
+        </w:rPr>
+        <w:t>Direccionamiento y resolución: direcciones IP públicas y privadas (RFC 1918), servidores DNS y registros A, AAAA y CNAME</w:t>
       </w:r>
     </w:p>
     <w:p>
       <w:pPr>
-        <w:spacing w:before="20" w:after="40" w:line="276" w:lineRule="auto"/>
-        <w:ind w:left="792"/>
+        <w:spacing w:before="20" w:after="20" w:line="276" w:lineRule="auto"/>
+        <w:ind w:left="864"/>
       </w:pPr>
       <w:r>
         <w:rPr>
           <w:rFonts w:ascii="Calibri" w:hAnsi="Calibri"/>
           <w:color w:val="4A5568"/>
-          <w:sz w:val="21"/>
+          <w:sz w:val="19"/>
         </w:rPr>
         <w:t xml:space="preserve">– </w:t>
       </w:r>
@@ -1657,15 +4119,59 @@
         <w:rPr>
           <w:rFonts w:ascii="Calibri" w:hAnsi="Calibri"/>
           <w:color w:val="1A202C"/>
-          <w:sz w:val="21"/>
-        </w:rPr>
-        <w:t>Extracción segura de enlaces fraudulentos y análisis de adjuntos mediante PhishTool y URLhaus</w:t>
+          <w:sz w:val="19"/>
+        </w:rPr>
+        <w:t>Dispositivos de borde: router (enrutamiento), firewall perimetral (control de tráfico) y proxy (intermediación de solicitudes)</w:t>
       </w:r>
     </w:p>
     <w:p>
       <w:pPr>
-        <w:spacing w:before="60" w:after="40" w:line="276" w:lineRule="auto"/>
-        <w:ind w:left="360"/>
+        <w:spacing w:before="20" w:after="20" w:line="276" w:lineRule="auto"/>
+        <w:ind w:left="864"/>
+      </w:pPr>
+      <w:r>
+        <w:rPr>
+          <w:rFonts w:ascii="Calibri" w:hAnsi="Calibri"/>
+          <w:color w:val="4A5568"/>
+          <w:sz w:val="19"/>
+        </w:rPr>
+        <w:t xml:space="preserve">– </w:t>
+      </w:r>
+      <w:r>
+        <w:rPr>
+          <w:rFonts w:ascii="Calibri" w:hAnsi="Calibri"/>
+          <w:color w:val="1A202C"/>
+          <w:sz w:val="19"/>
+        </w:rPr>
+        <w:t>Diferencias entre Proxy directo (Forward Proxy) y Proxy inverso (Reverse Proxy), traducción de direcciones NAT y WAN</w:t>
+      </w:r>
+    </w:p>
+    <w:p>
+      <w:pPr>
+        <w:spacing w:before="20" w:after="20" w:line="276" w:lineRule="auto"/>
+        <w:ind w:left="864"/>
+      </w:pPr>
+      <w:r>
+        <w:rPr>
+          <w:rFonts w:ascii="Calibri" w:hAnsi="Calibri"/>
+          <w:color w:val="4A5568"/>
+          <w:sz w:val="19"/>
+        </w:rPr>
+        <w:t xml:space="preserve">– </w:t>
+      </w:r>
+      <w:r>
+        <w:rPr>
+          <w:rFonts w:ascii="Calibri" w:hAnsi="Calibri"/>
+          <w:color w:val="1A202C"/>
+          <w:sz w:val="19"/>
+        </w:rPr>
+        <w:t>Visibilidad de metadatos: la información que TLS no oculta (SNI, IP destino) y la inspección de contenido en terminación TLS</w:t>
+      </w:r>
+    </w:p>
+    <w:p>
+      <w:pPr>
+        <w:spacing w:before="80" w:after="40" w:line="276" w:lineRule="auto"/>
+        <w:ind w:left="288"/>
       </w:pPr>
       <w:r>
         <w:rPr>
@@ -1683,21 +4189,170 @@
           <w:color w:val="1A202C"/>
           <w:sz w:val="22"/>
         </w:rPr>
-        <w:t>Gestión y Escaneo de Vulnerabilidades Corporativas</w:t>
+        <w:t>4.5 APIs y límites de seguridad</w:t>
       </w:r>
     </w:p>
     <w:p>
       <w:pPr>
         <w:spacing w:before="20" w:after="40" w:line="276" w:lineRule="auto"/>
-        <w:ind w:left="792"/>
-      </w:pPr>
-      <w:r>
-        <w:rPr>
-          <w:rFonts w:ascii="Calibri" w:hAnsi="Calibri"/>
+        <w:ind w:left="576"/>
+      </w:pPr>
+      <w:r>
+        <w:rPr>
+          <w:rFonts w:ascii="Calibri" w:hAnsi="Calibri"/>
+          <w:b/>
+          <w:color w:val="4A5568"/>
+          <w:sz w:val="20"/>
+        </w:rPr>
+        <w:t xml:space="preserve">**Indicador de logro:** </w:t>
+      </w:r>
+      <w:r>
+        <w:rPr>
+          <w:rFonts w:ascii="Calibri" w:hAnsi="Calibri"/>
+          <w:color w:val="1A202C"/>
+          <w:sz w:val="20"/>
+        </w:rPr>
+        <w:t>Reconoce un recurso expuesto y propone controles básicos sobre su uso.</w:t>
+      </w:r>
+    </w:p>
+    <w:p>
+      <w:pPr>
+        <w:spacing w:before="20" w:after="20" w:line="276" w:lineRule="auto"/>
+        <w:ind w:left="864"/>
+      </w:pPr>
+      <w:r>
+        <w:rPr>
+          <w:rFonts w:ascii="Calibri" w:hAnsi="Calibri"/>
+          <w:color w:val="4A5568"/>
+          <w:sz w:val="19"/>
+        </w:rPr>
+        <w:t xml:space="preserve">– </w:t>
+      </w:r>
+      <w:r>
+        <w:rPr>
+          <w:rFonts w:ascii="Calibri" w:hAnsi="Calibri"/>
+          <w:color w:val="1A202C"/>
+          <w:sz w:val="19"/>
+        </w:rPr>
+        <w:t>Arquitectura de APIs REST: endpoints, métodos HTTP, peticiones con parámetros y cuerpos en formato JSON</w:t>
+      </w:r>
+    </w:p>
+    <w:p>
+      <w:pPr>
+        <w:spacing w:before="20" w:after="20" w:line="276" w:lineRule="auto"/>
+        <w:ind w:left="864"/>
+      </w:pPr>
+      <w:r>
+        <w:rPr>
+          <w:rFonts w:ascii="Calibri" w:hAnsi="Calibri"/>
+          <w:color w:val="4A5568"/>
+          <w:sz w:val="19"/>
+        </w:rPr>
+        <w:t xml:space="preserve">– </w:t>
+      </w:r>
+      <w:r>
+        <w:rPr>
+          <w:rFonts w:ascii="Calibri" w:hAnsi="Calibri"/>
+          <w:color w:val="1A202C"/>
+          <w:sz w:val="19"/>
+        </w:rPr>
+        <w:t>Mecanismos de control: autenticación por API keys/tokens Bearer, autorización a nivel de función y de objeto</w:t>
+      </w:r>
+    </w:p>
+    <w:p>
+      <w:pPr>
+        <w:spacing w:before="20" w:after="20" w:line="276" w:lineRule="auto"/>
+        <w:ind w:left="864"/>
+      </w:pPr>
+      <w:r>
+        <w:rPr>
+          <w:rFonts w:ascii="Calibri" w:hAnsi="Calibri"/>
+          <w:color w:val="4A5568"/>
+          <w:sz w:val="19"/>
+        </w:rPr>
+        <w:t xml:space="preserve">– </w:t>
+      </w:r>
+      <w:r>
+        <w:rPr>
+          <w:rFonts w:ascii="Calibri" w:hAnsi="Calibri"/>
+          <w:color w:val="1A202C"/>
+          <w:sz w:val="19"/>
+        </w:rPr>
+        <w:t>Validación de entradas, límites de tasa de consumo (Rate Limiting) y registro de actividad</w:t>
+      </w:r>
+    </w:p>
+    <w:p>
+      <w:pPr>
+        <w:spacing w:before="20" w:after="20" w:line="276" w:lineRule="auto"/>
+        <w:ind w:left="864"/>
+      </w:pPr>
+      <w:r>
+        <w:rPr>
+          <w:rFonts w:ascii="Calibri" w:hAnsi="Calibri"/>
+          <w:color w:val="4A5568"/>
+          <w:sz w:val="19"/>
+        </w:rPr>
+        <w:t xml:space="preserve">– </w:t>
+      </w:r>
+      <w:r>
+        <w:rPr>
+          <w:rFonts w:ascii="Calibri" w:hAnsi="Calibri"/>
+          <w:color w:val="1A202C"/>
+          <w:sz w:val="19"/>
+        </w:rPr>
+        <w:t>Vulnerabilidades comunes: fuga de tokens, exposición excesiva de datos; HTTPS protege el canal pero no la lógica de acceso</w:t>
+      </w:r>
+    </w:p>
+    <w:p>
+      <w:pPr>
+        <w:spacing w:before="80" w:after="200" w:line="276" w:lineRule="auto"/>
+        <w:ind w:left="288"/>
+      </w:pPr>
+      <w:r>
+        <w:rPr>
+          <w:rFonts w:ascii="Calibri" w:hAnsi="Calibri"/>
+          <w:b/>
+          <w:color w:val="003366"/>
+          <w:sz w:val="20"/>
+        </w:rPr>
+        <w:t xml:space="preserve">**Aplicación y evidencia del módulo:** </w:t>
+      </w:r>
+      <w:r>
+        <w:rPr>
+          <w:rFonts w:ascii="Calibri" w:hAnsi="Calibri"/>
+          <w:i/>
+          <w:color w:val="1A202C"/>
+          <w:sz w:val="20"/>
+        </w:rPr>
+        <w:t>Trazar navegador, DNS, router, firewall, proxy y servidor; revisar un certificado y una petición de API de ejemplo sin usar credenciales reales.</w:t>
+      </w:r>
+    </w:p>
+    <w:p>
+      <w:pPr>
+        <w:spacing w:before="280" w:after="60" w:line="276" w:lineRule="auto"/>
+      </w:pPr>
+      <w:r>
+        <w:rPr>
+          <w:rFonts w:ascii="Calibri" w:hAnsi="Calibri"/>
+          <w:b/>
+          <w:color w:val="003366"/>
+          <w:sz w:val="25"/>
+        </w:rPr>
+        <w:t>Módulo 5: Ciclo de vida y gestión de vulnerabilidades (12 Horas | 3 Sesiones: 12 a 14)</w:t>
+      </w:r>
+    </w:p>
+    <w:p>
+      <w:pPr>
+        <w:spacing w:before="0" w:after="120" w:line="276" w:lineRule="auto"/>
+      </w:pPr>
+      <w:r>
+        <w:rPr>
+          <w:rFonts w:ascii="Calibri" w:hAnsi="Calibri"/>
+          <w:b/>
           <w:color w:val="4A5568"/>
           <w:sz w:val="21"/>
         </w:rPr>
-        <w:t xml:space="preserve">– </w:t>
+        <w:t xml:space="preserve">**Objetivo del módulo:** </w:t>
       </w:r>
       <w:r>
         <w:rPr>
@@ -1705,57 +4360,13 @@
           <w:color w:val="1A202C"/>
           <w:sz w:val="21"/>
         </w:rPr>
-        <w:t>Ciclo de vida de la vulnerabilidad: descubrimiento, evaluación, priorización y remediación</w:t>
+        <w:t>Relacionar inventario, soporte, cambios y hallazgos para decidir entre actualizar, mitigar, sustituir o retirar.</w:t>
       </w:r>
     </w:p>
     <w:p>
       <w:pPr>
-        <w:spacing w:before="20" w:after="40" w:line="276" w:lineRule="auto"/>
-        <w:ind w:left="792"/>
-      </w:pPr>
-      <w:r>
-        <w:rPr>
-          <w:rFonts w:ascii="Calibri" w:hAnsi="Calibri"/>
-          <w:color w:val="4A5568"/>
-          <w:sz w:val="21"/>
-        </w:rPr>
-        <w:t xml:space="preserve">– </w:t>
-      </w:r>
-      <w:r>
-        <w:rPr>
-          <w:rFonts w:ascii="Calibri" w:hAnsi="Calibri"/>
-          <w:color w:val="1A202C"/>
-          <w:sz w:val="21"/>
-        </w:rPr>
-        <w:t>Puntuación de severidad según el estándar CVSS (Common Vulnerability Scoring System)</w:t>
-      </w:r>
-    </w:p>
-    <w:p>
-      <w:pPr>
-        <w:spacing w:before="20" w:after="40" w:line="276" w:lineRule="auto"/>
-        <w:ind w:left="792"/>
-      </w:pPr>
-      <w:r>
-        <w:rPr>
-          <w:rFonts w:ascii="Calibri" w:hAnsi="Calibri"/>
-          <w:color w:val="4A5568"/>
-          <w:sz w:val="21"/>
-        </w:rPr>
-        <w:t xml:space="preserve">– </w:t>
-      </w:r>
-      <w:r>
-        <w:rPr>
-          <w:rFonts w:ascii="Calibri" w:hAnsi="Calibri"/>
-          <w:color w:val="1A202C"/>
-          <w:sz w:val="21"/>
-        </w:rPr>
-        <w:t>Ejecución de escaneos de vulnerabilidades autenticados y no autenticados con OpenVAS / Greenbone</w:t>
-      </w:r>
-    </w:p>
-    <w:p>
-      <w:pPr>
-        <w:spacing w:before="60" w:after="40" w:line="276" w:lineRule="auto"/>
-        <w:ind w:left="360"/>
+        <w:spacing w:before="80" w:after="40" w:line="276" w:lineRule="auto"/>
+        <w:ind w:left="288"/>
       </w:pPr>
       <w:r>
         <w:rPr>
@@ -1773,41 +4384,42 @@
           <w:color w:val="1A202C"/>
           <w:sz w:val="22"/>
         </w:rPr>
-        <w:t>Taller Presencial de Detonación en Sandbox y Análisis de Amenazas (4 Horas en Kinal)</w:t>
+        <w:t>5.1 Activos de hardware</w:t>
       </w:r>
     </w:p>
     <w:p>
       <w:pPr>
         <w:spacing w:before="20" w:after="40" w:line="276" w:lineRule="auto"/>
-        <w:ind w:left="792"/>
-      </w:pPr>
-      <w:r>
-        <w:rPr>
-          <w:rFonts w:ascii="Calibri" w:hAnsi="Calibri"/>
+        <w:ind w:left="576"/>
+      </w:pPr>
+      <w:r>
+        <w:rPr>
+          <w:rFonts w:ascii="Calibri" w:hAnsi="Calibri"/>
+          <w:b/>
           <w:color w:val="4A5568"/>
-          <w:sz w:val="21"/>
-        </w:rPr>
-        <w:t xml:space="preserve">– </w:t>
+          <w:sz w:val="20"/>
+        </w:rPr>
+        <w:t xml:space="preserve">**Indicador de logro:** </w:t>
       </w:r>
       <w:r>
         <w:rPr>
           <w:rFonts w:ascii="Calibri" w:hAnsi="Calibri"/>
           <w:color w:val="1A202C"/>
-          <w:sz w:val="21"/>
-        </w:rPr>
-        <w:t>Configuración de entorno de análisis en máquinas virtuales aisladas (Sandbox)</w:t>
+          <w:sz w:val="20"/>
+        </w:rPr>
+        <w:t>Define un ciclo de vida con propietario, fechas y criterios de retiro.</w:t>
       </w:r>
     </w:p>
     <w:p>
       <w:pPr>
-        <w:spacing w:before="20" w:after="40" w:line="276" w:lineRule="auto"/>
-        <w:ind w:left="792"/>
+        <w:spacing w:before="20" w:after="20" w:line="276" w:lineRule="auto"/>
+        <w:ind w:left="864"/>
       </w:pPr>
       <w:r>
         <w:rPr>
           <w:rFonts w:ascii="Calibri" w:hAnsi="Calibri"/>
           <w:color w:val="4A5568"/>
-          <w:sz w:val="21"/>
+          <w:sz w:val="19"/>
         </w:rPr>
         <w:t xml:space="preserve">– </w:t>
       </w:r>
@@ -1815,21 +4427,21 @@
         <w:rPr>
           <w:rFonts w:ascii="Calibri" w:hAnsi="Calibri"/>
           <w:color w:val="1A202C"/>
-          <w:sz w:val="21"/>
-        </w:rPr>
-        <w:t>Detonación controlada de muestras de malware didáctico y monitoreo de procesos anómalos</w:t>
+          <w:sz w:val="19"/>
+        </w:rPr>
+        <w:t>Gestión del inventario de activos físicos: criticidad para el negocio, ubicación geográfica y custodio asignado</w:t>
       </w:r>
     </w:p>
     <w:p>
       <w:pPr>
-        <w:spacing w:before="20" w:after="40" w:line="276" w:lineRule="auto"/>
-        <w:ind w:left="792"/>
+        <w:spacing w:before="20" w:after="20" w:line="276" w:lineRule="auto"/>
+        <w:ind w:left="864"/>
       </w:pPr>
       <w:r>
         <w:rPr>
           <w:rFonts w:ascii="Calibri" w:hAnsi="Calibri"/>
           <w:color w:val="4A5568"/>
-          <w:sz w:val="21"/>
+          <w:sz w:val="19"/>
         </w:rPr>
         <w:t xml:space="preserve">– </w:t>
       </w:r>
@@ -1837,51 +4449,59 @@
         <w:rPr>
           <w:rFonts w:ascii="Calibri" w:hAnsi="Calibri"/>
           <w:color w:val="1A202C"/>
-          <w:sz w:val="21"/>
-        </w:rPr>
-        <w:t>Evaluación práctica del Módulo 4 (Informe técnico de análisis de phishing y plan de remediación)</w:t>
+          <w:sz w:val="19"/>
+        </w:rPr>
+        <w:t>Etapas del ciclo de vida del hardware: adquisición, recepción formal, puesta en operación, mantenimiento y retiro</w:t>
       </w:r>
     </w:p>
     <w:p>
       <w:pPr>
-        <w:spacing w:before="280" w:after="80" w:line="276" w:lineRule="auto"/>
-      </w:pPr>
-      <w:r>
-        <w:rPr>
-          <w:rFonts w:ascii="Calibri" w:hAnsi="Calibri"/>
-          <w:b/>
-          <w:color w:val="003366"/>
-          <w:sz w:val="26"/>
-        </w:rPr>
-        <w:t>Módulo 5: Respuesta a Incidentes, Simulación de Crisis (Blue Team) y Proyecto Capstone (16 Horas: 12h Virtuales / 4h Presenciales)</w:t>
+        <w:spacing w:before="20" w:after="20" w:line="276" w:lineRule="auto"/>
+        <w:ind w:left="864"/>
+      </w:pPr>
+      <w:r>
+        <w:rPr>
+          <w:rFonts w:ascii="Calibri" w:hAnsi="Calibri"/>
+          <w:color w:val="4A5568"/>
+          <w:sz w:val="19"/>
+        </w:rPr>
+        <w:t xml:space="preserve">– </w:t>
+      </w:r>
+      <w:r>
+        <w:rPr>
+          <w:rFonts w:ascii="Calibri" w:hAnsi="Calibri"/>
+          <w:color w:val="1A202C"/>
+          <w:sz w:val="19"/>
+        </w:rPr>
+        <w:t>Fechas críticas del fabricante: Fin de Venta (End of Sale), Fin de Vida Útil (EOL) y Fin de Soporte (EOS)</w:t>
       </w:r>
     </w:p>
     <w:p>
       <w:pPr>
-        <w:spacing w:before="0" w:after="120" w:line="276" w:lineRule="auto"/>
-      </w:pPr>
-      <w:r>
-        <w:rPr>
-          <w:rFonts w:ascii="Calibri" w:hAnsi="Calibri"/>
-          <w:b/>
+        <w:spacing w:before="20" w:after="20" w:line="276" w:lineRule="auto"/>
+        <w:ind w:left="864"/>
+      </w:pPr>
+      <w:r>
+        <w:rPr>
+          <w:rFonts w:ascii="Calibri" w:hAnsi="Calibri"/>
           <w:color w:val="4A5568"/>
-          <w:sz w:val="22"/>
-        </w:rPr>
-        <w:t xml:space="preserve">**Indicador de logro:** </w:t>
+          <w:sz w:val="19"/>
+        </w:rPr>
+        <w:t xml:space="preserve">– </w:t>
       </w:r>
       <w:r>
         <w:rPr>
           <w:rFonts w:ascii="Calibri" w:hAnsi="Calibri"/>
           <w:color w:val="1A202C"/>
-          <w:sz w:val="22"/>
-        </w:rPr>
-        <w:t>Ejecuta las fases de contención, erradicación y documentación de un incidente de seguridad digital conforme al marco NIST SP 800-61, sustentando el informe técnico de cierre y lecciones aprendidas.</w:t>
+          <w:sz w:val="19"/>
+        </w:rPr>
+        <w:t>Criterio de análisis: antigüedad no equivale automáticamente a vulnerabilidad; protocolos de borrado seguro y desecho</w:t>
       </w:r>
     </w:p>
     <w:p>
       <w:pPr>
-        <w:spacing w:before="60" w:after="40" w:line="276" w:lineRule="auto"/>
-        <w:ind w:left="360"/>
+        <w:spacing w:before="80" w:after="40" w:line="276" w:lineRule="auto"/>
+        <w:ind w:left="288"/>
       </w:pPr>
       <w:r>
         <w:rPr>
@@ -1899,41 +4519,42 @@
           <w:color w:val="1A202C"/>
           <w:sz w:val="22"/>
         </w:rPr>
-        <w:t>Marco de Respuesta a Incidentes (NIST SP 800-61 Rev. 2)</w:t>
+        <w:t>5.2 Servicios tercerizados</w:t>
       </w:r>
     </w:p>
     <w:p>
       <w:pPr>
         <w:spacing w:before="20" w:after="40" w:line="276" w:lineRule="auto"/>
-        <w:ind w:left="792"/>
-      </w:pPr>
-      <w:r>
-        <w:rPr>
-          <w:rFonts w:ascii="Calibri" w:hAnsi="Calibri"/>
+        <w:ind w:left="576"/>
+      </w:pPr>
+      <w:r>
+        <w:rPr>
+          <w:rFonts w:ascii="Calibri" w:hAnsi="Calibri"/>
+          <w:b/>
           <w:color w:val="4A5568"/>
-          <w:sz w:val="21"/>
-        </w:rPr>
-        <w:t xml:space="preserve">– </w:t>
+          <w:sz w:val="20"/>
+        </w:rPr>
+        <w:t xml:space="preserve">**Indicador de logro:** </w:t>
       </w:r>
       <w:r>
         <w:rPr>
           <w:rFonts w:ascii="Calibri" w:hAnsi="Calibri"/>
           <w:color w:val="1A202C"/>
-          <w:sz w:val="21"/>
-        </w:rPr>
-        <w:t>Fases estándar: Preparación, Detección y Análisis, Contención, Erradicación, Recuperación y Lecciones</w:t>
+          <w:sz w:val="20"/>
+        </w:rPr>
+        <w:t>Establece seguimiento de cambios y compromisos de seguridad del proveedor.</w:t>
       </w:r>
     </w:p>
     <w:p>
       <w:pPr>
-        <w:spacing w:before="20" w:after="40" w:line="276" w:lineRule="auto"/>
-        <w:ind w:left="792"/>
+        <w:spacing w:before="20" w:after="20" w:line="276" w:lineRule="auto"/>
+        <w:ind w:left="864"/>
       </w:pPr>
       <w:r>
         <w:rPr>
           <w:rFonts w:ascii="Calibri" w:hAnsi="Calibri"/>
           <w:color w:val="4A5568"/>
-          <w:sz w:val="21"/>
+          <w:sz w:val="19"/>
         </w:rPr>
         <w:t xml:space="preserve">– </w:t>
       </w:r>
@@ -1941,21 +4562,21 @@
         <w:rPr>
           <w:rFonts w:ascii="Calibri" w:hAnsi="Calibri"/>
           <w:color w:val="1A202C"/>
-          <w:sz w:val="21"/>
-        </w:rPr>
-        <w:t>Técnicas de aislamiento urgente: desconexión de red, terminación de procesos y bloqueo en firewall</w:t>
+          <w:sz w:val="19"/>
+        </w:rPr>
+        <w:t>Gestión de proveedores de tecnología: evaluación de seguridad previa, contratación, seguimiento de cambios y salida</w:t>
       </w:r>
     </w:p>
     <w:p>
       <w:pPr>
-        <w:spacing w:before="20" w:after="40" w:line="276" w:lineRule="auto"/>
-        <w:ind w:left="792"/>
+        <w:spacing w:before="20" w:after="20" w:line="276" w:lineRule="auto"/>
+        <w:ind w:left="864"/>
       </w:pPr>
       <w:r>
         <w:rPr>
           <w:rFonts w:ascii="Calibri" w:hAnsi="Calibri"/>
           <w:color w:val="4A5568"/>
-          <w:sz w:val="21"/>
+          <w:sz w:val="19"/>
         </w:rPr>
         <w:t xml:space="preserve">– </w:t>
       </w:r>
@@ -1963,15 +4584,59 @@
         <w:rPr>
           <w:rFonts w:ascii="Calibri" w:hAnsi="Calibri"/>
           <w:color w:val="1A202C"/>
-          <w:sz w:val="21"/>
-        </w:rPr>
-        <w:t>Preservación básica de evidencia digital y principios de cadena de custodia</w:t>
+          <w:sz w:val="19"/>
+        </w:rPr>
+        <w:t>Monitoreo de notas de versión (release notes), avisos de seguridad y calendarios de deprecación de funciones</w:t>
       </w:r>
     </w:p>
     <w:p>
       <w:pPr>
-        <w:spacing w:before="60" w:after="40" w:line="276" w:lineRule="auto"/>
-        <w:ind w:left="360"/>
+        <w:spacing w:before="20" w:after="20" w:line="276" w:lineRule="auto"/>
+        <w:ind w:left="864"/>
+      </w:pPr>
+      <w:r>
+        <w:rPr>
+          <w:rFonts w:ascii="Calibri" w:hAnsi="Calibri"/>
+          <w:color w:val="4A5568"/>
+          <w:sz w:val="19"/>
+        </w:rPr>
+        <w:t xml:space="preserve">– </w:t>
+      </w:r>
+      <w:r>
+        <w:rPr>
+          <w:rFonts w:ascii="Calibri" w:hAnsi="Calibri"/>
+          <w:color w:val="1A202C"/>
+          <w:sz w:val="19"/>
+        </w:rPr>
+        <w:t>Desafíos de la nube: falta de control sobre cuándo actualiza el proveedor SaaS; evaluación de impacto en la operación</w:t>
+      </w:r>
+    </w:p>
+    <w:p>
+      <w:pPr>
+        <w:spacing w:before="20" w:after="20" w:line="276" w:lineRule="auto"/>
+        <w:ind w:left="864"/>
+      </w:pPr>
+      <w:r>
+        <w:rPr>
+          <w:rFonts w:ascii="Calibri" w:hAnsi="Calibri"/>
+          <w:color w:val="4A5568"/>
+          <w:sz w:val="19"/>
+        </w:rPr>
+        <w:t xml:space="preserve">– </w:t>
+      </w:r>
+      <w:r>
+        <w:rPr>
+          <w:rFonts w:ascii="Calibri" w:hAnsi="Calibri"/>
+          <w:color w:val="1A202C"/>
+          <w:sz w:val="19"/>
+        </w:rPr>
+        <w:t>Estrategias de salida: exportación íntegra de datos, eliminación certificada de respaldos y revocación de accesos</w:t>
+      </w:r>
+    </w:p>
+    <w:p>
+      <w:pPr>
+        <w:spacing w:before="80" w:after="40" w:line="276" w:lineRule="auto"/>
+        <w:ind w:left="288"/>
       </w:pPr>
       <w:r>
         <w:rPr>
@@ -1989,41 +4654,42 @@
           <w:color w:val="1A202C"/>
           <w:sz w:val="22"/>
         </w:rPr>
-        <w:t>Estrategias de Ciberdefensa (Blue Team) y Mitigación de Ransomware</w:t>
+        <w:t>5.3 Servidores y sistemas operativos</w:t>
       </w:r>
     </w:p>
     <w:p>
       <w:pPr>
         <w:spacing w:before="20" w:after="40" w:line="276" w:lineRule="auto"/>
-        <w:ind w:left="792"/>
-      </w:pPr>
-      <w:r>
-        <w:rPr>
-          <w:rFonts w:ascii="Calibri" w:hAnsi="Calibri"/>
+        <w:ind w:left="576"/>
+      </w:pPr>
+      <w:r>
+        <w:rPr>
+          <w:rFonts w:ascii="Calibri" w:hAnsi="Calibri"/>
+          <w:b/>
           <w:color w:val="4A5568"/>
-          <w:sz w:val="21"/>
-        </w:rPr>
-        <w:t xml:space="preserve">– </w:t>
+          <w:sz w:val="20"/>
+        </w:rPr>
+        <w:t xml:space="preserve">**Indicador de logro:** </w:t>
       </w:r>
       <w:r>
         <w:rPr>
           <w:rFonts w:ascii="Calibri" w:hAnsi="Calibri"/>
           <w:color w:val="1A202C"/>
-          <w:sz w:val="21"/>
-        </w:rPr>
-        <w:t>Planes de contingencia ante ataques de secuestro de datos (Ransomware)</w:t>
+          <w:sz w:val="20"/>
+        </w:rPr>
+        <w:t>Propone actualización o retiro según soporte, exposición y dependencias.</w:t>
       </w:r>
     </w:p>
     <w:p>
       <w:pPr>
-        <w:spacing w:before="20" w:after="40" w:line="276" w:lineRule="auto"/>
-        <w:ind w:left="792"/>
+        <w:spacing w:before="20" w:after="20" w:line="276" w:lineRule="auto"/>
+        <w:ind w:left="864"/>
       </w:pPr>
       <w:r>
         <w:rPr>
           <w:rFonts w:ascii="Calibri" w:hAnsi="Calibri"/>
           <w:color w:val="4A5568"/>
-          <w:sz w:val="21"/>
+          <w:sz w:val="19"/>
         </w:rPr>
         <w:t xml:space="preserve">– </w:t>
       </w:r>
@@ -2031,21 +4697,21 @@
         <w:rPr>
           <w:rFonts w:ascii="Calibri" w:hAnsi="Calibri"/>
           <w:color w:val="1A202C"/>
-          <w:sz w:val="21"/>
-        </w:rPr>
-        <w:t>Estrategias de respaldo inmutable (Regla 3-2-1) y pruebas periódicas de restauración</w:t>
+          <w:sz w:val="19"/>
+        </w:rPr>
+        <w:t>Inventario de sistemas operativos, versiones de compilación, estado de soporte del fabricante y servicios expuestos</w:t>
       </w:r>
     </w:p>
     <w:p>
       <w:pPr>
-        <w:spacing w:before="20" w:after="40" w:line="276" w:lineRule="auto"/>
-        <w:ind w:left="792"/>
+        <w:spacing w:before="20" w:after="20" w:line="276" w:lineRule="auto"/>
+        <w:ind w:left="864"/>
       </w:pPr>
       <w:r>
         <w:rPr>
           <w:rFonts w:ascii="Calibri" w:hAnsi="Calibri"/>
           <w:color w:val="4A5568"/>
-          <w:sz w:val="21"/>
+          <w:sz w:val="19"/>
         </w:rPr>
         <w:t xml:space="preserve">– </w:t>
       </w:r>
@@ -2053,15 +4719,59 @@
         <w:rPr>
           <w:rFonts w:ascii="Calibri" w:hAnsi="Calibri"/>
           <w:color w:val="1A202C"/>
-          <w:sz w:val="21"/>
-        </w:rPr>
-        <w:t>Comunicación efectiva y gestión de crisis institucional bajo el principio de servicio de Kinal</w:t>
+          <w:sz w:val="19"/>
+        </w:rPr>
+        <w:t>Distinción técnica entre actualización menor, parche de seguridad crítico y actualización mayor de versión</w:t>
       </w:r>
     </w:p>
     <w:p>
       <w:pPr>
-        <w:spacing w:before="60" w:after="40" w:line="276" w:lineRule="auto"/>
-        <w:ind w:left="360"/>
+        <w:spacing w:before="20" w:after="20" w:line="276" w:lineRule="auto"/>
+        <w:ind w:left="864"/>
+      </w:pPr>
+      <w:r>
+        <w:rPr>
+          <w:rFonts w:ascii="Calibri" w:hAnsi="Calibri"/>
+          <w:color w:val="4A5568"/>
+          <w:sz w:val="19"/>
+        </w:rPr>
+        <w:t xml:space="preserve">– </w:t>
+      </w:r>
+      <w:r>
+        <w:rPr>
+          <w:rFonts w:ascii="Calibri" w:hAnsi="Calibri"/>
+          <w:color w:val="1A202C"/>
+          <w:sz w:val="19"/>
+        </w:rPr>
+        <w:t>Gestión de cambios de parches: inventario, verificación de respaldos previos, pruebas en ambiente no productivo y ventana de despliegue</w:t>
+      </w:r>
+    </w:p>
+    <w:p>
+      <w:pPr>
+        <w:spacing w:before="20" w:after="20" w:line="276" w:lineRule="auto"/>
+        <w:ind w:left="864"/>
+      </w:pPr>
+      <w:r>
+        <w:rPr>
+          <w:rFonts w:ascii="Calibri" w:hAnsi="Calibri"/>
+          <w:color w:val="4A5568"/>
+          <w:sz w:val="19"/>
+        </w:rPr>
+        <w:t xml:space="preserve">– </w:t>
+      </w:r>
+      <w:r>
+        <w:rPr>
+          <w:rFonts w:ascii="Calibri" w:hAnsi="Calibri"/>
+          <w:color w:val="1A202C"/>
+          <w:sz w:val="19"/>
+        </w:rPr>
+        <w:t>Planes de reversión (rollback); retiro seguro de servidores antiguos sin dejar registros DNS huérfanos o cuentas abandonadas</w:t>
+      </w:r>
+    </w:p>
+    <w:p>
+      <w:pPr>
+        <w:spacing w:before="80" w:after="40" w:line="276" w:lineRule="auto"/>
+        <w:ind w:left="288"/>
       </w:pPr>
       <w:r>
         <w:rPr>
@@ -2079,41 +4789,42 @@
           <w:color w:val="1A202C"/>
           <w:sz w:val="22"/>
         </w:rPr>
-        <w:t>Preparación para la Inserción Laboral y Certificaciones</w:t>
+        <w:t>5.4 Software y dependencias</w:t>
       </w:r>
     </w:p>
     <w:p>
       <w:pPr>
         <w:spacing w:before="20" w:after="40" w:line="276" w:lineRule="auto"/>
-        <w:ind w:left="792"/>
-      </w:pPr>
-      <w:r>
-        <w:rPr>
-          <w:rFonts w:ascii="Calibri" w:hAnsi="Calibri"/>
+        <w:ind w:left="576"/>
+      </w:pPr>
+      <w:r>
+        <w:rPr>
+          <w:rFonts w:ascii="Calibri" w:hAnsi="Calibri"/>
+          <w:b/>
           <w:color w:val="4A5568"/>
-          <w:sz w:val="21"/>
-        </w:rPr>
-        <w:t xml:space="preserve">– </w:t>
+          <w:sz w:val="20"/>
+        </w:rPr>
+        <w:t xml:space="preserve">**Indicador de logro:** </w:t>
       </w:r>
       <w:r>
         <w:rPr>
           <w:rFonts w:ascii="Calibri" w:hAnsi="Calibri"/>
           <w:color w:val="1A202C"/>
-          <w:sz w:val="21"/>
-        </w:rPr>
-        <w:t>Estructuración de hoja de vida técnica para puestos de Analista SOC Junior y Soporte de Seguridad</w:t>
+          <w:sz w:val="20"/>
+        </w:rPr>
+        <w:t>Identifica componentes cuyo mantenimiento afecta la seguridad de una aplicación.</w:t>
       </w:r>
     </w:p>
     <w:p>
       <w:pPr>
-        <w:spacing w:before="20" w:after="40" w:line="276" w:lineRule="auto"/>
-        <w:ind w:left="792"/>
+        <w:spacing w:before="20" w:after="20" w:line="276" w:lineRule="auto"/>
+        <w:ind w:left="864"/>
       </w:pPr>
       <w:r>
         <w:rPr>
           <w:rFonts w:ascii="Calibri" w:hAnsi="Calibri"/>
           <w:color w:val="4A5568"/>
-          <w:sz w:val="21"/>
+          <w:sz w:val="19"/>
         </w:rPr>
         <w:t xml:space="preserve">– </w:t>
       </w:r>
@@ -2121,21 +4832,21 @@
         <w:rPr>
           <w:rFonts w:ascii="Calibri" w:hAnsi="Calibri"/>
           <w:color w:val="1A202C"/>
-          <w:sz w:val="21"/>
-        </w:rPr>
-        <w:t>Simulación de entrevistas técnicas y preguntas habituales de empleadores en Guatemala</w:t>
+          <w:sz w:val="19"/>
+        </w:rPr>
+        <w:t>Inventario de aplicaciones autorizadas, licencias activas y dependencias de software instalado</w:t>
       </w:r>
     </w:p>
     <w:p>
       <w:pPr>
-        <w:spacing w:before="20" w:after="40" w:line="276" w:lineRule="auto"/>
-        <w:ind w:left="792"/>
+        <w:spacing w:before="20" w:after="20" w:line="276" w:lineRule="auto"/>
+        <w:ind w:left="864"/>
       </w:pPr>
       <w:r>
         <w:rPr>
           <w:rFonts w:ascii="Calibri" w:hAnsi="Calibri"/>
           <w:color w:val="4A5568"/>
-          <w:sz w:val="21"/>
+          <w:sz w:val="19"/>
         </w:rPr>
         <w:t xml:space="preserve">– </w:t>
       </w:r>
@@ -2143,15 +4854,59 @@
         <w:rPr>
           <w:rFonts w:ascii="Calibri" w:hAnsi="Calibri"/>
           <w:color w:val="1A202C"/>
-          <w:sz w:val="21"/>
-        </w:rPr>
-        <w:t>Ruta de certificación: preparación para exámenes CompTIA Security+ y Cisco CCST Cybersecurity</w:t>
+          <w:sz w:val="19"/>
+        </w:rPr>
+        <w:t>Componentes invisibles: bibliotecas compartidas, módulos de terceros, complementos (plugins) y agentes de gestión</w:t>
       </w:r>
     </w:p>
     <w:p>
       <w:pPr>
-        <w:spacing w:before="60" w:after="40" w:line="276" w:lineRule="auto"/>
-        <w:ind w:left="360"/>
+        <w:spacing w:before="20" w:after="20" w:line="276" w:lineRule="auto"/>
+        <w:ind w:left="864"/>
+      </w:pPr>
+      <w:r>
+        <w:rPr>
+          <w:rFonts w:ascii="Calibri" w:hAnsi="Calibri"/>
+          <w:color w:val="4A5568"/>
+          <w:sz w:val="19"/>
+        </w:rPr>
+        <w:t xml:space="preserve">– </w:t>
+      </w:r>
+      <w:r>
+        <w:rPr>
+          <w:rFonts w:ascii="Calibri" w:hAnsi="Calibri"/>
+          <w:color w:val="1A202C"/>
+          <w:sz w:val="19"/>
+        </w:rPr>
+        <w:t>Protocolos de desinstalación limpia y remoción de permisos residuales en el sistema operativo</w:t>
+      </w:r>
+    </w:p>
+    <w:p>
+      <w:pPr>
+        <w:spacing w:before="20" w:after="20" w:line="276" w:lineRule="auto"/>
+        <w:ind w:left="864"/>
+      </w:pPr>
+      <w:r>
+        <w:rPr>
+          <w:rFonts w:ascii="Calibri" w:hAnsi="Calibri"/>
+          <w:color w:val="4A5568"/>
+          <w:sz w:val="19"/>
+        </w:rPr>
+        <w:t xml:space="preserve">– </w:t>
+      </w:r>
+      <w:r>
+        <w:rPr>
+          <w:rFonts w:ascii="Calibri" w:hAnsi="Calibri"/>
+          <w:color w:val="1A202C"/>
+          <w:sz w:val="19"/>
+        </w:rPr>
+        <w:t>Criterio de verificación: instalar una versión nueva no garantiza por sí sola la corrección de un hallazgo si la configuración sigue vulnerable</w:t>
+      </w:r>
+    </w:p>
+    <w:p>
+      <w:pPr>
+        <w:spacing w:before="80" w:after="40" w:line="276" w:lineRule="auto"/>
+        <w:ind w:left="288"/>
       </w:pPr>
       <w:r>
         <w:rPr>
@@ -2169,21 +4924,170 @@
           <w:color w:val="1A202C"/>
           <w:sz w:val="22"/>
         </w:rPr>
-        <w:t>Taller Presencial de Sala de Crisis, Reto Capstone / CTF y Clausura (4 Horas en Kinal)</w:t>
+        <w:t>5.5 Lectura y tratamiento de vulnerabilidades</w:t>
       </w:r>
     </w:p>
     <w:p>
       <w:pPr>
         <w:spacing w:before="20" w:after="40" w:line="276" w:lineRule="auto"/>
-        <w:ind w:left="792"/>
-      </w:pPr>
-      <w:r>
-        <w:rPr>
-          <w:rFonts w:ascii="Calibri" w:hAnsi="Calibri"/>
+        <w:ind w:left="576"/>
+      </w:pPr>
+      <w:r>
+        <w:rPr>
+          <w:rFonts w:ascii="Calibri" w:hAnsi="Calibri"/>
+          <w:b/>
+          <w:color w:val="4A5568"/>
+          <w:sz w:val="20"/>
+        </w:rPr>
+        <w:t xml:space="preserve">**Indicador de logro:** </w:t>
+      </w:r>
+      <w:r>
+        <w:rPr>
+          <w:rFonts w:ascii="Calibri" w:hAnsi="Calibri"/>
+          <w:color w:val="1A202C"/>
+          <w:sz w:val="20"/>
+        </w:rPr>
+        <w:t>Interpreta un registro y formula una acción verificable para el activo afectado.</w:t>
+      </w:r>
+    </w:p>
+    <w:p>
+      <w:pPr>
+        <w:spacing w:before="20" w:after="20" w:line="276" w:lineRule="auto"/>
+        <w:ind w:left="864"/>
+      </w:pPr>
+      <w:r>
+        <w:rPr>
+          <w:rFonts w:ascii="Calibri" w:hAnsi="Calibri"/>
+          <w:color w:val="4A5568"/>
+          <w:sz w:val="19"/>
+        </w:rPr>
+        <w:t xml:space="preserve">– </w:t>
+      </w:r>
+      <w:r>
+        <w:rPr>
+          <w:rFonts w:ascii="Calibri" w:hAnsi="Calibri"/>
+          <w:color w:val="1A202C"/>
+          <w:sz w:val="19"/>
+        </w:rPr>
+        <w:t>Estructura del identificador CVE (Common Vulnerabilities and Exposures), descripción del fallo y productos afectados</w:t>
+      </w:r>
+    </w:p>
+    <w:p>
+      <w:pPr>
+        <w:spacing w:before="20" w:after="20" w:line="276" w:lineRule="auto"/>
+        <w:ind w:left="864"/>
+      </w:pPr>
+      <w:r>
+        <w:rPr>
+          <w:rFonts w:ascii="Calibri" w:hAnsi="Calibri"/>
+          <w:color w:val="4A5568"/>
+          <w:sz w:val="19"/>
+        </w:rPr>
+        <w:t xml:space="preserve">– </w:t>
+      </w:r>
+      <w:r>
+        <w:rPr>
+          <w:rFonts w:ascii="Calibri" w:hAnsi="Calibri"/>
+          <w:color w:val="1A202C"/>
+          <w:sz w:val="19"/>
+        </w:rPr>
+        <w:t>Métricas de severidad CVSS (Common Vulnerability Scoring System): vector base frente a prioridad real por exposición del activo</w:t>
+      </w:r>
+    </w:p>
+    <w:p>
+      <w:pPr>
+        <w:spacing w:before="20" w:after="20" w:line="276" w:lineRule="auto"/>
+        <w:ind w:left="864"/>
+      </w:pPr>
+      <w:r>
+        <w:rPr>
+          <w:rFonts w:ascii="Calibri" w:hAnsi="Calibri"/>
+          <w:color w:val="4A5568"/>
+          <w:sz w:val="19"/>
+        </w:rPr>
+        <w:t xml:space="preserve">– </w:t>
+      </w:r>
+      <w:r>
+        <w:rPr>
+          <w:rFonts w:ascii="Calibri" w:hAnsi="Calibri"/>
+          <w:color w:val="1A202C"/>
+          <w:sz w:val="19"/>
+        </w:rPr>
+        <w:t>Diferenciación entre parche definitivo, mitigación temporal, ajuste de configuración y retiro del servicio</w:t>
+      </w:r>
+    </w:p>
+    <w:p>
+      <w:pPr>
+        <w:spacing w:before="20" w:after="20" w:line="276" w:lineRule="auto"/>
+        <w:ind w:left="864"/>
+      </w:pPr>
+      <w:r>
+        <w:rPr>
+          <w:rFonts w:ascii="Calibri" w:hAnsi="Calibri"/>
+          <w:color w:val="4A5568"/>
+          <w:sz w:val="19"/>
+        </w:rPr>
+        <w:t xml:space="preserve">– </w:t>
+      </w:r>
+      <w:r>
+        <w:rPr>
+          <w:rFonts w:ascii="Calibri" w:hAnsi="Calibri"/>
+          <w:color w:val="1A202C"/>
+          <w:sz w:val="19"/>
+        </w:rPr>
+        <w:t>Caso de estudio: protocolos obsoletos (TLS 1.0/1.1) habilitados en un servicio y procedimiento de remediación sin parche específico</w:t>
+      </w:r>
+    </w:p>
+    <w:p>
+      <w:pPr>
+        <w:spacing w:before="80" w:after="200" w:line="276" w:lineRule="auto"/>
+        <w:ind w:left="288"/>
+      </w:pPr>
+      <w:r>
+        <w:rPr>
+          <w:rFonts w:ascii="Calibri" w:hAnsi="Calibri"/>
+          <w:b/>
+          <w:color w:val="003366"/>
+          <w:sz w:val="20"/>
+        </w:rPr>
+        <w:t xml:space="preserve">**Aplicación y evidencia del módulo:** </w:t>
+      </w:r>
+      <w:r>
+        <w:rPr>
+          <w:rFonts w:ascii="Calibri" w:hAnsi="Calibri"/>
+          <w:i/>
+          <w:color w:val="1A202C"/>
+          <w:sz w:val="20"/>
+        </w:rPr>
+        <w:t>Completar inventario y plan de ciclo de vida; leer un aviso real preparado por el docente y justificar tratamiento, pruebas, reversión y evidencia de cierre.</w:t>
+      </w:r>
+    </w:p>
+    <w:p>
+      <w:pPr>
+        <w:spacing w:before="280" w:after="60" w:line="276" w:lineRule="auto"/>
+      </w:pPr>
+      <w:r>
+        <w:rPr>
+          <w:rFonts w:ascii="Calibri" w:hAnsi="Calibri"/>
+          <w:b/>
+          <w:color w:val="003366"/>
+          <w:sz w:val="25"/>
+        </w:rPr>
+        <w:t>Módulo 6: Documentación y gestión del riesgo de seguridad (8 Horas | 2 Sesiones: 15 a 16)</w:t>
+      </w:r>
+    </w:p>
+    <w:p>
+      <w:pPr>
+        <w:spacing w:before="0" w:after="120" w:line="276" w:lineRule="auto"/>
+      </w:pPr>
+      <w:r>
+        <w:rPr>
+          <w:rFonts w:ascii="Calibri" w:hAnsi="Calibri"/>
+          <w:b/>
           <w:color w:val="4A5568"/>
           <w:sz w:val="21"/>
         </w:rPr>
-        <w:t xml:space="preserve">– </w:t>
+        <w:t xml:space="preserve">**Objetivo del módulo:** </w:t>
       </w:r>
       <w:r>
         <w:rPr>
@@ -2191,21 +5095,577 @@
           <w:color w:val="1A202C"/>
           <w:sz w:val="21"/>
         </w:rPr>
-        <w:t>Simulación presencial de ataque coordinado en tiempo real sobre red empresarial simulada</w:t>
+        <w:t>Redactar documentos de seguridad utilizables y justificar decisiones sobre riesgos con responsabilidades y evidencia.</w:t>
       </w:r>
     </w:p>
     <w:p>
       <w:pPr>
+        <w:spacing w:before="80" w:after="40" w:line="276" w:lineRule="auto"/>
+        <w:ind w:left="288"/>
+      </w:pPr>
+      <w:r>
+        <w:rPr>
+          <w:rFonts w:ascii="Calibri" w:hAnsi="Calibri"/>
+          <w:b/>
+          <w:color w:val="003366"/>
+          <w:sz w:val="22"/>
+        </w:rPr>
+        <w:t xml:space="preserve">• Tema: </w:t>
+      </w:r>
+      <w:r>
+        <w:rPr>
+          <w:rFonts w:ascii="Calibri" w:hAnsi="Calibri"/>
+          <w:b/>
+          <w:color w:val="1A202C"/>
+          <w:sz w:val="22"/>
+        </w:rPr>
+        <w:t>6.1 Políticas y estructura documental</w:t>
+      </w:r>
+    </w:p>
+    <w:p>
+      <w:pPr>
         <w:spacing w:before="20" w:after="40" w:line="276" w:lineRule="auto"/>
-        <w:ind w:left="792"/>
-      </w:pPr>
-      <w:r>
-        <w:rPr>
-          <w:rFonts w:ascii="Calibri" w:hAnsi="Calibri"/>
+        <w:ind w:left="576"/>
+      </w:pPr>
+      <w:r>
+        <w:rPr>
+          <w:rFonts w:ascii="Calibri" w:hAnsi="Calibri"/>
+          <w:b/>
+          <w:color w:val="4A5568"/>
+          <w:sz w:val="20"/>
+        </w:rPr>
+        <w:t xml:space="preserve">**Indicador de logro:** </w:t>
+      </w:r>
+      <w:r>
+        <w:rPr>
+          <w:rFonts w:ascii="Calibri" w:hAnsi="Calibri"/>
+          <w:color w:val="1A202C"/>
+          <w:sz w:val="20"/>
+        </w:rPr>
+        <w:t>Redacta una regla con alcance, responsable y forma de verificarla.</w:t>
+      </w:r>
+    </w:p>
+    <w:p>
+      <w:pPr>
+        <w:spacing w:before="20" w:after="20" w:line="276" w:lineRule="auto"/>
+        <w:ind w:left="864"/>
+      </w:pPr>
+      <w:r>
+        <w:rPr>
+          <w:rFonts w:ascii="Calibri" w:hAnsi="Calibri"/>
+          <w:color w:val="4A5568"/>
+          <w:sz w:val="19"/>
+        </w:rPr>
+        <w:t xml:space="preserve">– </w:t>
+      </w:r>
+      <w:r>
+        <w:rPr>
+          <w:rFonts w:ascii="Calibri" w:hAnsi="Calibri"/>
+          <w:color w:val="1A202C"/>
+          <w:sz w:val="19"/>
+        </w:rPr>
+        <w:t>Pirámide documental de seguridad: políticas corporativas, estándares técnicos, procedimientos operativos y guías</w:t>
+      </w:r>
+    </w:p>
+    <w:p>
+      <w:pPr>
+        <w:spacing w:before="20" w:after="20" w:line="276" w:lineRule="auto"/>
+        <w:ind w:left="864"/>
+      </w:pPr>
+      <w:r>
+        <w:rPr>
+          <w:rFonts w:ascii="Calibri" w:hAnsi="Calibri"/>
+          <w:color w:val="4A5568"/>
+          <w:sz w:val="19"/>
+        </w:rPr>
+        <w:t xml:space="preserve">– </w:t>
+      </w:r>
+      <w:r>
+        <w:rPr>
+          <w:rFonts w:ascii="Calibri" w:hAnsi="Calibri"/>
+          <w:color w:val="1A202C"/>
+          <w:sz w:val="19"/>
+        </w:rPr>
+        <w:t>Elementos obligatorios de una política: propósito, alcance explícito, reglas mandatorias, responsables, excepciones y revisión</w:t>
+      </w:r>
+    </w:p>
+    <w:p>
+      <w:pPr>
+        <w:spacing w:before="20" w:after="20" w:line="276" w:lineRule="auto"/>
+        <w:ind w:left="864"/>
+      </w:pPr>
+      <w:r>
+        <w:rPr>
+          <w:rFonts w:ascii="Calibri" w:hAnsi="Calibri"/>
+          <w:color w:val="4A5568"/>
+          <w:sz w:val="19"/>
+        </w:rPr>
+        <w:t xml:space="preserve">– </w:t>
+      </w:r>
+      <w:r>
+        <w:rPr>
+          <w:rFonts w:ascii="Calibri" w:hAnsi="Calibri"/>
+          <w:color w:val="1A202C"/>
+          <w:sz w:val="19"/>
+        </w:rPr>
+        <w:t>Criterio de redacción: una declaración general abstracta no es un control si carece de especificaciones operativas verificables</w:t>
+      </w:r>
+    </w:p>
+    <w:p>
+      <w:pPr>
+        <w:spacing w:before="80" w:after="40" w:line="276" w:lineRule="auto"/>
+        <w:ind w:left="288"/>
+      </w:pPr>
+      <w:r>
+        <w:rPr>
+          <w:rFonts w:ascii="Calibri" w:hAnsi="Calibri"/>
+          <w:b/>
+          <w:color w:val="003366"/>
+          <w:sz w:val="22"/>
+        </w:rPr>
+        <w:t xml:space="preserve">• Tema: </w:t>
+      </w:r>
+      <w:r>
+        <w:rPr>
+          <w:rFonts w:ascii="Calibri" w:hAnsi="Calibri"/>
+          <w:b/>
+          <w:color w:val="1A202C"/>
+          <w:sz w:val="22"/>
+        </w:rPr>
+        <w:t>6.2 Procedimientos operativos estándar (SOP)</w:t>
+      </w:r>
+    </w:p>
+    <w:p>
+      <w:pPr>
+        <w:spacing w:before="20" w:after="40" w:line="276" w:lineRule="auto"/>
+        <w:ind w:left="576"/>
+      </w:pPr>
+      <w:r>
+        <w:rPr>
+          <w:rFonts w:ascii="Calibri" w:hAnsi="Calibri"/>
+          <w:b/>
+          <w:color w:val="4A5568"/>
+          <w:sz w:val="20"/>
+        </w:rPr>
+        <w:t xml:space="preserve">**Indicador de logro:** </w:t>
+      </w:r>
+      <w:r>
+        <w:rPr>
+          <w:rFonts w:ascii="Calibri" w:hAnsi="Calibri"/>
+          <w:color w:val="1A202C"/>
+          <w:sz w:val="20"/>
+        </w:rPr>
+        <w:t>Describe pasos ejecutables con condiciones de inicio y cierre.</w:t>
+      </w:r>
+    </w:p>
+    <w:p>
+      <w:pPr>
+        <w:spacing w:before="20" w:after="20" w:line="276" w:lineRule="auto"/>
+        <w:ind w:left="864"/>
+      </w:pPr>
+      <w:r>
+        <w:rPr>
+          <w:rFonts w:ascii="Calibri" w:hAnsi="Calibri"/>
+          <w:color w:val="4A5568"/>
+          <w:sz w:val="19"/>
+        </w:rPr>
+        <w:t xml:space="preserve">– </w:t>
+      </w:r>
+      <w:r>
+        <w:rPr>
+          <w:rFonts w:ascii="Calibri" w:hAnsi="Calibri"/>
+          <w:color w:val="1A202C"/>
+          <w:sz w:val="19"/>
+        </w:rPr>
+        <w:t>Estructura de un SOP: objetivo, alcance, prerrequisitos, roles intervinientes, pasos secuenciales y caminos de decisión</w:t>
+      </w:r>
+    </w:p>
+    <w:p>
+      <w:pPr>
+        <w:spacing w:before="20" w:after="20" w:line="276" w:lineRule="auto"/>
+        <w:ind w:left="864"/>
+      </w:pPr>
+      <w:r>
+        <w:rPr>
+          <w:rFonts w:ascii="Calibri" w:hAnsi="Calibri"/>
+          <w:color w:val="4A5568"/>
+          <w:sz w:val="19"/>
+        </w:rPr>
+        <w:t xml:space="preserve">– </w:t>
+      </w:r>
+      <w:r>
+        <w:rPr>
+          <w:rFonts w:ascii="Calibri" w:hAnsi="Calibri"/>
+          <w:color w:val="1A202C"/>
+          <w:sz w:val="19"/>
+        </w:rPr>
+        <w:t>Manejo de excepciones, puntos de escalamiento a niveles superiores, evidencia generada y criterios de cierre exitoso</w:t>
+      </w:r>
+    </w:p>
+    <w:p>
+      <w:pPr>
+        <w:spacing w:before="20" w:after="20" w:line="276" w:lineRule="auto"/>
+        <w:ind w:left="864"/>
+      </w:pPr>
+      <w:r>
+        <w:rPr>
+          <w:rFonts w:ascii="Calibri" w:hAnsi="Calibri"/>
+          <w:color w:val="4A5568"/>
+          <w:sz w:val="19"/>
+        </w:rPr>
+        <w:t xml:space="preserve">– </w:t>
+      </w:r>
+      <w:r>
+        <w:rPr>
+          <w:rFonts w:ascii="Calibri" w:hAnsi="Calibri"/>
+          <w:color w:val="1A202C"/>
+          <w:sz w:val="19"/>
+        </w:rPr>
+        <w:t>Regla de oro de usabilidad: un procedimiento debe permitir que cualquier técnico calificado lo ejecute sin necesidad de adivinar</w:t>
+      </w:r>
+    </w:p>
+    <w:p>
+      <w:pPr>
+        <w:spacing w:before="20" w:after="20" w:line="276" w:lineRule="auto"/>
+        <w:ind w:left="864"/>
+      </w:pPr>
+      <w:r>
+        <w:rPr>
+          <w:rFonts w:ascii="Calibri" w:hAnsi="Calibri"/>
+          <w:color w:val="4A5568"/>
+          <w:sz w:val="19"/>
+        </w:rPr>
+        <w:t xml:space="preserve">– </w:t>
+      </w:r>
+      <w:r>
+        <w:rPr>
+          <w:rFonts w:ascii="Calibri" w:hAnsi="Calibri"/>
+          <w:color w:val="1A202C"/>
+          <w:sz w:val="19"/>
+        </w:rPr>
+        <w:t>Control de versiones, fechas de vigencia y trazabilidad de cambios en la documentación técnica</w:t>
+      </w:r>
+    </w:p>
+    <w:p>
+      <w:pPr>
+        <w:spacing w:before="80" w:after="40" w:line="276" w:lineRule="auto"/>
+        <w:ind w:left="288"/>
+      </w:pPr>
+      <w:r>
+        <w:rPr>
+          <w:rFonts w:ascii="Calibri" w:hAnsi="Calibri"/>
+          <w:b/>
+          <w:color w:val="003366"/>
+          <w:sz w:val="22"/>
+        </w:rPr>
+        <w:t xml:space="preserve">• Tema: </w:t>
+      </w:r>
+      <w:r>
+        <w:rPr>
+          <w:rFonts w:ascii="Calibri" w:hAnsi="Calibri"/>
+          <w:b/>
+          <w:color w:val="1A202C"/>
+          <w:sz w:val="22"/>
+        </w:rPr>
+        <w:t>6.3 Evaluación y tratamiento de riesgos</w:t>
+      </w:r>
+    </w:p>
+    <w:p>
+      <w:pPr>
+        <w:spacing w:before="20" w:after="40" w:line="276" w:lineRule="auto"/>
+        <w:ind w:left="576"/>
+      </w:pPr>
+      <w:r>
+        <w:rPr>
+          <w:rFonts w:ascii="Calibri" w:hAnsi="Calibri"/>
+          <w:b/>
+          <w:color w:val="4A5568"/>
+          <w:sz w:val="20"/>
+        </w:rPr>
+        <w:t xml:space="preserve">**Indicador de logro:** </w:t>
+      </w:r>
+      <w:r>
+        <w:rPr>
+          <w:rFonts w:ascii="Calibri" w:hAnsi="Calibri"/>
+          <w:color w:val="1A202C"/>
+          <w:sz w:val="20"/>
+        </w:rPr>
+        <w:t>Documenta un escenario sustentado y distingue riesgo inherente y residual.</w:t>
+      </w:r>
+    </w:p>
+    <w:p>
+      <w:pPr>
+        <w:spacing w:before="20" w:after="20" w:line="276" w:lineRule="auto"/>
+        <w:ind w:left="864"/>
+      </w:pPr>
+      <w:r>
+        <w:rPr>
+          <w:rFonts w:ascii="Calibri" w:hAnsi="Calibri"/>
+          <w:color w:val="4A5568"/>
+          <w:sz w:val="19"/>
+        </w:rPr>
+        <w:t xml:space="preserve">– </w:t>
+      </w:r>
+      <w:r>
+        <w:rPr>
+          <w:rFonts w:ascii="Calibri" w:hAnsi="Calibri"/>
+          <w:color w:val="1A202C"/>
+          <w:sz w:val="19"/>
+        </w:rPr>
+        <w:t>Construcción del escenario de riesgo: activo e información involucrada, amenaza latente y vulnerabilidad explotable</w:t>
+      </w:r>
+    </w:p>
+    <w:p>
+      <w:pPr>
+        <w:spacing w:before="20" w:after="20" w:line="276" w:lineRule="auto"/>
+        <w:ind w:left="864"/>
+      </w:pPr>
+      <w:r>
+        <w:rPr>
+          <w:rFonts w:ascii="Calibri" w:hAnsi="Calibri"/>
+          <w:color w:val="4A5568"/>
+          <w:sz w:val="19"/>
+        </w:rPr>
+        <w:t xml:space="preserve">– </w:t>
+      </w:r>
+      <w:r>
+        <w:rPr>
+          <w:rFonts w:ascii="Calibri" w:hAnsi="Calibri"/>
+          <w:color w:val="1A202C"/>
+          <w:sz w:val="19"/>
+        </w:rPr>
+        <w:t>Criterios de valoración: estimación de impacto en el negocio y probabilidad de ocurrencia según controles existentes</w:t>
+      </w:r>
+    </w:p>
+    <w:p>
+      <w:pPr>
+        <w:spacing w:before="20" w:after="20" w:line="276" w:lineRule="auto"/>
+        <w:ind w:left="864"/>
+      </w:pPr>
+      <w:r>
+        <w:rPr>
+          <w:rFonts w:ascii="Calibri" w:hAnsi="Calibri"/>
+          <w:color w:val="4A5568"/>
+          <w:sz w:val="19"/>
+        </w:rPr>
+        <w:t xml:space="preserve">– </w:t>
+      </w:r>
+      <w:r>
+        <w:rPr>
+          <w:rFonts w:ascii="Calibri" w:hAnsi="Calibri"/>
+          <w:color w:val="1A202C"/>
+          <w:sz w:val="19"/>
+        </w:rPr>
+        <w:t>Diferenciación conceptual: riesgo inherente (sin controles) vs. riesgo residual (remanente tras aplicar salvaguardas)</w:t>
+      </w:r>
+    </w:p>
+    <w:p>
+      <w:pPr>
+        <w:spacing w:before="20" w:after="20" w:line="276" w:lineRule="auto"/>
+        <w:ind w:left="864"/>
+      </w:pPr>
+      <w:r>
+        <w:rPr>
+          <w:rFonts w:ascii="Calibri" w:hAnsi="Calibri"/>
+          <w:color w:val="4A5568"/>
+          <w:sz w:val="19"/>
+        </w:rPr>
+        <w:t xml:space="preserve">– </w:t>
+      </w:r>
+      <w:r>
+        <w:rPr>
+          <w:rFonts w:ascii="Calibri" w:hAnsi="Calibri"/>
+          <w:color w:val="1A202C"/>
+          <w:sz w:val="19"/>
+        </w:rPr>
+        <w:t>Opciones de tratamiento: evitar el riesgo, mitigarlo mediante controles, transferirlo (seguros) o aceptarlo formalmente</w:t>
+      </w:r>
+    </w:p>
+    <w:p>
+      <w:pPr>
+        <w:spacing w:before="80" w:after="40" w:line="276" w:lineRule="auto"/>
+        <w:ind w:left="288"/>
+      </w:pPr>
+      <w:r>
+        <w:rPr>
+          <w:rFonts w:ascii="Calibri" w:hAnsi="Calibri"/>
+          <w:b/>
+          <w:color w:val="003366"/>
+          <w:sz w:val="22"/>
+        </w:rPr>
+        <w:t xml:space="preserve">• Tema: </w:t>
+      </w:r>
+      <w:r>
+        <w:rPr>
+          <w:rFonts w:ascii="Calibri" w:hAnsi="Calibri"/>
+          <w:b/>
+          <w:color w:val="1A202C"/>
+          <w:sz w:val="22"/>
+        </w:rPr>
+        <w:t>6.4 Aceptación del riesgo</w:t>
+      </w:r>
+    </w:p>
+    <w:p>
+      <w:pPr>
+        <w:spacing w:before="20" w:after="40" w:line="276" w:lineRule="auto"/>
+        <w:ind w:left="576"/>
+      </w:pPr>
+      <w:r>
+        <w:rPr>
+          <w:rFonts w:ascii="Calibri" w:hAnsi="Calibri"/>
+          <w:b/>
+          <w:color w:val="4A5568"/>
+          <w:sz w:val="20"/>
+        </w:rPr>
+        <w:t xml:space="preserve">**Indicador de logro:** </w:t>
+      </w:r>
+      <w:r>
+        <w:rPr>
+          <w:rFonts w:ascii="Calibri" w:hAnsi="Calibri"/>
+          <w:color w:val="1A202C"/>
+          <w:sz w:val="20"/>
+        </w:rPr>
+        <w:t>Formula una aceptación temporal para decisión de la autoridad competente.</w:t>
+      </w:r>
+    </w:p>
+    <w:p>
+      <w:pPr>
+        <w:spacing w:before="20" w:after="20" w:line="276" w:lineRule="auto"/>
+        <w:ind w:left="864"/>
+      </w:pPr>
+      <w:r>
+        <w:rPr>
+          <w:rFonts w:ascii="Calibri" w:hAnsi="Calibri"/>
+          <w:color w:val="4A5568"/>
+          <w:sz w:val="19"/>
+        </w:rPr>
+        <w:t xml:space="preserve">– </w:t>
+      </w:r>
+      <w:r>
+        <w:rPr>
+          <w:rFonts w:ascii="Calibri" w:hAnsi="Calibri"/>
+          <w:color w:val="1A202C"/>
+          <w:sz w:val="19"/>
+        </w:rPr>
+        <w:t>Estructura de una solicitud formal de aceptación: justificación del riesgo residual, análisis de alternativas y controles compensatorios</w:t>
+      </w:r>
+    </w:p>
+    <w:p>
+      <w:pPr>
+        <w:spacing w:before="20" w:after="20" w:line="276" w:lineRule="auto"/>
+        <w:ind w:left="864"/>
+      </w:pPr>
+      <w:r>
+        <w:rPr>
+          <w:rFonts w:ascii="Calibri" w:hAnsi="Calibri"/>
+          <w:color w:val="4A5568"/>
+          <w:sz w:val="19"/>
+        </w:rPr>
+        <w:t xml:space="preserve">– </w:t>
+      </w:r>
+      <w:r>
+        <w:rPr>
+          <w:rFonts w:ascii="Calibri" w:hAnsi="Calibri"/>
+          <w:color w:val="1A202C"/>
+          <w:sz w:val="19"/>
+        </w:rPr>
+        <w:t>Nivel de autoridad: el técnico que implementa no tiene facultades para aceptar riesgos en nombre de la organización</w:t>
+      </w:r>
+    </w:p>
+    <w:p>
+      <w:pPr>
+        <w:spacing w:before="20" w:after="20" w:line="276" w:lineRule="auto"/>
+        <w:ind w:left="864"/>
+      </w:pPr>
+      <w:r>
+        <w:rPr>
+          <w:rFonts w:ascii="Calibri" w:hAnsi="Calibri"/>
+          <w:color w:val="4A5568"/>
+          <w:sz w:val="19"/>
+        </w:rPr>
+        <w:t xml:space="preserve">– </w:t>
+      </w:r>
+      <w:r>
+        <w:rPr>
+          <w:rFonts w:ascii="Calibri" w:hAnsi="Calibri"/>
+          <w:color w:val="1A202C"/>
+          <w:sz w:val="19"/>
+        </w:rPr>
+        <w:t>Temporalidad y condiciones: vigencia delimitada, fecha de revisión obligatoria y causales de revocación inmediata</w:t>
+      </w:r>
+    </w:p>
+    <w:p>
+      <w:pPr>
+        <w:spacing w:before="20" w:after="20" w:line="276" w:lineRule="auto"/>
+        <w:ind w:left="864"/>
+      </w:pPr>
+      <w:r>
+        <w:rPr>
+          <w:rFonts w:ascii="Calibri" w:hAnsi="Calibri"/>
+          <w:color w:val="4A5568"/>
+          <w:sz w:val="19"/>
+        </w:rPr>
+        <w:t xml:space="preserve">– </w:t>
+      </w:r>
+      <w:r>
+        <w:rPr>
+          <w:rFonts w:ascii="Calibri" w:hAnsi="Calibri"/>
+          <w:color w:val="1A202C"/>
+          <w:sz w:val="19"/>
+        </w:rPr>
+        <w:t>Límites legales y éticos: la aceptación interna del riesgo no exime a la entidad del cumplimiento de normativas ni leyes vigentes</w:t>
+      </w:r>
+    </w:p>
+    <w:p>
+      <w:pPr>
+        <w:spacing w:before="80" w:after="200" w:line="276" w:lineRule="auto"/>
+        <w:ind w:left="288"/>
+      </w:pPr>
+      <w:r>
+        <w:rPr>
+          <w:rFonts w:ascii="Calibri" w:hAnsi="Calibri"/>
+          <w:b/>
+          <w:color w:val="003366"/>
+          <w:sz w:val="20"/>
+        </w:rPr>
+        <w:t xml:space="preserve">**Aplicación y evidencia del módulo:** </w:t>
+      </w:r>
+      <w:r>
+        <w:rPr>
+          <w:rFonts w:ascii="Calibri" w:hAnsi="Calibri"/>
+          <w:i/>
+          <w:color w:val="1A202C"/>
+          <w:sz w:val="20"/>
+        </w:rPr>
+        <w:t>Preparar una política de accesos, un SOP de baja de usuario, una evaluación de riesgo y una solicitud de aceptación temporal relacionadas con el mismo caso.</w:t>
+      </w:r>
+    </w:p>
+    <w:p>
+      <w:pPr>
+        <w:spacing w:before="280" w:after="60" w:line="276" w:lineRule="auto"/>
+      </w:pPr>
+      <w:r>
+        <w:rPr>
+          <w:rFonts w:ascii="Calibri" w:hAnsi="Calibri"/>
+          <w:b/>
+          <w:color w:val="003366"/>
+          <w:sz w:val="25"/>
+        </w:rPr>
+        <w:t>Módulo 7: Estándares, regulaciones e informes de aseguramiento (8 Horas | 2 Sesiones: 17 a 18)</w:t>
+      </w:r>
+    </w:p>
+    <w:p>
+      <w:pPr>
+        <w:spacing w:before="0" w:after="120" w:line="276" w:lineRule="auto"/>
+      </w:pPr>
+      <w:r>
+        <w:rPr>
+          <w:rFonts w:ascii="Calibri" w:hAnsi="Calibri"/>
+          <w:b/>
           <w:color w:val="4A5568"/>
           <w:sz w:val="21"/>
         </w:rPr>
-        <w:t xml:space="preserve">– </w:t>
+        <w:t xml:space="preserve">**Objetivo del módulo:** </w:t>
       </w:r>
       <w:r>
         <w:rPr>
@@ -2213,21 +5673,599 @@
           <w:color w:val="1A202C"/>
           <w:sz w:val="21"/>
         </w:rPr>
-        <w:t>Contención, erradicación y restauración de servicios por parte de células Blue Team de estudiantes</w:t>
+        <w:t>Distinguir finalidad, alcance y evidencia de PCI DSS, ISO/IEC 27001, HIPAA y los informes SOC.</w:t>
       </w:r>
     </w:p>
     <w:p>
       <w:pPr>
+        <w:spacing w:before="80" w:after="40" w:line="276" w:lineRule="auto"/>
+        <w:ind w:left="288"/>
+      </w:pPr>
+      <w:r>
+        <w:rPr>
+          <w:rFonts w:ascii="Calibri" w:hAnsi="Calibri"/>
+          <w:b/>
+          <w:color w:val="003366"/>
+          <w:sz w:val="22"/>
+        </w:rPr>
+        <w:t xml:space="preserve">• Tema: </w:t>
+      </w:r>
+      <w:r>
+        <w:rPr>
+          <w:rFonts w:ascii="Calibri" w:hAnsi="Calibri"/>
+          <w:b/>
+          <w:color w:val="1A202C"/>
+          <w:sz w:val="22"/>
+        </w:rPr>
+        <w:t>7.1 Estándar PCI DSS</w:t>
+      </w:r>
+    </w:p>
+    <w:p>
+      <w:pPr>
         <w:spacing w:before="20" w:after="40" w:line="276" w:lineRule="auto"/>
-        <w:ind w:left="792"/>
-      </w:pPr>
-      <w:r>
-        <w:rPr>
-          <w:rFonts w:ascii="Calibri" w:hAnsi="Calibri"/>
+        <w:ind w:left="576"/>
+      </w:pPr>
+      <w:r>
+        <w:rPr>
+          <w:rFonts w:ascii="Calibri" w:hAnsi="Calibri"/>
+          <w:b/>
+          <w:color w:val="4A5568"/>
+          <w:sz w:val="20"/>
+        </w:rPr>
+        <w:t xml:space="preserve">**Indicador de logro:** </w:t>
+      </w:r>
+      <w:r>
+        <w:rPr>
+          <w:rFonts w:ascii="Calibri" w:hAnsi="Calibri"/>
+          <w:color w:val="1A202C"/>
+          <w:sz w:val="20"/>
+        </w:rPr>
+        <w:t>Identifica datos de pago y delimita conceptualmente el entorno que debe revisarse.</w:t>
+      </w:r>
+    </w:p>
+    <w:p>
+      <w:pPr>
+        <w:spacing w:before="20" w:after="20" w:line="276" w:lineRule="auto"/>
+        <w:ind w:left="864"/>
+      </w:pPr>
+      <w:r>
+        <w:rPr>
+          <w:rFonts w:ascii="Calibri" w:hAnsi="Calibri"/>
+          <w:color w:val="4A5568"/>
+          <w:sz w:val="19"/>
+        </w:rPr>
+        <w:t xml:space="preserve">– </w:t>
+      </w:r>
+      <w:r>
+        <w:rPr>
+          <w:rFonts w:ascii="Calibri" w:hAnsi="Calibri"/>
+          <w:color w:val="1A202C"/>
+          <w:sz w:val="19"/>
+        </w:rPr>
+        <w:t>Payment Card Industry Data Security Standard: objetivo de protección de datos de titulares de tarjetas de pago</w:t>
+      </w:r>
+    </w:p>
+    <w:p>
+      <w:pPr>
+        <w:spacing w:before="20" w:after="20" w:line="276" w:lineRule="auto"/>
+        <w:ind w:left="864"/>
+      </w:pPr>
+      <w:r>
+        <w:rPr>
+          <w:rFonts w:ascii="Calibri" w:hAnsi="Calibri"/>
+          <w:color w:val="4A5568"/>
+          <w:sz w:val="19"/>
+        </w:rPr>
+        <w:t xml:space="preserve">– </w:t>
+      </w:r>
+      <w:r>
+        <w:rPr>
+          <w:rFonts w:ascii="Calibri" w:hAnsi="Calibri"/>
+          <w:color w:val="1A202C"/>
+          <w:sz w:val="19"/>
+        </w:rPr>
+        <w:t>Delimitación del Entorno de Datos del Titular (CDE): sistemas que almacenan, procesan, transmiten o influyen en la seguridad del CDE</w:t>
+      </w:r>
+    </w:p>
+    <w:p>
+      <w:pPr>
+        <w:spacing w:before="20" w:after="20" w:line="276" w:lineRule="auto"/>
+        <w:ind w:left="864"/>
+      </w:pPr>
+      <w:r>
+        <w:rPr>
+          <w:rFonts w:ascii="Calibri" w:hAnsi="Calibri"/>
+          <w:color w:val="4A5568"/>
+          <w:sz w:val="19"/>
+        </w:rPr>
+        <w:t xml:space="preserve">– </w:t>
+      </w:r>
+      <w:r>
+        <w:rPr>
+          <w:rFonts w:ascii="Calibri" w:hAnsi="Calibri"/>
+          <w:color w:val="1A202C"/>
+          <w:sz w:val="19"/>
+        </w:rPr>
+        <w:t>Requisitos fundamentales de acceso, cifrado, monitoreo de redes y preservación de registros de auditoría</w:t>
+      </w:r>
+    </w:p>
+    <w:p>
+      <w:pPr>
+        <w:spacing w:before="20" w:after="20" w:line="276" w:lineRule="auto"/>
+        <w:ind w:left="864"/>
+      </w:pPr>
+      <w:r>
+        <w:rPr>
+          <w:rFonts w:ascii="Calibri" w:hAnsi="Calibri"/>
+          <w:color w:val="4A5568"/>
+          <w:sz w:val="19"/>
+        </w:rPr>
+        <w:t xml:space="preserve">– </w:t>
+      </w:r>
+      <w:r>
+        <w:rPr>
+          <w:rFonts w:ascii="Calibri" w:hAnsi="Calibri"/>
+          <w:color w:val="1A202C"/>
+          <w:sz w:val="19"/>
+        </w:rPr>
+        <w:t>Nociones de validación del cumplimiento: cuestionarios de autoevaluación (SAQ) y auditorías formales (introducción de 2 horas)</w:t>
+      </w:r>
+    </w:p>
+    <w:p>
+      <w:pPr>
+        <w:spacing w:before="80" w:after="40" w:line="276" w:lineRule="auto"/>
+        <w:ind w:left="288"/>
+      </w:pPr>
+      <w:r>
+        <w:rPr>
+          <w:rFonts w:ascii="Calibri" w:hAnsi="Calibri"/>
+          <w:b/>
+          <w:color w:val="003366"/>
+          <w:sz w:val="22"/>
+        </w:rPr>
+        <w:t xml:space="preserve">• Tema: </w:t>
+      </w:r>
+      <w:r>
+        <w:rPr>
+          <w:rFonts w:ascii="Calibri" w:hAnsi="Calibri"/>
+          <w:b/>
+          <w:color w:val="1A202C"/>
+          <w:sz w:val="22"/>
+        </w:rPr>
+        <w:t>7.2 ISO/IEC 27001 y la familia 27000</w:t>
+      </w:r>
+    </w:p>
+    <w:p>
+      <w:pPr>
+        <w:spacing w:before="20" w:after="40" w:line="276" w:lineRule="auto"/>
+        <w:ind w:left="576"/>
+      </w:pPr>
+      <w:r>
+        <w:rPr>
+          <w:rFonts w:ascii="Calibri" w:hAnsi="Calibri"/>
+          <w:b/>
+          <w:color w:val="4A5568"/>
+          <w:sz w:val="20"/>
+        </w:rPr>
+        <w:t xml:space="preserve">**Indicador de logro:** </w:t>
+      </w:r>
+      <w:r>
+        <w:rPr>
+          <w:rFonts w:ascii="Calibri" w:hAnsi="Calibri"/>
+          <w:color w:val="1A202C"/>
+          <w:sz w:val="20"/>
+        </w:rPr>
+        <w:t>Relaciona riesgos, controles y mejora con un sistema de gestión.</w:t>
+      </w:r>
+    </w:p>
+    <w:p>
+      <w:pPr>
+        <w:spacing w:before="20" w:after="20" w:line="276" w:lineRule="auto"/>
+        <w:ind w:left="864"/>
+      </w:pPr>
+      <w:r>
+        <w:rPr>
+          <w:rFonts w:ascii="Calibri" w:hAnsi="Calibri"/>
+          <w:color w:val="4A5568"/>
+          <w:sz w:val="19"/>
+        </w:rPr>
+        <w:t xml:space="preserve">– </w:t>
+      </w:r>
+      <w:r>
+        <w:rPr>
+          <w:rFonts w:ascii="Calibri" w:hAnsi="Calibri"/>
+          <w:color w:val="1A202C"/>
+          <w:sz w:val="19"/>
+        </w:rPr>
+        <w:t>Estructura del Sistema de Gestión de Seguridad de la Información (SGSI): ISO/IEC 27001:2022 y guía de controles ISO/IEC 27002</w:t>
+      </w:r>
+    </w:p>
+    <w:p>
+      <w:pPr>
+        <w:spacing w:before="20" w:after="20" w:line="276" w:lineRule="auto"/>
+        <w:ind w:left="864"/>
+      </w:pPr>
+      <w:r>
+        <w:rPr>
+          <w:rFonts w:ascii="Calibri" w:hAnsi="Calibri"/>
+          <w:color w:val="4A5568"/>
+          <w:sz w:val="19"/>
+        </w:rPr>
+        <w:t xml:space="preserve">– </w:t>
+      </w:r>
+      <w:r>
+        <w:rPr>
+          <w:rFonts w:ascii="Calibri" w:hAnsi="Calibri"/>
+          <w:color w:val="1A202C"/>
+          <w:sz w:val="19"/>
+        </w:rPr>
+        <w:t>Requisitos normativos: contexto organizacional, liderazgo gerencial, evaluación y tratamiento de riesgos y mejora continua</w:t>
+      </w:r>
+    </w:p>
+    <w:p>
+      <w:pPr>
+        <w:spacing w:before="20" w:after="20" w:line="276" w:lineRule="auto"/>
+        <w:ind w:left="864"/>
+      </w:pPr>
+      <w:r>
+        <w:rPr>
+          <w:rFonts w:ascii="Calibri" w:hAnsi="Calibri"/>
+          <w:color w:val="4A5568"/>
+          <w:sz w:val="19"/>
+        </w:rPr>
+        <w:t xml:space="preserve">– </w:t>
+      </w:r>
+      <w:r>
+        <w:rPr>
+          <w:rFonts w:ascii="Calibri" w:hAnsi="Calibri"/>
+          <w:color w:val="1A202C"/>
+          <w:sz w:val="19"/>
+        </w:rPr>
+        <w:t>Declaración de Aplicabilidad (SoA): selección justificada de controles aplicables y exclusiones documentadas</w:t>
+      </w:r>
+    </w:p>
+    <w:p>
+      <w:pPr>
+        <w:spacing w:before="20" w:after="20" w:line="276" w:lineRule="auto"/>
+        <w:ind w:left="864"/>
+      </w:pPr>
+      <w:r>
+        <w:rPr>
+          <w:rFonts w:ascii="Calibri" w:hAnsi="Calibri"/>
+          <w:color w:val="4A5568"/>
+          <w:sz w:val="19"/>
+        </w:rPr>
+        <w:t xml:space="preserve">– </w:t>
+      </w:r>
+      <w:r>
+        <w:rPr>
+          <w:rFonts w:ascii="Calibri" w:hAnsi="Calibri"/>
+          <w:color w:val="1A202C"/>
+          <w:sz w:val="19"/>
+        </w:rPr>
+        <w:t>Alcance de la certificación: la norma certifica un alcance o proceso específico, no a toda la empresa como entidad universal (2 horas)</w:t>
+      </w:r>
+    </w:p>
+    <w:p>
+      <w:pPr>
+        <w:spacing w:before="80" w:after="40" w:line="276" w:lineRule="auto"/>
+        <w:ind w:left="288"/>
+      </w:pPr>
+      <w:r>
+        <w:rPr>
+          <w:rFonts w:ascii="Calibri" w:hAnsi="Calibri"/>
+          <w:b/>
+          <w:color w:val="003366"/>
+          <w:sz w:val="22"/>
+        </w:rPr>
+        <w:t xml:space="preserve">• Tema: </w:t>
+      </w:r>
+      <w:r>
+        <w:rPr>
+          <w:rFonts w:ascii="Calibri" w:hAnsi="Calibri"/>
+          <w:b/>
+          <w:color w:val="1A202C"/>
+          <w:sz w:val="22"/>
+        </w:rPr>
+        <w:t>7.3 Regulación HIPAA</w:t>
+      </w:r>
+    </w:p>
+    <w:p>
+      <w:pPr>
+        <w:spacing w:before="20" w:after="40" w:line="276" w:lineRule="auto"/>
+        <w:ind w:left="576"/>
+      </w:pPr>
+      <w:r>
+        <w:rPr>
+          <w:rFonts w:ascii="Calibri" w:hAnsi="Calibri"/>
+          <w:b/>
+          <w:color w:val="4A5568"/>
+          <w:sz w:val="20"/>
+        </w:rPr>
+        <w:t xml:space="preserve">**Indicador de logro:** </w:t>
+      </w:r>
+      <w:r>
+        <w:rPr>
+          <w:rFonts w:ascii="Calibri" w:hAnsi="Calibri"/>
+          <w:color w:val="1A202C"/>
+          <w:sz w:val="20"/>
+        </w:rPr>
+        <w:t>Reconoce cuándo requiere revisión de aplicabilidad y qué información protege.</w:t>
+      </w:r>
+    </w:p>
+    <w:p>
+      <w:pPr>
+        <w:spacing w:before="20" w:after="20" w:line="276" w:lineRule="auto"/>
+        <w:ind w:left="864"/>
+      </w:pPr>
+      <w:r>
+        <w:rPr>
+          <w:rFonts w:ascii="Calibri" w:hAnsi="Calibri"/>
+          <w:color w:val="4A5568"/>
+          <w:sz w:val="19"/>
+        </w:rPr>
+        <w:t xml:space="preserve">– </w:t>
+      </w:r>
+      <w:r>
+        <w:rPr>
+          <w:rFonts w:ascii="Calibri" w:hAnsi="Calibri"/>
+          <w:color w:val="1A202C"/>
+          <w:sz w:val="19"/>
+        </w:rPr>
+        <w:t>Health Insurance Portability and Accountability Act de EE.UU.: protección de información de salud protegida electrónica (ePHI)</w:t>
+      </w:r>
+    </w:p>
+    <w:p>
+      <w:pPr>
+        <w:spacing w:before="20" w:after="20" w:line="276" w:lineRule="auto"/>
+        <w:ind w:left="864"/>
+      </w:pPr>
+      <w:r>
+        <w:rPr>
+          <w:rFonts w:ascii="Calibri" w:hAnsi="Calibri"/>
+          <w:color w:val="4A5568"/>
+          <w:sz w:val="19"/>
+        </w:rPr>
+        <w:t xml:space="preserve">– </w:t>
+      </w:r>
+      <w:r>
+        <w:rPr>
+          <w:rFonts w:ascii="Calibri" w:hAnsi="Calibri"/>
+          <w:color w:val="1A202C"/>
+          <w:sz w:val="19"/>
+        </w:rPr>
+        <w:t>Entidades cubiertas (proveedores de salud, planes médicos) y socios comerciales tecnológicos (Business Associates)</w:t>
+      </w:r>
+    </w:p>
+    <w:p>
+      <w:pPr>
+        <w:spacing w:before="20" w:after="20" w:line="276" w:lineRule="auto"/>
+        <w:ind w:left="864"/>
+      </w:pPr>
+      <w:r>
+        <w:rPr>
+          <w:rFonts w:ascii="Calibri" w:hAnsi="Calibri"/>
+          <w:color w:val="4A5568"/>
+          <w:sz w:val="19"/>
+        </w:rPr>
+        <w:t xml:space="preserve">– </w:t>
+      </w:r>
+      <w:r>
+        <w:rPr>
+          <w:rFonts w:ascii="Calibri" w:hAnsi="Calibri"/>
+          <w:color w:val="1A202C"/>
+          <w:sz w:val="19"/>
+        </w:rPr>
+        <w:t>Reglas de HIPAA: Regla de Privacidad, Regla de Seguridad (salvaguardas administrativas, físicas y técnicas) y Regla de Notificación de Brechas</w:t>
+      </w:r>
+    </w:p>
+    <w:p>
+      <w:pPr>
+        <w:spacing w:before="20" w:after="20" w:line="276" w:lineRule="auto"/>
+        <w:ind w:left="864"/>
+      </w:pPr>
+      <w:r>
+        <w:rPr>
+          <w:rFonts w:ascii="Calibri" w:hAnsi="Calibri"/>
+          <w:color w:val="4A5568"/>
+          <w:sz w:val="19"/>
+        </w:rPr>
+        <w:t xml:space="preserve">– </w:t>
+      </w:r>
+      <w:r>
+        <w:rPr>
+          <w:rFonts w:ascii="Calibri" w:hAnsi="Calibri"/>
+          <w:color w:val="1A202C"/>
+          <w:sz w:val="19"/>
+        </w:rPr>
+        <w:t>Criterio de aplicabilidad en empresas tecnológicas guatemaltecas que prestan servicios offshore al sector salud de EE.UU. (2 horas)</w:t>
+      </w:r>
+    </w:p>
+    <w:p>
+      <w:pPr>
+        <w:spacing w:before="80" w:after="40" w:line="276" w:lineRule="auto"/>
+        <w:ind w:left="288"/>
+      </w:pPr>
+      <w:r>
+        <w:rPr>
+          <w:rFonts w:ascii="Calibri" w:hAnsi="Calibri"/>
+          <w:b/>
+          <w:color w:val="003366"/>
+          <w:sz w:val="22"/>
+        </w:rPr>
+        <w:t xml:space="preserve">• Tema: </w:t>
+      </w:r>
+      <w:r>
+        <w:rPr>
+          <w:rFonts w:ascii="Calibri" w:hAnsi="Calibri"/>
+          <w:b/>
+          <w:color w:val="1A202C"/>
+          <w:sz w:val="22"/>
+        </w:rPr>
+        <w:t>7.4 Informes de aseguramiento SOC 1 y SOC 2</w:t>
+      </w:r>
+    </w:p>
+    <w:p>
+      <w:pPr>
+        <w:spacing w:before="20" w:after="40" w:line="276" w:lineRule="auto"/>
+        <w:ind w:left="576"/>
+      </w:pPr>
+      <w:r>
+        <w:rPr>
+          <w:rFonts w:ascii="Calibri" w:hAnsi="Calibri"/>
+          <w:b/>
+          <w:color w:val="4A5568"/>
+          <w:sz w:val="20"/>
+        </w:rPr>
+        <w:t xml:space="preserve">**Indicador de logro:** </w:t>
+      </w:r>
+      <w:r>
+        <w:rPr>
+          <w:rFonts w:ascii="Calibri" w:hAnsi="Calibri"/>
+          <w:color w:val="1A202C"/>
+          <w:sz w:val="20"/>
+        </w:rPr>
+        <w:t>Distingue el objeto del informe y su tipo antes de usarlo como evidencia.</w:t>
+      </w:r>
+    </w:p>
+    <w:p>
+      <w:pPr>
+        <w:spacing w:before="20" w:after="20" w:line="276" w:lineRule="auto"/>
+        <w:ind w:left="864"/>
+      </w:pPr>
+      <w:r>
+        <w:rPr>
+          <w:rFonts w:ascii="Calibri" w:hAnsi="Calibri"/>
+          <w:color w:val="4A5568"/>
+          <w:sz w:val="19"/>
+        </w:rPr>
+        <w:t xml:space="preserve">– </w:t>
+      </w:r>
+      <w:r>
+        <w:rPr>
+          <w:rFonts w:ascii="Calibri" w:hAnsi="Calibri"/>
+          <w:color w:val="1A202C"/>
+          <w:sz w:val="19"/>
+        </w:rPr>
+        <w:t>Diferenciación de objetivos: SOC 1 (controles sobre reportes financieros) vs. SOC 2 (criterios de confianza: seguridad, disponibilidad, integridad)</w:t>
+      </w:r>
+    </w:p>
+    <w:p>
+      <w:pPr>
+        <w:spacing w:before="20" w:after="20" w:line="276" w:lineRule="auto"/>
+        <w:ind w:left="864"/>
+      </w:pPr>
+      <w:r>
+        <w:rPr>
+          <w:rFonts w:ascii="Calibri" w:hAnsi="Calibri"/>
+          <w:color w:val="4A5568"/>
+          <w:sz w:val="19"/>
+        </w:rPr>
+        <w:t xml:space="preserve">– </w:t>
+      </w:r>
+      <w:r>
+        <w:rPr>
+          <w:rFonts w:ascii="Calibri" w:hAnsi="Calibri"/>
+          <w:color w:val="1A202C"/>
+          <w:sz w:val="19"/>
+        </w:rPr>
+        <w:t>Diferenciación de tipos de informe: Tipo I (diseño de controles a una fecha fija) vs. Tipo II (diseño y efectividad operativa durante un período)</w:t>
+      </w:r>
+    </w:p>
+    <w:p>
+      <w:pPr>
+        <w:spacing w:before="20" w:after="20" w:line="276" w:lineRule="auto"/>
+        <w:ind w:left="864"/>
+      </w:pPr>
+      <w:r>
+        <w:rPr>
+          <w:rFonts w:ascii="Calibri" w:hAnsi="Calibri"/>
+          <w:color w:val="4A5568"/>
+          <w:sz w:val="19"/>
+        </w:rPr>
+        <w:t xml:space="preserve">– </w:t>
+      </w:r>
+      <w:r>
+        <w:rPr>
+          <w:rFonts w:ascii="Calibri" w:hAnsi="Calibri"/>
+          <w:color w:val="1A202C"/>
+          <w:sz w:val="19"/>
+        </w:rPr>
+        <w:t>Lectura crítica de un informe SOC: opinión del auditor independiente, excepciones encontradas, subcontratistas y controles del cliente</w:t>
+      </w:r>
+    </w:p>
+    <w:p>
+      <w:pPr>
+        <w:spacing w:before="20" w:after="20" w:line="276" w:lineRule="auto"/>
+        <w:ind w:left="864"/>
+      </w:pPr>
+      <w:r>
+        <w:rPr>
+          <w:rFonts w:ascii="Calibri" w:hAnsi="Calibri"/>
+          <w:color w:val="4A5568"/>
+          <w:sz w:val="19"/>
+        </w:rPr>
+        <w:t xml:space="preserve">– </w:t>
+      </w:r>
+      <w:r>
+        <w:rPr>
+          <w:rFonts w:ascii="Calibri" w:hAnsi="Calibri"/>
+          <w:color w:val="1A202C"/>
+          <w:sz w:val="19"/>
+        </w:rPr>
+        <w:t>Criterio de interpretación: un informe SOC es una opinión de aseguramiento independiente, no una certificación automática de infalibilidad (2 horas)</w:t>
+      </w:r>
+    </w:p>
+    <w:p>
+      <w:pPr>
+        <w:spacing w:before="80" w:after="200" w:line="276" w:lineRule="auto"/>
+        <w:ind w:left="288"/>
+      </w:pPr>
+      <w:r>
+        <w:rPr>
+          <w:rFonts w:ascii="Calibri" w:hAnsi="Calibri"/>
+          <w:b/>
+          <w:color w:val="003366"/>
+          <w:sz w:val="20"/>
+        </w:rPr>
+        <w:t xml:space="preserve">**Aplicación y evidencia del módulo:** </w:t>
+      </w:r>
+      <w:r>
+        <w:rPr>
+          <w:rFonts w:ascii="Calibri" w:hAnsi="Calibri"/>
+          <w:i/>
+          <w:color w:val="1A202C"/>
+          <w:sz w:val="20"/>
+        </w:rPr>
+        <w:t>Comparar una empresa que procesa pagos, un proveedor de servicios y una operación con ePHI; justificar qué referencia revisar y qué evidencia pedir. Cada caso requiere comprobar aplicabilidad.</w:t>
+      </w:r>
+    </w:p>
+    <w:p>
+      <w:pPr>
+        <w:spacing w:before="280" w:after="60" w:line="276" w:lineRule="auto"/>
+      </w:pPr>
+      <w:r>
+        <w:rPr>
+          <w:rFonts w:ascii="Calibri" w:hAnsi="Calibri"/>
+          <w:b/>
+          <w:color w:val="003366"/>
+          <w:sz w:val="25"/>
+        </w:rPr>
+        <w:t>Módulo 8: Higiene digital y respuesta inicial a incidentes (8 Horas | 2 Sesiones: 19 a 20)</w:t>
+      </w:r>
+    </w:p>
+    <w:p>
+      <w:pPr>
+        <w:spacing w:before="0" w:after="120" w:line="276" w:lineRule="auto"/>
+      </w:pPr>
+      <w:r>
+        <w:rPr>
+          <w:rFonts w:ascii="Calibri" w:hAnsi="Calibri"/>
+          <w:b/>
           <w:color w:val="4A5568"/>
           <w:sz w:val="21"/>
         </w:rPr>
-        <w:t xml:space="preserve">– </w:t>
+        <w:t xml:space="preserve">**Objetivo del módulo:** </w:t>
       </w:r>
       <w:r>
         <w:rPr>
@@ -2235,67 +6273,451 @@
           <w:color w:val="1A202C"/>
           <w:sz w:val="21"/>
         </w:rPr>
-        <w:t>Evaluación Terminal Integradora, defensa oral ante panel técnico de Kinal y entrega de diplomas</w:t>
+        <w:t>Aplicar hábitos de protección e identificar y reportar señales de riesgo de manera oportuna y documentada.</w:t>
       </w:r>
     </w:p>
     <w:p>
-      <w:r>
-        <w:br w:type="page"/>
+      <w:pPr>
+        <w:spacing w:before="80" w:after="40" w:line="276" w:lineRule="auto"/>
+        <w:ind w:left="288"/>
+      </w:pPr>
+      <w:r>
+        <w:rPr>
+          <w:rFonts w:ascii="Calibri" w:hAnsi="Calibri"/>
+          <w:b/>
+          <w:color w:val="003366"/>
+          <w:sz w:val="22"/>
+        </w:rPr>
+        <w:t xml:space="preserve">• Tema: </w:t>
+      </w:r>
+      <w:r>
+        <w:rPr>
+          <w:rFonts w:ascii="Calibri" w:hAnsi="Calibri"/>
+          <w:b/>
+          <w:color w:val="1A202C"/>
+          <w:sz w:val="22"/>
+        </w:rPr>
+        <w:t>8.1 Credenciales, identidad y equipos</w:t>
       </w:r>
     </w:p>
     <w:p>
       <w:pPr>
-        <w:spacing w:before="240" w:after="120" w:line="276" w:lineRule="auto"/>
+        <w:spacing w:before="20" w:after="40" w:line="276" w:lineRule="auto"/>
+        <w:ind w:left="576"/>
+      </w:pPr>
+      <w:r>
+        <w:rPr>
+          <w:rFonts w:ascii="Calibri" w:hAnsi="Calibri"/>
+          <w:b/>
+          <w:color w:val="4A5568"/>
+          <w:sz w:val="20"/>
+        </w:rPr>
+        <w:t xml:space="preserve">**Indicador de logro:** </w:t>
+      </w:r>
+      <w:r>
+        <w:rPr>
+          <w:rFonts w:ascii="Calibri" w:hAnsi="Calibri"/>
+          <w:color w:val="1A202C"/>
+          <w:sz w:val="20"/>
+        </w:rPr>
+        <w:t>Asocia cada actividad con un usuario responsable y protege sus credenciales.</w:t>
+      </w:r>
+    </w:p>
+    <w:p>
+      <w:pPr>
+        <w:spacing w:before="20" w:after="20" w:line="276" w:lineRule="auto"/>
+        <w:ind w:left="864"/>
+      </w:pPr>
+      <w:r>
+        <w:rPr>
+          <w:rFonts w:ascii="Calibri" w:hAnsi="Calibri"/>
+          <w:color w:val="4A5568"/>
+          <w:sz w:val="19"/>
+        </w:rPr>
+        <w:t xml:space="preserve">– </w:t>
+      </w:r>
+      <w:r>
+        <w:rPr>
+          <w:rFonts w:ascii="Calibri" w:hAnsi="Calibri"/>
+          <w:color w:val="1A202C"/>
+          <w:sz w:val="19"/>
+        </w:rPr>
+        <w:t>Buenas prácticas en el uso de contraseñas: prohibición de notas adhesivas, contraseñas únicas y uso de gestores autorizados</w:t>
+      </w:r>
+    </w:p>
+    <w:p>
+      <w:pPr>
+        <w:spacing w:before="20" w:after="20" w:line="276" w:lineRule="auto"/>
+        <w:ind w:left="864"/>
+      </w:pPr>
+      <w:r>
+        <w:rPr>
+          <w:rFonts w:ascii="Calibri" w:hAnsi="Calibri"/>
+          <w:color w:val="4A5568"/>
+          <w:sz w:val="19"/>
+        </w:rPr>
+        <w:t xml:space="preserve">– </w:t>
+      </w:r>
+      <w:r>
+        <w:rPr>
+          <w:rFonts w:ascii="Calibri" w:hAnsi="Calibri"/>
+          <w:color w:val="1A202C"/>
+          <w:sz w:val="19"/>
+        </w:rPr>
+        <w:t>Uso seguro de MFA: prohibición estricta de compartir códigos temporales o aceptar solicitudes push no generadas por el usuario</w:t>
+      </w:r>
+    </w:p>
+    <w:p>
+      <w:pPr>
+        <w:spacing w:before="20" w:after="20" w:line="276" w:lineRule="auto"/>
+        <w:ind w:left="864"/>
+      </w:pPr>
+      <w:r>
+        <w:rPr>
+          <w:rFonts w:ascii="Calibri" w:hAnsi="Calibri"/>
+          <w:color w:val="4A5568"/>
+          <w:sz w:val="19"/>
+        </w:rPr>
+        <w:t xml:space="preserve">– </w:t>
+      </w:r>
+      <w:r>
+        <w:rPr>
+          <w:rFonts w:ascii="Calibri" w:hAnsi="Calibri"/>
+          <w:color w:val="1A202C"/>
+          <w:sz w:val="19"/>
+        </w:rPr>
+        <w:t>Responsabilidad de cuentas: uso obligatorio de cuentas individuales y asignación formal de custodio para cuentas técnicas</w:t>
+      </w:r>
+    </w:p>
+    <w:p>
+      <w:pPr>
+        <w:spacing w:before="20" w:after="20" w:line="276" w:lineRule="auto"/>
+        <w:ind w:left="864"/>
+      </w:pPr>
+      <w:r>
+        <w:rPr>
+          <w:rFonts w:ascii="Calibri" w:hAnsi="Calibri"/>
+          <w:color w:val="4A5568"/>
+          <w:sz w:val="19"/>
+        </w:rPr>
+        <w:t xml:space="preserve">– </w:t>
+      </w:r>
+      <w:r>
+        <w:rPr>
+          <w:rFonts w:ascii="Calibri" w:hAnsi="Calibri"/>
+          <w:color w:val="1A202C"/>
+          <w:sz w:val="19"/>
+        </w:rPr>
+        <w:t>Higiene en estaciones de trabajo: bloqueo automático de pantalla, permisos de usuario estándar y separación de actividades personales</w:t>
+      </w:r>
+    </w:p>
+    <w:p>
+      <w:pPr>
+        <w:spacing w:before="80" w:after="40" w:line="276" w:lineRule="auto"/>
+        <w:ind w:left="288"/>
       </w:pPr>
       <w:r>
         <w:rPr>
           <w:rFonts w:ascii="Calibri" w:hAnsi="Calibri"/>
           <w:b/>
           <w:color w:val="003366"/>
-          <w:sz w:val="32"/>
-        </w:rPr>
-        <w:t>Materiales y Herramientas Necesarias (Precios y Licenciamiento)</w:t>
+          <w:sz w:val="22"/>
+        </w:rPr>
+        <w:t xml:space="preserve">• Tema: </w:t>
+      </w:r>
+      <w:r>
+        <w:rPr>
+          <w:rFonts w:ascii="Calibri" w:hAnsi="Calibri"/>
+          <w:b/>
+          <w:color w:val="1A202C"/>
+          <w:sz w:val="22"/>
+        </w:rPr>
+        <w:t>8.2 Protección cotidiana de la información</w:t>
       </w:r>
     </w:p>
     <w:p>
       <w:pPr>
-        <w:spacing w:before="0" w:after="160" w:line="276" w:lineRule="auto"/>
-      </w:pPr>
-      <w:r>
-        <w:rPr>
-          <w:rFonts w:ascii="Calibri" w:hAnsi="Calibri"/>
+        <w:spacing w:before="20" w:after="40" w:line="276" w:lineRule="auto"/>
+        <w:ind w:left="576"/>
+      </w:pPr>
+      <w:r>
+        <w:rPr>
+          <w:rFonts w:ascii="Calibri" w:hAnsi="Calibri"/>
+          <w:b/>
+          <w:color w:val="4A5568"/>
+          <w:sz w:val="20"/>
+        </w:rPr>
+        <w:t xml:space="preserve">**Indicador de logro:** </w:t>
+      </w:r>
+      <w:r>
+        <w:rPr>
+          <w:rFonts w:ascii="Calibri" w:hAnsi="Calibri"/>
+          <w:color w:val="1A202C"/>
+          <w:sz w:val="20"/>
+        </w:rPr>
+        <w:t>Decide cómo almacenar, compartir y recuperar información según su sensibilidad.</w:t>
+      </w:r>
+    </w:p>
+    <w:p>
+      <w:pPr>
+        <w:spacing w:before="20" w:after="20" w:line="276" w:lineRule="auto"/>
+        <w:ind w:left="864"/>
+      </w:pPr>
+      <w:r>
+        <w:rPr>
+          <w:rFonts w:ascii="Calibri" w:hAnsi="Calibri"/>
+          <w:color w:val="4A5568"/>
+          <w:sz w:val="19"/>
+        </w:rPr>
+        <w:t xml:space="preserve">– </w:t>
+      </w:r>
+      <w:r>
+        <w:rPr>
+          <w:rFonts w:ascii="Calibri" w:hAnsi="Calibri"/>
+          <w:color w:val="1A202C"/>
+          <w:sz w:val="19"/>
+        </w:rPr>
+        <w:t>Canales corporativos autorizados, verificación de destinatarios legítimos y asignación de permisos de lectura/edición en documentos</w:t>
+      </w:r>
+    </w:p>
+    <w:p>
+      <w:pPr>
+        <w:spacing w:before="20" w:after="20" w:line="276" w:lineRule="auto"/>
+        <w:ind w:left="864"/>
+      </w:pPr>
+      <w:r>
+        <w:rPr>
+          <w:rFonts w:ascii="Calibri" w:hAnsi="Calibri"/>
+          <w:color w:val="4A5568"/>
+          <w:sz w:val="19"/>
+        </w:rPr>
+        <w:t xml:space="preserve">– </w:t>
+      </w:r>
+      <w:r>
+        <w:rPr>
+          <w:rFonts w:ascii="Calibri" w:hAnsi="Calibri"/>
+          <w:color w:val="1A202C"/>
+          <w:sz w:val="19"/>
+        </w:rPr>
+        <w:t>Importancia de la instalación oportuna de actualizaciones del sistema operativo y herramientas de seguridad del endpoint</w:t>
+      </w:r>
+    </w:p>
+    <w:p>
+      <w:pPr>
+        <w:spacing w:before="20" w:after="20" w:line="276" w:lineRule="auto"/>
+        <w:ind w:left="864"/>
+      </w:pPr>
+      <w:r>
+        <w:rPr>
+          <w:rFonts w:ascii="Calibri" w:hAnsi="Calibri"/>
+          <w:color w:val="4A5568"/>
+          <w:sz w:val="19"/>
+        </w:rPr>
+        <w:t xml:space="preserve">– </w:t>
+      </w:r>
+      <w:r>
+        <w:rPr>
+          <w:rFonts w:ascii="Calibri" w:hAnsi="Calibri"/>
+          <w:color w:val="1A202C"/>
+          <w:sz w:val="19"/>
+        </w:rPr>
+        <w:t>Control de medios de almacenamiento extraíbles (USB) y prohibición de software no autorizado</w:t>
+      </w:r>
+    </w:p>
+    <w:p>
+      <w:pPr>
+        <w:spacing w:before="20" w:after="20" w:line="276" w:lineRule="auto"/>
+        <w:ind w:left="864"/>
+      </w:pPr>
+      <w:r>
+        <w:rPr>
+          <w:rFonts w:ascii="Calibri" w:hAnsi="Calibri"/>
+          <w:color w:val="4A5568"/>
+          <w:sz w:val="19"/>
+        </w:rPr>
+        <w:t xml:space="preserve">– </w:t>
+      </w:r>
+      <w:r>
+        <w:rPr>
+          <w:rFonts w:ascii="Calibri" w:hAnsi="Calibri"/>
+          <w:color w:val="1A202C"/>
+          <w:sz w:val="19"/>
+        </w:rPr>
+        <w:t>Rutinas de respaldo de datos, verificación periódica de restauración y política de escritorio limpio para información física</w:t>
+      </w:r>
+    </w:p>
+    <w:p>
+      <w:pPr>
+        <w:spacing w:before="80" w:after="40" w:line="276" w:lineRule="auto"/>
+        <w:ind w:left="288"/>
+      </w:pPr>
+      <w:r>
+        <w:rPr>
+          <w:rFonts w:ascii="Calibri" w:hAnsi="Calibri"/>
+          <w:b/>
+          <w:color w:val="003366"/>
+          <w:sz w:val="22"/>
+        </w:rPr>
+        <w:t xml:space="preserve">• Tema: </w:t>
+      </w:r>
+      <w:r>
+        <w:rPr>
+          <w:rFonts w:ascii="Calibri" w:hAnsi="Calibri"/>
+          <w:b/>
           <w:color w:val="1A202C"/>
           <w:sz w:val="22"/>
         </w:rPr>
-        <w:t>El curso ha sido diseñado con un enfoque costo-eficiente basado en software libre y de código abierto (Open Source), complementado con herramientas gratuitas del ecosistema Cisco Networking Academy disponible para Fundación Kinal. A continuación se detalla la lista de herramientas requeridas y su esquema de costos:</w:t>
+        <w:t>8.3 Ingeniería social y comunicaciones sospechosas</w:t>
       </w:r>
     </w:p>
     <w:p>
       <w:pPr>
-        <w:spacing w:before="160" w:after="60" w:line="276" w:lineRule="auto"/>
+        <w:spacing w:before="20" w:after="40" w:line="276" w:lineRule="auto"/>
+        <w:ind w:left="576"/>
+      </w:pPr>
+      <w:r>
+        <w:rPr>
+          <w:rFonts w:ascii="Calibri" w:hAnsi="Calibri"/>
+          <w:b/>
+          <w:color w:val="4A5568"/>
+          <w:sz w:val="20"/>
+        </w:rPr>
+        <w:t xml:space="preserve">**Indicador de logro:** </w:t>
+      </w:r>
+      <w:r>
+        <w:rPr>
+          <w:rFonts w:ascii="Calibri" w:hAnsi="Calibri"/>
+          <w:color w:val="1A202C"/>
+          <w:sz w:val="20"/>
+        </w:rPr>
+        <w:t>Identifica señales y verifica una solicitud por un canal independiente.</w:t>
+      </w:r>
+    </w:p>
+    <w:p>
+      <w:pPr>
+        <w:spacing w:before="20" w:after="20" w:line="276" w:lineRule="auto"/>
+        <w:ind w:left="864"/>
+      </w:pPr>
+      <w:r>
+        <w:rPr>
+          <w:rFonts w:ascii="Calibri" w:hAnsi="Calibri"/>
+          <w:color w:val="4A5568"/>
+          <w:sz w:val="19"/>
+        </w:rPr>
+        <w:t xml:space="preserve">– </w:t>
+      </w:r>
+      <w:r>
+        <w:rPr>
+          <w:rFonts w:ascii="Calibri" w:hAnsi="Calibri"/>
+          <w:color w:val="1A202C"/>
+          <w:sz w:val="19"/>
+        </w:rPr>
+        <w:t>Vectores de ataque: Phishing por correo electrónico, Smishing (SMS), Vishing (llamadas telefónicas), códigos QR maliciosos (Quishing) y suplantación</w:t>
+      </w:r>
+    </w:p>
+    <w:p>
+      <w:pPr>
+        <w:spacing w:before="20" w:after="20" w:line="276" w:lineRule="auto"/>
+        <w:ind w:left="864"/>
+      </w:pPr>
+      <w:r>
+        <w:rPr>
+          <w:rFonts w:ascii="Calibri" w:hAnsi="Calibri"/>
+          <w:color w:val="4A5568"/>
+          <w:sz w:val="19"/>
+        </w:rPr>
+        <w:t xml:space="preserve">– </w:t>
+      </w:r>
+      <w:r>
+        <w:rPr>
+          <w:rFonts w:ascii="Calibri" w:hAnsi="Calibri"/>
+          <w:color w:val="1A202C"/>
+          <w:sz w:val="19"/>
+        </w:rPr>
+        <w:t>Indicadores de sospecha: incoherencias en dirección de remitente, sentido de urgencia desmedido, enlaces ofuscados y solicitudes de pagos o credenciales</w:t>
+      </w:r>
+    </w:p>
+    <w:p>
+      <w:pPr>
+        <w:spacing w:before="20" w:after="20" w:line="276" w:lineRule="auto"/>
+        <w:ind w:left="864"/>
+      </w:pPr>
+      <w:r>
+        <w:rPr>
+          <w:rFonts w:ascii="Calibri" w:hAnsi="Calibri"/>
+          <w:color w:val="4A5568"/>
+          <w:sz w:val="19"/>
+        </w:rPr>
+        <w:t xml:space="preserve">– </w:t>
+      </w:r>
+      <w:r>
+        <w:rPr>
+          <w:rFonts w:ascii="Calibri" w:hAnsi="Calibri"/>
+          <w:color w:val="1A202C"/>
+          <w:sz w:val="19"/>
+        </w:rPr>
+        <w:t>Desmitificación técnica: la presencia de candado HTTPS y una redacción impecable no garantizan que el mensaje sea genuino</w:t>
+      </w:r>
+    </w:p>
+    <w:p>
+      <w:pPr>
+        <w:spacing w:before="20" w:after="20" w:line="276" w:lineRule="auto"/>
+        <w:ind w:left="864"/>
+      </w:pPr>
+      <w:r>
+        <w:rPr>
+          <w:rFonts w:ascii="Calibri" w:hAnsi="Calibri"/>
+          <w:color w:val="4A5568"/>
+          <w:sz w:val="19"/>
+        </w:rPr>
+        <w:t xml:space="preserve">– </w:t>
+      </w:r>
+      <w:r>
+        <w:rPr>
+          <w:rFonts w:ascii="Calibri" w:hAnsi="Calibri"/>
+          <w:color w:val="1A202C"/>
+          <w:sz w:val="19"/>
+        </w:rPr>
+        <w:t>Protocolo de verificación fuera de banda (out-of-band) utilizando números telefónicos o canales previamente conocidos y validados</w:t>
+      </w:r>
+    </w:p>
+    <w:p>
+      <w:pPr>
+        <w:spacing w:before="80" w:after="40" w:line="276" w:lineRule="auto"/>
+        <w:ind w:left="288"/>
       </w:pPr>
       <w:r>
         <w:rPr>
           <w:rFonts w:ascii="Calibri" w:hAnsi="Calibri"/>
           <w:b/>
           <w:color w:val="003366"/>
-          <w:sz w:val="23"/>
-        </w:rPr>
-        <w:t>• Herramientas Open Source Principales (Costo $0.00 / Gratuitas):</w:t>
+          <w:sz w:val="22"/>
+        </w:rPr>
+        <w:t xml:space="preserve">• Tema: </w:t>
+      </w:r>
+      <w:r>
+        <w:rPr>
+          <w:rFonts w:ascii="Calibri" w:hAnsi="Calibri"/>
+          <w:b/>
+          <w:color w:val="1A202C"/>
+          <w:sz w:val="22"/>
+        </w:rPr>
+        <w:t>8.4 Reporte y respuesta inicial</w:t>
       </w:r>
     </w:p>
     <w:p>
       <w:pPr>
         <w:spacing w:before="20" w:after="40" w:line="276" w:lineRule="auto"/>
-        <w:ind w:left="504"/>
-      </w:pPr>
-      <w:r>
-        <w:rPr>
-          <w:rFonts w:ascii="Calibri" w:hAnsi="Calibri"/>
+        <w:ind w:left="576"/>
+      </w:pPr>
+      <w:r>
+        <w:rPr>
+          <w:rFonts w:ascii="Calibri" w:hAnsi="Calibri"/>
+          <w:b/>
           <w:color w:val="4A5568"/>
           <w:sz w:val="20"/>
         </w:rPr>
-        <w:t xml:space="preserve">– </w:t>
+        <w:t xml:space="preserve">**Indicador de logro:** </w:t>
       </w:r>
       <w:r>
         <w:rPr>
@@ -2303,21 +6725,134 @@
           <w:color w:val="1A202C"/>
           <w:sz w:val="20"/>
         </w:rPr>
-        <w:t>Wazuh (SIEM &amp; XDR Open Source): Plataforma completa para monitoreo de seguridad, recolección y análisis de logs, monitoreo de integridad de archivos (FIM) y detección de vulnerabilidades. Costo: $0.00 (100% Gratuito y de código abierto).</w:t>
+        <w:t>Documenta el evento y escala sin destruir evidencia ni investigar fuera de su rol.</w:t>
       </w:r>
     </w:p>
     <w:p>
       <w:pPr>
+        <w:spacing w:before="20" w:after="20" w:line="276" w:lineRule="auto"/>
+        <w:ind w:left="864"/>
+      </w:pPr>
+      <w:r>
+        <w:rPr>
+          <w:rFonts w:ascii="Calibri" w:hAnsi="Calibri"/>
+          <w:color w:val="4A5568"/>
+          <w:sz w:val="19"/>
+        </w:rPr>
+        <w:t xml:space="preserve">– </w:t>
+      </w:r>
+      <w:r>
+        <w:rPr>
+          <w:rFonts w:ascii="Calibri" w:hAnsi="Calibri"/>
+          <w:color w:val="1A202C"/>
+          <w:sz w:val="19"/>
+        </w:rPr>
+        <w:t>Información indispensable en un reporte: qué ocurrió, cuándo ocurrió (hora y fecha), quién lo detectó, activo afectado y acciones inmediatas</w:t>
+      </w:r>
+    </w:p>
+    <w:p>
+      <w:pPr>
+        <w:spacing w:before="20" w:after="20" w:line="276" w:lineRule="auto"/>
+        <w:ind w:left="864"/>
+      </w:pPr>
+      <w:r>
+        <w:rPr>
+          <w:rFonts w:ascii="Calibri" w:hAnsi="Calibri"/>
+          <w:color w:val="4A5568"/>
+          <w:sz w:val="19"/>
+        </w:rPr>
+        <w:t xml:space="preserve">– </w:t>
+      </w:r>
+      <w:r>
+        <w:rPr>
+          <w:rFonts w:ascii="Calibri" w:hAnsi="Calibri"/>
+          <w:color w:val="1A202C"/>
+          <w:sz w:val="19"/>
+        </w:rPr>
+        <w:t>Canales formales de escalamiento hacia la mesa de ayuda o el equipo de seguridad; preservación intacta del mensaje y evidencias</w:t>
+      </w:r>
+    </w:p>
+    <w:p>
+      <w:pPr>
+        <w:spacing w:before="20" w:after="20" w:line="276" w:lineRule="auto"/>
+        <w:ind w:left="864"/>
+      </w:pPr>
+      <w:r>
+        <w:rPr>
+          <w:rFonts w:ascii="Calibri" w:hAnsi="Calibri"/>
+          <w:color w:val="4A5568"/>
+          <w:sz w:val="19"/>
+        </w:rPr>
+        <w:t xml:space="preserve">– </w:t>
+      </w:r>
+      <w:r>
+        <w:rPr>
+          <w:rFonts w:ascii="Calibri" w:hAnsi="Calibri"/>
+          <w:color w:val="1A202C"/>
+          <w:sz w:val="19"/>
+        </w:rPr>
+        <w:t>Protocolo de emergencia ante compromiso de credenciales: reporte urgente, activación de revocación de sesiones y cambio de contraseña</w:t>
+      </w:r>
+    </w:p>
+    <w:p>
+      <w:pPr>
+        <w:spacing w:before="20" w:after="20" w:line="276" w:lineRule="auto"/>
+        <w:ind w:left="864"/>
+      </w:pPr>
+      <w:r>
+        <w:rPr>
+          <w:rFonts w:ascii="Calibri" w:hAnsi="Calibri"/>
+          <w:color w:val="4A5568"/>
+          <w:sz w:val="19"/>
+        </w:rPr>
+        <w:t xml:space="preserve">– </w:t>
+      </w:r>
+      <w:r>
+        <w:rPr>
+          <w:rFonts w:ascii="Calibri" w:hAnsi="Calibri"/>
+          <w:color w:val="1A202C"/>
+          <w:sz w:val="19"/>
+        </w:rPr>
+        <w:t>Límites de actuación del personal inicial: contención según instrucciones recibidas, sin realizar indagaciones invasivas que alteren registros</w:t>
+      </w:r>
+    </w:p>
+    <w:p>
+      <w:pPr>
+        <w:spacing w:before="80" w:after="40" w:line="276" w:lineRule="auto"/>
+        <w:ind w:left="288"/>
+      </w:pPr>
+      <w:r>
+        <w:rPr>
+          <w:rFonts w:ascii="Calibri" w:hAnsi="Calibri"/>
+          <w:b/>
+          <w:color w:val="003366"/>
+          <w:sz w:val="22"/>
+        </w:rPr>
+        <w:t xml:space="preserve">• Tema: </w:t>
+      </w:r>
+      <w:r>
+        <w:rPr>
+          <w:rFonts w:ascii="Calibri" w:hAnsi="Calibri"/>
+          <w:b/>
+          <w:color w:val="1A202C"/>
+          <w:sz w:val="22"/>
+        </w:rPr>
+        <w:t>8.5 Proyecto integrador de ciberseguridad</w:t>
+      </w:r>
+    </w:p>
+    <w:p>
+      <w:pPr>
         <w:spacing w:before="20" w:after="40" w:line="276" w:lineRule="auto"/>
-        <w:ind w:left="504"/>
-      </w:pPr>
-      <w:r>
-        <w:rPr>
-          <w:rFonts w:ascii="Calibri" w:hAnsi="Calibri"/>
+        <w:ind w:left="576"/>
+      </w:pPr>
+      <w:r>
+        <w:rPr>
+          <w:rFonts w:ascii="Calibri" w:hAnsi="Calibri"/>
+          <w:b/>
           <w:color w:val="4A5568"/>
           <w:sz w:val="20"/>
         </w:rPr>
-        <w:t xml:space="preserve">– </w:t>
+        <w:t xml:space="preserve">**Indicador de logro:** </w:t>
       </w:r>
       <w:r>
         <w:rPr>
@@ -2325,365 +6860,1921 @@
           <w:color w:val="1A202C"/>
           <w:sz w:val="20"/>
         </w:rPr>
-        <w:t>Wireshark: Analizador de protocolos de red estándar en la industria para inspección profunda de paquetes y diagnóstico de tráfico anómalo. Costo: $0.00 (Gratuito / Open Source).</w:t>
+        <w:t>Sustenta un conjunto coherente de controles con alcance, responsables y evidencias.</w:t>
       </w:r>
     </w:p>
     <w:p>
       <w:pPr>
-        <w:spacing w:before="20" w:after="40" w:line="276" w:lineRule="auto"/>
-        <w:ind w:left="504"/>
+        <w:spacing w:before="20" w:after="20" w:line="276" w:lineRule="auto"/>
+        <w:ind w:left="864"/>
       </w:pPr>
       <w:r>
         <w:rPr>
           <w:rFonts w:ascii="Calibri" w:hAnsi="Calibri"/>
           <w:color w:val="4A5568"/>
+          <w:sz w:val="19"/>
+        </w:rPr>
+        <w:t xml:space="preserve">– </w:t>
+      </w:r>
+      <w:r>
+        <w:rPr>
+          <w:rFonts w:ascii="Calibri" w:hAnsi="Calibri"/>
+          <w:color w:val="1A202C"/>
+          <w:sz w:val="19"/>
+        </w:rPr>
+        <w:t>Consolidación integral del expediente de seguridad del caso transversal desarrollado durante el curso</w:t>
+      </w:r>
+    </w:p>
+    <w:p>
+      <w:pPr>
+        <w:spacing w:before="20" w:after="20" w:line="276" w:lineRule="auto"/>
+        <w:ind w:left="864"/>
+      </w:pPr>
+      <w:r>
+        <w:rPr>
+          <w:rFonts w:ascii="Calibri" w:hAnsi="Calibri"/>
+          <w:color w:val="4A5568"/>
+          <w:sz w:val="19"/>
+        </w:rPr>
+        <w:t xml:space="preserve">– </w:t>
+      </w:r>
+      <w:r>
+        <w:rPr>
+          <w:rFonts w:ascii="Calibri" w:hAnsi="Calibri"/>
+          <w:color w:val="1A202C"/>
+          <w:sz w:val="19"/>
+        </w:rPr>
+        <w:t>Revisión de consistencia: diagrama de arquitectura, matriz RBAC, trazabilidad en logs, inventario de ciclo de vida, política y SOP</w:t>
+      </w:r>
+    </w:p>
+    <w:p>
+      <w:pPr>
+        <w:spacing w:before="20" w:after="20" w:line="276" w:lineRule="auto"/>
+        <w:ind w:left="864"/>
+      </w:pPr>
+      <w:r>
+        <w:rPr>
+          <w:rFonts w:ascii="Calibri" w:hAnsi="Calibri"/>
+          <w:color w:val="4A5568"/>
+          <w:sz w:val="19"/>
+        </w:rPr>
+        <w:t xml:space="preserve">– </w:t>
+      </w:r>
+      <w:r>
+        <w:rPr>
+          <w:rFonts w:ascii="Calibri" w:hAnsi="Calibri"/>
+          <w:color w:val="1A202C"/>
+          <w:sz w:val="19"/>
+        </w:rPr>
+        <w:t>Justificación razonada de la selección de marcos de cumplimiento y protocolo de respuesta ante una comunicación sospechosa</w:t>
+      </w:r>
+    </w:p>
+    <w:p>
+      <w:pPr>
+        <w:spacing w:before="20" w:after="20" w:line="276" w:lineRule="auto"/>
+        <w:ind w:left="864"/>
+      </w:pPr>
+      <w:r>
+        <w:rPr>
+          <w:rFonts w:ascii="Calibri" w:hAnsi="Calibri"/>
+          <w:color w:val="4A5568"/>
+          <w:sz w:val="19"/>
+        </w:rPr>
+        <w:t xml:space="preserve">– </w:t>
+      </w:r>
+      <w:r>
+        <w:rPr>
+          <w:rFonts w:ascii="Calibri" w:hAnsi="Calibri"/>
+          <w:color w:val="1A202C"/>
+          <w:sz w:val="19"/>
+        </w:rPr>
+        <w:t>Exposición técnica oral individual o en célula ante jurado evaluador de Fundación Kinal, rondas de preguntas y retroalimentación final</w:t>
+      </w:r>
+    </w:p>
+    <w:p>
+      <w:pPr>
+        <w:spacing w:before="80" w:after="200" w:line="276" w:lineRule="auto"/>
+        <w:ind w:left="288"/>
+      </w:pPr>
+      <w:r>
+        <w:rPr>
+          <w:rFonts w:ascii="Calibri" w:hAnsi="Calibri"/>
+          <w:b/>
+          <w:color w:val="003366"/>
           <w:sz w:val="20"/>
         </w:rPr>
-        <w:t xml:space="preserve">– </w:t>
-      </w:r>
-      <w:r>
-        <w:rPr>
-          <w:rFonts w:ascii="Calibri" w:hAnsi="Calibri"/>
+        <w:t xml:space="preserve">**Aplicación y evidencia del módulo:** </w:t>
+      </w:r>
+      <w:r>
+        <w:rPr>
+          <w:rFonts w:ascii="Calibri" w:hAnsi="Calibri"/>
+          <w:i/>
           <w:color w:val="1A202C"/>
           <w:sz w:val="20"/>
         </w:rPr>
-        <w:t>Oracle VirtualBox: Hipervisor de virtualización local tipo 2 para montaje de laboratorios aislados en la computadora del estudiante. Costo: $0.00 (Gratuito bajo licencia GPLv3).</w:t>
+        <w:t>Analizar mensajes ficticios, simular un reporte y presentar el expediente de seguridad construido durante el curso con sus límites y evidencias.</w:t>
       </w:r>
     </w:p>
     <w:p>
-      <w:pPr>
-        <w:spacing w:before="20" w:after="40" w:line="276" w:lineRule="auto"/>
-        <w:ind w:left="504"/>
-      </w:pPr>
-      <w:r>
-        <w:rPr>
-          <w:rFonts w:ascii="Calibri" w:hAnsi="Calibri"/>
-          <w:color w:val="4A5568"/>
-          <w:sz w:val="20"/>
-        </w:rPr>
-        <w:t xml:space="preserve">– </w:t>
-      </w:r>
+      <w:r>
+        <w:br w:type="page"/>
+      </w:r>
+    </w:p>
+    <w:p>
+      <w:pPr>
+        <w:spacing w:before="200" w:after="120" w:line="276" w:lineRule="auto"/>
+      </w:pPr>
+      <w:r>
+        <w:rPr>
+          <w:rFonts w:ascii="Calibri" w:hAnsi="Calibri"/>
+          <w:b/>
+          <w:color w:val="003366"/>
+          <w:sz w:val="30"/>
+        </w:rPr>
+        <w:t>Evaluación del Aprendizaje y Proyecto Integrador</w:t>
+      </w:r>
+    </w:p>
+    <w:p>
+      <w:pPr>
+        <w:spacing w:before="0" w:after="160" w:line="276" w:lineRule="auto"/>
+      </w:pPr>
+      <w:r>
+        <w:rPr>
+          <w:rFonts w:ascii="Calibri" w:hAnsi="Calibri"/>
+          <w:color w:val="1A202C"/>
+          <w:sz w:val="21"/>
+        </w:rPr>
+        <w:t>La evaluación valora la comprensión conceptual y la capacidad práctica de convertirla en acciones delimitadas y verificables bajo el principio institucional del «trabajo bien hecho». Conforme a la normativa de Fundación Kinal, la nota mínima de aprobación es de 75 puntos sobre 100:</w:t>
+      </w:r>
+    </w:p>
+    <w:tbl>
+      <w:tblPr>
+        <w:tblW w:type="auto" w:w="0"/>
+        <w:jc w:val="center"/>
+        <w:tblLayout w:type="fixed"/>
+        <w:tblLook w:firstColumn="1" w:firstRow="1" w:lastColumn="0" w:lastRow="0" w:noHBand="0" w:noVBand="1" w:val="04A0"/>
+        <w:tblBorders>
+          <w:top w:val="single" w:sz="4" w:space="0" w:color="CBD5E0"/>
+          <w:bottom w:val="single" w:sz="4" w:space="0" w:color="CBD5E0"/>
+          <w:insideH w:val="single" w:sz="4" w:space="0" w:color="CBD5E0"/>
+          <w:insideV w:val="none"/>
+          <w:left w:val="none"/>
+          <w:right w:val="none"/>
+        </w:tblBorders>
+      </w:tblPr>
+      <w:tblGrid>
+        <w:gridCol w:w="3312"/>
+        <w:gridCol w:w="1584"/>
+        <w:gridCol w:w="4464"/>
+      </w:tblGrid>
+      <w:tr>
+        <w:tc>
+          <w:tcPr>
+            <w:tcW w:type="dxa" w:w="3120"/>
+            <w:shd w:fill="003366"/>
+          </w:tcPr>
+          <w:p>
+            <w:pPr>
+              <w:spacing w:before="0" w:after="0" w:line="276" w:lineRule="auto"/>
+            </w:pPr>
+            <w:r>
+              <w:rPr>
+                <w:rFonts w:ascii="Calibri" w:hAnsi="Calibri"/>
+                <w:b/>
+                <w:color w:val="FFFFFF"/>
+                <w:sz w:val="18"/>
+              </w:rPr>
+              <w:t>Componente de Evaluación</w:t>
+            </w:r>
+          </w:p>
+        </w:tc>
+        <w:tc>
+          <w:tcPr>
+            <w:tcW w:type="dxa" w:w="3120"/>
+            <w:shd w:fill="003366"/>
+          </w:tcPr>
+          <w:p>
+            <w:pPr>
+              <w:spacing w:before="0" w:after="0" w:line="276" w:lineRule="auto"/>
+            </w:pPr>
+            <w:r>
+              <w:rPr>
+                <w:rFonts w:ascii="Calibri" w:hAnsi="Calibri"/>
+                <w:b/>
+                <w:color w:val="FFFFFF"/>
+                <w:sz w:val="18"/>
+              </w:rPr>
+              <w:t>Peso</w:t>
+            </w:r>
+          </w:p>
+        </w:tc>
+        <w:tc>
+          <w:tcPr>
+            <w:tcW w:type="dxa" w:w="3120"/>
+            <w:shd w:fill="003366"/>
+          </w:tcPr>
+          <w:p>
+            <w:pPr>
+              <w:spacing w:before="0" w:after="0" w:line="276" w:lineRule="auto"/>
+            </w:pPr>
+            <w:r>
+              <w:rPr>
+                <w:rFonts w:ascii="Calibri" w:hAnsi="Calibri"/>
+                <w:b/>
+                <w:color w:val="FFFFFF"/>
+                <w:sz w:val="18"/>
+              </w:rPr>
+              <w:t>Evidencia y Criterio</w:t>
+            </w:r>
+          </w:p>
+        </w:tc>
+      </w:tr>
+      <w:tr>
+        <w:tc>
+          <w:tcPr>
+            <w:tcW w:type="dxa" w:w="3120"/>
+            <w:shd w:fill="F7FAFC"/>
+            <w:tcMar>
+              <w:top w:w="60" w:type="dxa"/>
+              <w:bottom w:w="60" w:type="dxa"/>
+              <w:left w:w="70" w:type="dxa"/>
+              <w:right w:w="70" w:type="dxa"/>
+            </w:tcMar>
+          </w:tcPr>
+          <w:p>
+            <w:pPr>
+              <w:spacing w:before="0" w:after="0" w:line="276" w:lineRule="auto"/>
+            </w:pPr>
+            <w:r>
+              <w:rPr>
+                <w:rFonts w:ascii="Calibri" w:hAnsi="Calibri"/>
+                <w:b/>
+                <w:color w:val="1A202C"/>
+                <w:sz w:val="17"/>
+              </w:rPr>
+              <w:t>Comprobaciones de aprendizaje</w:t>
+            </w:r>
+          </w:p>
+        </w:tc>
+        <w:tc>
+          <w:tcPr>
+            <w:tcW w:type="dxa" w:w="3120"/>
+            <w:shd w:fill="F7FAFC"/>
+            <w:tcMar>
+              <w:top w:w="60" w:type="dxa"/>
+              <w:bottom w:w="60" w:type="dxa"/>
+              <w:left w:w="70" w:type="dxa"/>
+              <w:right w:w="70" w:type="dxa"/>
+            </w:tcMar>
+          </w:tcPr>
+          <w:p>
+            <w:pPr>
+              <w:spacing w:before="0" w:after="0" w:line="276" w:lineRule="auto"/>
+            </w:pPr>
+            <w:r>
+              <w:rPr>
+                <w:rFonts w:ascii="Calibri" w:hAnsi="Calibri"/>
+                <w:b/>
+                <w:color w:val="1A202C"/>
+                <w:sz w:val="17"/>
+              </w:rPr>
+              <w:t>20%</w:t>
+            </w:r>
+          </w:p>
+        </w:tc>
+        <w:tc>
+          <w:tcPr>
+            <w:tcW w:type="dxa" w:w="3120"/>
+            <w:shd w:fill="F7FAFC"/>
+            <w:tcMar>
+              <w:top w:w="60" w:type="dxa"/>
+              <w:bottom w:w="60" w:type="dxa"/>
+              <w:left w:w="70" w:type="dxa"/>
+              <w:right w:w="70" w:type="dxa"/>
+            </w:tcMar>
+          </w:tcPr>
+          <w:p>
+            <w:pPr>
+              <w:spacing w:before="0" w:after="0" w:line="276" w:lineRule="auto"/>
+            </w:pPr>
+            <w:r>
+              <w:rPr>
+                <w:rFonts w:ascii="Calibri" w:hAnsi="Calibri"/>
+                <w:color w:val="1A202C"/>
+                <w:sz w:val="17"/>
+              </w:rPr>
+              <w:t>Respuestas breves, interpretación de flujos y defensa de decisiones en clase.</w:t>
+            </w:r>
+          </w:p>
+        </w:tc>
+      </w:tr>
+      <w:tr>
+        <w:tc>
+          <w:tcPr>
+            <w:tcW w:type="dxa" w:w="3120"/>
+            <w:tcMar>
+              <w:top w:w="60" w:type="dxa"/>
+              <w:bottom w:w="60" w:type="dxa"/>
+              <w:left w:w="70" w:type="dxa"/>
+              <w:right w:w="70" w:type="dxa"/>
+            </w:tcMar>
+          </w:tcPr>
+          <w:p>
+            <w:pPr>
+              <w:spacing w:before="0" w:after="0" w:line="276" w:lineRule="auto"/>
+            </w:pPr>
+            <w:r>
+              <w:rPr>
+                <w:rFonts w:ascii="Calibri" w:hAnsi="Calibri"/>
+                <w:b/>
+                <w:color w:val="1A202C"/>
+                <w:sz w:val="17"/>
+              </w:rPr>
+              <w:t>Productos de los módulos</w:t>
+            </w:r>
+          </w:p>
+        </w:tc>
+        <w:tc>
+          <w:tcPr>
+            <w:tcW w:type="dxa" w:w="3120"/>
+            <w:tcMar>
+              <w:top w:w="60" w:type="dxa"/>
+              <w:bottom w:w="60" w:type="dxa"/>
+              <w:left w:w="70" w:type="dxa"/>
+              <w:right w:w="70" w:type="dxa"/>
+            </w:tcMar>
+          </w:tcPr>
+          <w:p>
+            <w:pPr>
+              <w:spacing w:before="0" w:after="0" w:line="276" w:lineRule="auto"/>
+            </w:pPr>
+            <w:r>
+              <w:rPr>
+                <w:rFonts w:ascii="Calibri" w:hAnsi="Calibri"/>
+                <w:b/>
+                <w:color w:val="1A202C"/>
+                <w:sz w:val="17"/>
+              </w:rPr>
+              <w:t>40%</w:t>
+            </w:r>
+          </w:p>
+        </w:tc>
+        <w:tc>
+          <w:tcPr>
+            <w:tcW w:type="dxa" w:w="3120"/>
+            <w:tcMar>
+              <w:top w:w="60" w:type="dxa"/>
+              <w:bottom w:w="60" w:type="dxa"/>
+              <w:left w:w="70" w:type="dxa"/>
+              <w:right w:w="70" w:type="dxa"/>
+            </w:tcMar>
+          </w:tcPr>
+          <w:p>
+            <w:pPr>
+              <w:spacing w:before="0" w:after="0" w:line="276" w:lineRule="auto"/>
+            </w:pPr>
+            <w:r>
+              <w:rPr>
+                <w:rFonts w:ascii="Calibri" w:hAnsi="Calibri"/>
+                <w:color w:val="1A202C"/>
+                <w:sz w:val="17"/>
+              </w:rPr>
+              <w:t>Diagramas de arquitectura, matrices RBAC, fichas y documentos revisados.</w:t>
+            </w:r>
+          </w:p>
+        </w:tc>
+      </w:tr>
+      <w:tr>
+        <w:tc>
+          <w:tcPr>
+            <w:tcW w:type="dxa" w:w="3120"/>
+            <w:shd w:fill="F7FAFC"/>
+            <w:tcMar>
+              <w:top w:w="60" w:type="dxa"/>
+              <w:bottom w:w="60" w:type="dxa"/>
+              <w:left w:w="70" w:type="dxa"/>
+              <w:right w:w="70" w:type="dxa"/>
+            </w:tcMar>
+          </w:tcPr>
+          <w:p>
+            <w:pPr>
+              <w:spacing w:before="0" w:after="0" w:line="276" w:lineRule="auto"/>
+            </w:pPr>
+            <w:r>
+              <w:rPr>
+                <w:rFonts w:ascii="Calibri" w:hAnsi="Calibri"/>
+                <w:b/>
+                <w:color w:val="1A202C"/>
+                <w:sz w:val="17"/>
+              </w:rPr>
+              <w:t>Proyecto integrador (Expediente)</w:t>
+            </w:r>
+          </w:p>
+        </w:tc>
+        <w:tc>
+          <w:tcPr>
+            <w:tcW w:type="dxa" w:w="3120"/>
+            <w:shd w:fill="F7FAFC"/>
+            <w:tcMar>
+              <w:top w:w="60" w:type="dxa"/>
+              <w:bottom w:w="60" w:type="dxa"/>
+              <w:left w:w="70" w:type="dxa"/>
+              <w:right w:w="70" w:type="dxa"/>
+            </w:tcMar>
+          </w:tcPr>
+          <w:p>
+            <w:pPr>
+              <w:spacing w:before="0" w:after="0" w:line="276" w:lineRule="auto"/>
+            </w:pPr>
+            <w:r>
+              <w:rPr>
+                <w:rFonts w:ascii="Calibri" w:hAnsi="Calibri"/>
+                <w:b/>
+                <w:color w:val="1A202C"/>
+                <w:sz w:val="17"/>
+              </w:rPr>
+              <w:t>40%</w:t>
+            </w:r>
+          </w:p>
+        </w:tc>
+        <w:tc>
+          <w:tcPr>
+            <w:tcW w:type="dxa" w:w="3120"/>
+            <w:shd w:fill="F7FAFC"/>
+            <w:tcMar>
+              <w:top w:w="60" w:type="dxa"/>
+              <w:bottom w:w="60" w:type="dxa"/>
+              <w:left w:w="70" w:type="dxa"/>
+              <w:right w:w="70" w:type="dxa"/>
+            </w:tcMar>
+          </w:tcPr>
+          <w:p>
+            <w:pPr>
+              <w:spacing w:before="0" w:after="0" w:line="276" w:lineRule="auto"/>
+            </w:pPr>
+            <w:r>
+              <w:rPr>
+                <w:rFonts w:ascii="Calibri" w:hAnsi="Calibri"/>
+                <w:color w:val="1A202C"/>
+                <w:sz w:val="17"/>
+              </w:rPr>
+              <w:t>Expediente de seguridad coherente y presentación sustentada del caso.</w:t>
+            </w:r>
+          </w:p>
+        </w:tc>
+      </w:tr>
+    </w:tbl>
+    <w:p>
+      <w:pPr>
+        <w:spacing w:before="240" w:after="80" w:line="276" w:lineRule="auto"/>
+      </w:pPr>
+      <w:r>
+        <w:rPr>
+          <w:rFonts w:ascii="Calibri" w:hAnsi="Calibri"/>
+          <w:b/>
+          <w:color w:val="003366"/>
+          <w:sz w:val="22"/>
+        </w:rPr>
+        <w:t>Rúbrica Analítica del Proyecto Integrador:</w:t>
+      </w:r>
+    </w:p>
+    <w:tbl>
+      <w:tblPr>
+        <w:tblW w:type="auto" w:w="0"/>
+        <w:jc w:val="center"/>
+        <w:tblLayout w:type="fixed"/>
+        <w:tblLook w:firstColumn="1" w:firstRow="1" w:lastColumn="0" w:lastRow="0" w:noHBand="0" w:noVBand="1" w:val="04A0"/>
+        <w:tblBorders>
+          <w:top w:val="single" w:sz="4" w:space="0" w:color="CBD5E0"/>
+          <w:bottom w:val="single" w:sz="4" w:space="0" w:color="CBD5E0"/>
+          <w:insideH w:val="single" w:sz="4" w:space="0" w:color="CBD5E0"/>
+          <w:insideV w:val="none"/>
+          <w:left w:val="none"/>
+          <w:right w:val="none"/>
+        </w:tblBorders>
+      </w:tblPr>
+      <w:tblGrid>
+        <w:gridCol w:w="6480"/>
+        <w:gridCol w:w="2880"/>
+      </w:tblGrid>
+      <w:tr>
+        <w:tc>
+          <w:tcPr>
+            <w:tcW w:type="dxa" w:w="4680"/>
+            <w:shd w:fill="003366"/>
+          </w:tcPr>
+          <w:p>
+            <w:pPr>
+              <w:spacing w:before="0" w:after="0" w:line="276" w:lineRule="auto"/>
+            </w:pPr>
+            <w:r>
+              <w:rPr>
+                <w:rFonts w:ascii="Calibri" w:hAnsi="Calibri"/>
+                <w:b/>
+                <w:color w:val="FFFFFF"/>
+                <w:sz w:val="18"/>
+              </w:rPr>
+              <w:t>Criterio Técnico Evaluado</w:t>
+            </w:r>
+          </w:p>
+        </w:tc>
+        <w:tc>
+          <w:tcPr>
+            <w:tcW w:type="dxa" w:w="4680"/>
+            <w:shd w:fill="003366"/>
+          </w:tcPr>
+          <w:p>
+            <w:pPr>
+              <w:spacing w:before="0" w:after="0" w:line="276" w:lineRule="auto"/>
+            </w:pPr>
+            <w:r>
+              <w:rPr>
+                <w:rFonts w:ascii="Calibri" w:hAnsi="Calibri"/>
+                <w:b/>
+                <w:color w:val="FFFFFF"/>
+                <w:sz w:val="18"/>
+              </w:rPr>
+              <w:t>Peso en el Proyecto</w:t>
+            </w:r>
+          </w:p>
+        </w:tc>
+      </w:tr>
+      <w:tr>
+        <w:tc>
+          <w:tcPr>
+            <w:tcW w:type="dxa" w:w="4680"/>
+            <w:shd w:fill="F7FAFC"/>
+            <w:tcMar>
+              <w:top w:w="60" w:type="dxa"/>
+              <w:bottom w:w="60" w:type="dxa"/>
+              <w:left w:w="70" w:type="dxa"/>
+              <w:right w:w="70" w:type="dxa"/>
+            </w:tcMar>
+          </w:tcPr>
+          <w:p>
+            <w:pPr>
+              <w:spacing w:before="0" w:after="0" w:line="276" w:lineRule="auto"/>
+            </w:pPr>
+            <w:r>
+              <w:rPr>
+                <w:rFonts w:ascii="Calibri" w:hAnsi="Calibri"/>
+                <w:color w:val="1A202C"/>
+                <w:sz w:val="17"/>
+              </w:rPr>
+              <w:t>Corrección conceptual y distinción rigurosa de funciones técnicas</w:t>
+            </w:r>
+          </w:p>
+        </w:tc>
+        <w:tc>
+          <w:tcPr>
+            <w:tcW w:type="dxa" w:w="4680"/>
+            <w:shd w:fill="F7FAFC"/>
+            <w:tcMar>
+              <w:top w:w="60" w:type="dxa"/>
+              <w:bottom w:w="60" w:type="dxa"/>
+              <w:left w:w="70" w:type="dxa"/>
+              <w:right w:w="70" w:type="dxa"/>
+            </w:tcMar>
+          </w:tcPr>
+          <w:p>
+            <w:pPr>
+              <w:spacing w:before="0" w:after="0" w:line="276" w:lineRule="auto"/>
+            </w:pPr>
+            <w:r>
+              <w:rPr>
+                <w:rFonts w:ascii="Calibri" w:hAnsi="Calibri"/>
+                <w:b/>
+                <w:color w:val="1A202C"/>
+                <w:sz w:val="17"/>
+              </w:rPr>
+              <w:t>25%</w:t>
+            </w:r>
+          </w:p>
+        </w:tc>
+      </w:tr>
+      <w:tr>
+        <w:tc>
+          <w:tcPr>
+            <w:tcW w:type="dxa" w:w="4680"/>
+            <w:tcMar>
+              <w:top w:w="60" w:type="dxa"/>
+              <w:bottom w:w="60" w:type="dxa"/>
+              <w:left w:w="70" w:type="dxa"/>
+              <w:right w:w="70" w:type="dxa"/>
+            </w:tcMar>
+          </w:tcPr>
+          <w:p>
+            <w:pPr>
+              <w:spacing w:before="0" w:after="0" w:line="276" w:lineRule="auto"/>
+            </w:pPr>
+            <w:r>
+              <w:rPr>
+                <w:rFonts w:ascii="Calibri" w:hAnsi="Calibri"/>
+                <w:color w:val="1A202C"/>
+                <w:sz w:val="17"/>
+              </w:rPr>
+              <w:t>Alcance explícito y coherencia entre componentes, flujos y documentos</w:t>
+            </w:r>
+          </w:p>
+        </w:tc>
+        <w:tc>
+          <w:tcPr>
+            <w:tcW w:type="dxa" w:w="4680"/>
+            <w:tcMar>
+              <w:top w:w="60" w:type="dxa"/>
+              <w:bottom w:w="60" w:type="dxa"/>
+              <w:left w:w="70" w:type="dxa"/>
+              <w:right w:w="70" w:type="dxa"/>
+            </w:tcMar>
+          </w:tcPr>
+          <w:p>
+            <w:pPr>
+              <w:spacing w:before="0" w:after="0" w:line="276" w:lineRule="auto"/>
+            </w:pPr>
+            <w:r>
+              <w:rPr>
+                <w:rFonts w:ascii="Calibri" w:hAnsi="Calibri"/>
+                <w:b/>
+                <w:color w:val="1A202C"/>
+                <w:sz w:val="17"/>
+              </w:rPr>
+              <w:t>20%</w:t>
+            </w:r>
+          </w:p>
+        </w:tc>
+      </w:tr>
+      <w:tr>
+        <w:tc>
+          <w:tcPr>
+            <w:tcW w:type="dxa" w:w="4680"/>
+            <w:shd w:fill="F7FAFC"/>
+            <w:tcMar>
+              <w:top w:w="60" w:type="dxa"/>
+              <w:bottom w:w="60" w:type="dxa"/>
+              <w:left w:w="70" w:type="dxa"/>
+              <w:right w:w="70" w:type="dxa"/>
+            </w:tcMar>
+          </w:tcPr>
+          <w:p>
+            <w:pPr>
+              <w:spacing w:before="0" w:after="0" w:line="276" w:lineRule="auto"/>
+            </w:pPr>
+            <w:r>
+              <w:rPr>
+                <w:rFonts w:ascii="Calibri" w:hAnsi="Calibri"/>
+                <w:color w:val="1A202C"/>
+                <w:sz w:val="17"/>
+              </w:rPr>
+              <w:t>Controles y tratamiento del riesgo debidamente justificados</w:t>
+            </w:r>
+          </w:p>
+        </w:tc>
+        <w:tc>
+          <w:tcPr>
+            <w:tcW w:type="dxa" w:w="4680"/>
+            <w:shd w:fill="F7FAFC"/>
+            <w:tcMar>
+              <w:top w:w="60" w:type="dxa"/>
+              <w:bottom w:w="60" w:type="dxa"/>
+              <w:left w:w="70" w:type="dxa"/>
+              <w:right w:w="70" w:type="dxa"/>
+            </w:tcMar>
+          </w:tcPr>
+          <w:p>
+            <w:pPr>
+              <w:spacing w:before="0" w:after="0" w:line="276" w:lineRule="auto"/>
+            </w:pPr>
+            <w:r>
+              <w:rPr>
+                <w:rFonts w:ascii="Calibri" w:hAnsi="Calibri"/>
+                <w:b/>
+                <w:color w:val="1A202C"/>
+                <w:sz w:val="17"/>
+              </w:rPr>
+              <w:t>25%</w:t>
+            </w:r>
+          </w:p>
+        </w:tc>
+      </w:tr>
+      <w:tr>
+        <w:tc>
+          <w:tcPr>
+            <w:tcW w:type="dxa" w:w="4680"/>
+            <w:tcMar>
+              <w:top w:w="60" w:type="dxa"/>
+              <w:bottom w:w="60" w:type="dxa"/>
+              <w:left w:w="70" w:type="dxa"/>
+              <w:right w:w="70" w:type="dxa"/>
+            </w:tcMar>
+          </w:tcPr>
+          <w:p>
+            <w:pPr>
+              <w:spacing w:before="0" w:after="0" w:line="276" w:lineRule="auto"/>
+            </w:pPr>
+            <w:r>
+              <w:rPr>
+                <w:rFonts w:ascii="Calibri" w:hAnsi="Calibri"/>
+                <w:color w:val="1A202C"/>
+                <w:sz w:val="17"/>
+              </w:rPr>
+              <w:t>Asignación de responsables y evidencia de verificación y trazabilidad</w:t>
+            </w:r>
+          </w:p>
+        </w:tc>
+        <w:tc>
+          <w:tcPr>
+            <w:tcW w:type="dxa" w:w="4680"/>
+            <w:tcMar>
+              <w:top w:w="60" w:type="dxa"/>
+              <w:bottom w:w="60" w:type="dxa"/>
+              <w:left w:w="70" w:type="dxa"/>
+              <w:right w:w="70" w:type="dxa"/>
+            </w:tcMar>
+          </w:tcPr>
+          <w:p>
+            <w:pPr>
+              <w:spacing w:before="0" w:after="0" w:line="276" w:lineRule="auto"/>
+            </w:pPr>
+            <w:r>
+              <w:rPr>
+                <w:rFonts w:ascii="Calibri" w:hAnsi="Calibri"/>
+                <w:b/>
+                <w:color w:val="1A202C"/>
+                <w:sz w:val="17"/>
+              </w:rPr>
+              <w:t>20%</w:t>
+            </w:r>
+          </w:p>
+        </w:tc>
+      </w:tr>
+      <w:tr>
+        <w:tc>
+          <w:tcPr>
+            <w:tcW w:type="dxa" w:w="4680"/>
+            <w:shd w:fill="F7FAFC"/>
+            <w:tcMar>
+              <w:top w:w="60" w:type="dxa"/>
+              <w:bottom w:w="60" w:type="dxa"/>
+              <w:left w:w="70" w:type="dxa"/>
+              <w:right w:w="70" w:type="dxa"/>
+            </w:tcMar>
+          </w:tcPr>
+          <w:p>
+            <w:pPr>
+              <w:spacing w:before="0" w:after="0" w:line="276" w:lineRule="auto"/>
+            </w:pPr>
+            <w:r>
+              <w:rPr>
+                <w:rFonts w:ascii="Calibri" w:hAnsi="Calibri"/>
+                <w:color w:val="1A202C"/>
+                <w:sz w:val="17"/>
+              </w:rPr>
+              <w:t>Claridad, serenidad y solvencia en la presentación oral y respuestas</w:t>
+            </w:r>
+          </w:p>
+        </w:tc>
+        <w:tc>
+          <w:tcPr>
+            <w:tcW w:type="dxa" w:w="4680"/>
+            <w:shd w:fill="F7FAFC"/>
+            <w:tcMar>
+              <w:top w:w="60" w:type="dxa"/>
+              <w:bottom w:w="60" w:type="dxa"/>
+              <w:left w:w="70" w:type="dxa"/>
+              <w:right w:w="70" w:type="dxa"/>
+            </w:tcMar>
+          </w:tcPr>
+          <w:p>
+            <w:pPr>
+              <w:spacing w:before="0" w:after="0" w:line="276" w:lineRule="auto"/>
+            </w:pPr>
+            <w:r>
+              <w:rPr>
+                <w:rFonts w:ascii="Calibri" w:hAnsi="Calibri"/>
+                <w:b/>
+                <w:color w:val="1A202C"/>
+                <w:sz w:val="17"/>
+              </w:rPr>
+              <w:t>10%</w:t>
+            </w:r>
+          </w:p>
+        </w:tc>
+      </w:tr>
+    </w:tbl>
+    <w:p>
+      <w:r>
+        <w:br w:type="page"/>
+      </w:r>
+    </w:p>
+    <w:p>
+      <w:pPr>
+        <w:spacing w:before="200" w:after="120" w:line="276" w:lineRule="auto"/>
+      </w:pPr>
+      <w:r>
+        <w:rPr>
+          <w:rFonts w:ascii="Calibri" w:hAnsi="Calibri"/>
+          <w:b/>
+          <w:color w:val="003366"/>
+          <w:sz w:val="30"/>
+        </w:rPr>
+        <w:t>Recursos de Aprendizaje, Herramientas y Esquema de Precios</w:t>
+      </w:r>
+    </w:p>
+    <w:p>
+      <w:pPr>
+        <w:spacing w:before="0" w:after="120" w:line="276" w:lineRule="auto"/>
+      </w:pPr>
       <w:r>
         <w:rPr>
           <w:rFonts w:ascii="Calibri" w:hAnsi="Calibri"/>
           <w:color w:val="1A202C"/>
           <w:sz w:val="20"/>
         </w:rPr>
-        <w:t>Distribuciones Linux de Laboratorio (Kali Linux, Ubuntu Server 22.04 LTS, REMnux): Sistemas operativos para ejercicios de defensa y análisis de incidentes. Costo: $0.00 (Gratuitos).</w:t>
+        <w:t>El curso emplea computadoras, navegadores web, editores de documentos y herramientas de diagramación. Todos los ejercicios utilizan datos ficticios y no solicitan contraseñas reales. Para garantizar viabilidad económica a personas desempleadas, el software seleccionado es prioritariamente Open Source ($0.00) y de acceso académico oficial a través de la membresía de Fundación Kinal como Cisco Networking Academy:</w:t>
+      </w:r>
+    </w:p>
+    <w:tbl>
+      <w:tblPr>
+        <w:tblW w:type="auto" w:w="0"/>
+        <w:jc w:val="center"/>
+        <w:tblLayout w:type="fixed"/>
+        <w:tblLook w:firstColumn="1" w:firstRow="1" w:lastColumn="0" w:lastRow="0" w:noHBand="0" w:noVBand="1" w:val="04A0"/>
+        <w:tblBorders>
+          <w:top w:val="single" w:sz="4" w:space="0" w:color="CBD5E0"/>
+          <w:bottom w:val="single" w:sz="4" w:space="0" w:color="CBD5E0"/>
+          <w:insideH w:val="single" w:sz="4" w:space="0" w:color="CBD5E0"/>
+          <w:insideV w:val="none"/>
+          <w:left w:val="none"/>
+          <w:right w:val="none"/>
+        </w:tblBorders>
+      </w:tblPr>
+      <w:tblGrid>
+        <w:gridCol w:w="2592"/>
+        <w:gridCol w:w="2160"/>
+        <w:gridCol w:w="2016"/>
+        <w:gridCol w:w="2592"/>
+      </w:tblGrid>
+      <w:tr>
+        <w:tc>
+          <w:tcPr>
+            <w:tcW w:type="dxa" w:w="2340"/>
+            <w:shd w:fill="003366"/>
+          </w:tcPr>
+          <w:p>
+            <w:pPr>
+              <w:spacing w:before="0" w:after="0" w:line="276" w:lineRule="auto"/>
+            </w:pPr>
+            <w:r>
+              <w:rPr>
+                <w:rFonts w:ascii="Calibri" w:hAnsi="Calibri"/>
+                <w:b/>
+                <w:color w:val="FFFFFF"/>
+                <w:sz w:val="18"/>
+              </w:rPr>
+              <w:t>Herramienta Tecnológica</w:t>
+            </w:r>
+          </w:p>
+        </w:tc>
+        <w:tc>
+          <w:tcPr>
+            <w:tcW w:type="dxa" w:w="2340"/>
+            <w:shd w:fill="003366"/>
+          </w:tcPr>
+          <w:p>
+            <w:pPr>
+              <w:spacing w:before="0" w:after="0" w:line="276" w:lineRule="auto"/>
+            </w:pPr>
+            <w:r>
+              <w:rPr>
+                <w:rFonts w:ascii="Calibri" w:hAnsi="Calibri"/>
+                <w:b/>
+                <w:color w:val="FFFFFF"/>
+                <w:sz w:val="18"/>
+              </w:rPr>
+              <w:t>Tipo / Licencia</w:t>
+            </w:r>
+          </w:p>
+        </w:tc>
+        <w:tc>
+          <w:tcPr>
+            <w:tcW w:type="dxa" w:w="2340"/>
+            <w:shd w:fill="003366"/>
+          </w:tcPr>
+          <w:p>
+            <w:pPr>
+              <w:spacing w:before="0" w:after="0" w:line="276" w:lineRule="auto"/>
+            </w:pPr>
+            <w:r>
+              <w:rPr>
+                <w:rFonts w:ascii="Calibri" w:hAnsi="Calibri"/>
+                <w:b/>
+                <w:color w:val="FFFFFF"/>
+                <w:sz w:val="18"/>
+              </w:rPr>
+              <w:t>Costo Mensual / Anual</w:t>
+            </w:r>
+          </w:p>
+        </w:tc>
+        <w:tc>
+          <w:tcPr>
+            <w:tcW w:type="dxa" w:w="2340"/>
+            <w:shd w:fill="003366"/>
+          </w:tcPr>
+          <w:p>
+            <w:pPr>
+              <w:spacing w:before="0" w:after="0" w:line="276" w:lineRule="auto"/>
+            </w:pPr>
+            <w:r>
+              <w:rPr>
+                <w:rFonts w:ascii="Calibri" w:hAnsi="Calibri"/>
+                <w:b/>
+                <w:color w:val="FFFFFF"/>
+                <w:sz w:val="18"/>
+              </w:rPr>
+              <w:t>Función en el Programa</w:t>
+            </w:r>
+          </w:p>
+        </w:tc>
+      </w:tr>
+      <w:tr>
+        <w:tc>
+          <w:tcPr>
+            <w:tcW w:type="dxa" w:w="2340"/>
+            <w:shd w:fill="F7FAFC"/>
+            <w:tcMar>
+              <w:top w:w="60" w:type="dxa"/>
+              <w:bottom w:w="60" w:type="dxa"/>
+              <w:left w:w="70" w:type="dxa"/>
+              <w:right w:w="70" w:type="dxa"/>
+            </w:tcMar>
+          </w:tcPr>
+          <w:p>
+            <w:pPr>
+              <w:spacing w:before="0" w:after="0" w:line="276" w:lineRule="auto"/>
+            </w:pPr>
+            <w:r>
+              <w:rPr>
+                <w:rFonts w:ascii="Calibri" w:hAnsi="Calibri"/>
+                <w:b/>
+                <w:color w:val="1A202C"/>
+                <w:sz w:val="17"/>
+              </w:rPr>
+              <w:t>Wazuh SIEM &amp; XDR</w:t>
+            </w:r>
+          </w:p>
+        </w:tc>
+        <w:tc>
+          <w:tcPr>
+            <w:tcW w:type="dxa" w:w="2340"/>
+            <w:shd w:fill="F7FAFC"/>
+            <w:tcMar>
+              <w:top w:w="60" w:type="dxa"/>
+              <w:bottom w:w="60" w:type="dxa"/>
+              <w:left w:w="70" w:type="dxa"/>
+              <w:right w:w="70" w:type="dxa"/>
+            </w:tcMar>
+          </w:tcPr>
+          <w:p>
+            <w:pPr>
+              <w:spacing w:before="0" w:after="0" w:line="276" w:lineRule="auto"/>
+            </w:pPr>
+            <w:r>
+              <w:rPr>
+                <w:rFonts w:ascii="Calibri" w:hAnsi="Calibri"/>
+                <w:color w:val="1A202C"/>
+                <w:sz w:val="17"/>
+              </w:rPr>
+              <w:t>Open Source (GPL)</w:t>
+            </w:r>
+          </w:p>
+        </w:tc>
+        <w:tc>
+          <w:tcPr>
+            <w:tcW w:type="dxa" w:w="2340"/>
+            <w:shd w:fill="F7FAFC"/>
+            <w:tcMar>
+              <w:top w:w="60" w:type="dxa"/>
+              <w:bottom w:w="60" w:type="dxa"/>
+              <w:left w:w="70" w:type="dxa"/>
+              <w:right w:w="70" w:type="dxa"/>
+            </w:tcMar>
+          </w:tcPr>
+          <w:p>
+            <w:pPr>
+              <w:spacing w:before="0" w:after="0" w:line="276" w:lineRule="auto"/>
+            </w:pPr>
+            <w:r>
+              <w:rPr>
+                <w:rFonts w:ascii="Calibri" w:hAnsi="Calibri"/>
+                <w:color w:val="1A202C"/>
+                <w:sz w:val="17"/>
+              </w:rPr>
+              <w:t>$0.00 / mes (Gratuito)</w:t>
+            </w:r>
+          </w:p>
+        </w:tc>
+        <w:tc>
+          <w:tcPr>
+            <w:tcW w:type="dxa" w:w="2340"/>
+            <w:shd w:fill="F7FAFC"/>
+            <w:tcMar>
+              <w:top w:w="60" w:type="dxa"/>
+              <w:bottom w:w="60" w:type="dxa"/>
+              <w:left w:w="70" w:type="dxa"/>
+              <w:right w:w="70" w:type="dxa"/>
+            </w:tcMar>
+          </w:tcPr>
+          <w:p>
+            <w:pPr>
+              <w:spacing w:before="0" w:after="0" w:line="276" w:lineRule="auto"/>
+            </w:pPr>
+            <w:r>
+              <w:rPr>
+                <w:rFonts w:ascii="Calibri" w:hAnsi="Calibri"/>
+                <w:color w:val="1A202C"/>
+                <w:sz w:val="17"/>
+              </w:rPr>
+              <w:t>Recolección y correlación de logs, detección y triaje en Módulo 3</w:t>
+            </w:r>
+          </w:p>
+        </w:tc>
+      </w:tr>
+      <w:tr>
+        <w:tc>
+          <w:tcPr>
+            <w:tcW w:type="dxa" w:w="2340"/>
+            <w:tcMar>
+              <w:top w:w="60" w:type="dxa"/>
+              <w:bottom w:w="60" w:type="dxa"/>
+              <w:left w:w="70" w:type="dxa"/>
+              <w:right w:w="70" w:type="dxa"/>
+            </w:tcMar>
+          </w:tcPr>
+          <w:p>
+            <w:pPr>
+              <w:spacing w:before="0" w:after="0" w:line="276" w:lineRule="auto"/>
+            </w:pPr>
+            <w:r>
+              <w:rPr>
+                <w:rFonts w:ascii="Calibri" w:hAnsi="Calibri"/>
+                <w:b/>
+                <w:color w:val="1A202C"/>
+                <w:sz w:val="17"/>
+              </w:rPr>
+              <w:t>Wireshark &amp; tcpdump</w:t>
+            </w:r>
+          </w:p>
+        </w:tc>
+        <w:tc>
+          <w:tcPr>
+            <w:tcW w:type="dxa" w:w="2340"/>
+            <w:tcMar>
+              <w:top w:w="60" w:type="dxa"/>
+              <w:bottom w:w="60" w:type="dxa"/>
+              <w:left w:w="70" w:type="dxa"/>
+              <w:right w:w="70" w:type="dxa"/>
+            </w:tcMar>
+          </w:tcPr>
+          <w:p>
+            <w:pPr>
+              <w:spacing w:before="0" w:after="0" w:line="276" w:lineRule="auto"/>
+            </w:pPr>
+            <w:r>
+              <w:rPr>
+                <w:rFonts w:ascii="Calibri" w:hAnsi="Calibri"/>
+                <w:color w:val="1A202C"/>
+                <w:sz w:val="17"/>
+              </w:rPr>
+              <w:t>Open Source (GPL)</w:t>
+            </w:r>
+          </w:p>
+        </w:tc>
+        <w:tc>
+          <w:tcPr>
+            <w:tcW w:type="dxa" w:w="2340"/>
+            <w:tcMar>
+              <w:top w:w="60" w:type="dxa"/>
+              <w:bottom w:w="60" w:type="dxa"/>
+              <w:left w:w="70" w:type="dxa"/>
+              <w:right w:w="70" w:type="dxa"/>
+            </w:tcMar>
+          </w:tcPr>
+          <w:p>
+            <w:pPr>
+              <w:spacing w:before="0" w:after="0" w:line="276" w:lineRule="auto"/>
+            </w:pPr>
+            <w:r>
+              <w:rPr>
+                <w:rFonts w:ascii="Calibri" w:hAnsi="Calibri"/>
+                <w:color w:val="1A202C"/>
+                <w:sz w:val="17"/>
+              </w:rPr>
+              <w:t>$0.00 / mes (Gratuito)</w:t>
+            </w:r>
+          </w:p>
+        </w:tc>
+        <w:tc>
+          <w:tcPr>
+            <w:tcW w:type="dxa" w:w="2340"/>
+            <w:tcMar>
+              <w:top w:w="60" w:type="dxa"/>
+              <w:bottom w:w="60" w:type="dxa"/>
+              <w:left w:w="70" w:type="dxa"/>
+              <w:right w:w="70" w:type="dxa"/>
+            </w:tcMar>
+          </w:tcPr>
+          <w:p>
+            <w:pPr>
+              <w:spacing w:before="0" w:after="0" w:line="276" w:lineRule="auto"/>
+            </w:pPr>
+            <w:r>
+              <w:rPr>
+                <w:rFonts w:ascii="Calibri" w:hAnsi="Calibri"/>
+                <w:color w:val="1A202C"/>
+                <w:sz w:val="17"/>
+              </w:rPr>
+              <w:t>Captura e inspección de protocolos web, TLS y DNS en Módulo 4</w:t>
+            </w:r>
+          </w:p>
+        </w:tc>
+      </w:tr>
+      <w:tr>
+        <w:tc>
+          <w:tcPr>
+            <w:tcW w:type="dxa" w:w="2340"/>
+            <w:shd w:fill="F7FAFC"/>
+            <w:tcMar>
+              <w:top w:w="60" w:type="dxa"/>
+              <w:bottom w:w="60" w:type="dxa"/>
+              <w:left w:w="70" w:type="dxa"/>
+              <w:right w:w="70" w:type="dxa"/>
+            </w:tcMar>
+          </w:tcPr>
+          <w:p>
+            <w:pPr>
+              <w:spacing w:before="0" w:after="0" w:line="276" w:lineRule="auto"/>
+            </w:pPr>
+            <w:r>
+              <w:rPr>
+                <w:rFonts w:ascii="Calibri" w:hAnsi="Calibri"/>
+                <w:b/>
+                <w:color w:val="1A202C"/>
+                <w:sz w:val="17"/>
+              </w:rPr>
+              <w:t>Greenbone (OpenVAS)</w:t>
+            </w:r>
+          </w:p>
+        </w:tc>
+        <w:tc>
+          <w:tcPr>
+            <w:tcW w:type="dxa" w:w="2340"/>
+            <w:shd w:fill="F7FAFC"/>
+            <w:tcMar>
+              <w:top w:w="60" w:type="dxa"/>
+              <w:bottom w:w="60" w:type="dxa"/>
+              <w:left w:w="70" w:type="dxa"/>
+              <w:right w:w="70" w:type="dxa"/>
+            </w:tcMar>
+          </w:tcPr>
+          <w:p>
+            <w:pPr>
+              <w:spacing w:before="0" w:after="0" w:line="276" w:lineRule="auto"/>
+            </w:pPr>
+            <w:r>
+              <w:rPr>
+                <w:rFonts w:ascii="Calibri" w:hAnsi="Calibri"/>
+                <w:color w:val="1A202C"/>
+                <w:sz w:val="17"/>
+              </w:rPr>
+              <w:t>Open Source</w:t>
+            </w:r>
+          </w:p>
+        </w:tc>
+        <w:tc>
+          <w:tcPr>
+            <w:tcW w:type="dxa" w:w="2340"/>
+            <w:shd w:fill="F7FAFC"/>
+            <w:tcMar>
+              <w:top w:w="60" w:type="dxa"/>
+              <w:bottom w:w="60" w:type="dxa"/>
+              <w:left w:w="70" w:type="dxa"/>
+              <w:right w:w="70" w:type="dxa"/>
+            </w:tcMar>
+          </w:tcPr>
+          <w:p>
+            <w:pPr>
+              <w:spacing w:before="0" w:after="0" w:line="276" w:lineRule="auto"/>
+            </w:pPr>
+            <w:r>
+              <w:rPr>
+                <w:rFonts w:ascii="Calibri" w:hAnsi="Calibri"/>
+                <w:color w:val="1A202C"/>
+                <w:sz w:val="17"/>
+              </w:rPr>
+              <w:t>$0.00 / mes (Gratuito)</w:t>
+            </w:r>
+          </w:p>
+        </w:tc>
+        <w:tc>
+          <w:tcPr>
+            <w:tcW w:type="dxa" w:w="2340"/>
+            <w:shd w:fill="F7FAFC"/>
+            <w:tcMar>
+              <w:top w:w="60" w:type="dxa"/>
+              <w:bottom w:w="60" w:type="dxa"/>
+              <w:left w:w="70" w:type="dxa"/>
+              <w:right w:w="70" w:type="dxa"/>
+            </w:tcMar>
+          </w:tcPr>
+          <w:p>
+            <w:pPr>
+              <w:spacing w:before="0" w:after="0" w:line="276" w:lineRule="auto"/>
+            </w:pPr>
+            <w:r>
+              <w:rPr>
+                <w:rFonts w:ascii="Calibri" w:hAnsi="Calibri"/>
+                <w:color w:val="1A202C"/>
+                <w:sz w:val="17"/>
+              </w:rPr>
+              <w:t>Escaneo de vulnerabilidades y lectura de avisos en Módulo 5</w:t>
+            </w:r>
+          </w:p>
+        </w:tc>
+      </w:tr>
+      <w:tr>
+        <w:tc>
+          <w:tcPr>
+            <w:tcW w:type="dxa" w:w="2340"/>
+            <w:tcMar>
+              <w:top w:w="60" w:type="dxa"/>
+              <w:bottom w:w="60" w:type="dxa"/>
+              <w:left w:w="70" w:type="dxa"/>
+              <w:right w:w="70" w:type="dxa"/>
+            </w:tcMar>
+          </w:tcPr>
+          <w:p>
+            <w:pPr>
+              <w:spacing w:before="0" w:after="0" w:line="276" w:lineRule="auto"/>
+            </w:pPr>
+            <w:r>
+              <w:rPr>
+                <w:rFonts w:ascii="Calibri" w:hAnsi="Calibri"/>
+                <w:b/>
+                <w:color w:val="1A202C"/>
+                <w:sz w:val="17"/>
+              </w:rPr>
+              <w:t>Oracle VirtualBox / VMs</w:t>
+            </w:r>
+          </w:p>
+        </w:tc>
+        <w:tc>
+          <w:tcPr>
+            <w:tcW w:type="dxa" w:w="2340"/>
+            <w:tcMar>
+              <w:top w:w="60" w:type="dxa"/>
+              <w:bottom w:w="60" w:type="dxa"/>
+              <w:left w:w="70" w:type="dxa"/>
+              <w:right w:w="70" w:type="dxa"/>
+            </w:tcMar>
+          </w:tcPr>
+          <w:p>
+            <w:pPr>
+              <w:spacing w:before="0" w:after="0" w:line="276" w:lineRule="auto"/>
+            </w:pPr>
+            <w:r>
+              <w:rPr>
+                <w:rFonts w:ascii="Calibri" w:hAnsi="Calibri"/>
+                <w:color w:val="1A202C"/>
+                <w:sz w:val="17"/>
+              </w:rPr>
+              <w:t>Open Source (GPL)</w:t>
+            </w:r>
+          </w:p>
+        </w:tc>
+        <w:tc>
+          <w:tcPr>
+            <w:tcW w:type="dxa" w:w="2340"/>
+            <w:tcMar>
+              <w:top w:w="60" w:type="dxa"/>
+              <w:bottom w:w="60" w:type="dxa"/>
+              <w:left w:w="70" w:type="dxa"/>
+              <w:right w:w="70" w:type="dxa"/>
+            </w:tcMar>
+          </w:tcPr>
+          <w:p>
+            <w:pPr>
+              <w:spacing w:before="0" w:after="0" w:line="276" w:lineRule="auto"/>
+            </w:pPr>
+            <w:r>
+              <w:rPr>
+                <w:rFonts w:ascii="Calibri" w:hAnsi="Calibri"/>
+                <w:color w:val="1A202C"/>
+                <w:sz w:val="17"/>
+              </w:rPr>
+              <w:t>$0.00 / mes (Gratuito)</w:t>
+            </w:r>
+          </w:p>
+        </w:tc>
+        <w:tc>
+          <w:tcPr>
+            <w:tcW w:type="dxa" w:w="2340"/>
+            <w:tcMar>
+              <w:top w:w="60" w:type="dxa"/>
+              <w:bottom w:w="60" w:type="dxa"/>
+              <w:left w:w="70" w:type="dxa"/>
+              <w:right w:w="70" w:type="dxa"/>
+            </w:tcMar>
+          </w:tcPr>
+          <w:p>
+            <w:pPr>
+              <w:spacing w:before="0" w:after="0" w:line="276" w:lineRule="auto"/>
+            </w:pPr>
+            <w:r>
+              <w:rPr>
+                <w:rFonts w:ascii="Calibri" w:hAnsi="Calibri"/>
+                <w:color w:val="1A202C"/>
+                <w:sz w:val="17"/>
+              </w:rPr>
+              <w:t>Despliegue de servidores Linux/Windows para prácticas de laboratorio</w:t>
+            </w:r>
+          </w:p>
+        </w:tc>
+      </w:tr>
+      <w:tr>
+        <w:tc>
+          <w:tcPr>
+            <w:tcW w:type="dxa" w:w="2340"/>
+            <w:shd w:fill="F7FAFC"/>
+            <w:tcMar>
+              <w:top w:w="60" w:type="dxa"/>
+              <w:bottom w:w="60" w:type="dxa"/>
+              <w:left w:w="70" w:type="dxa"/>
+              <w:right w:w="70" w:type="dxa"/>
+            </w:tcMar>
+          </w:tcPr>
+          <w:p>
+            <w:pPr>
+              <w:spacing w:before="0" w:after="0" w:line="276" w:lineRule="auto"/>
+            </w:pPr>
+            <w:r>
+              <w:rPr>
+                <w:rFonts w:ascii="Calibri" w:hAnsi="Calibri"/>
+                <w:b/>
+                <w:color w:val="1A202C"/>
+                <w:sz w:val="17"/>
+              </w:rPr>
+              <w:t>Cisco Packet Tracer</w:t>
+            </w:r>
+          </w:p>
+        </w:tc>
+        <w:tc>
+          <w:tcPr>
+            <w:tcW w:type="dxa" w:w="2340"/>
+            <w:shd w:fill="F7FAFC"/>
+            <w:tcMar>
+              <w:top w:w="60" w:type="dxa"/>
+              <w:bottom w:w="60" w:type="dxa"/>
+              <w:left w:w="70" w:type="dxa"/>
+              <w:right w:w="70" w:type="dxa"/>
+            </w:tcMar>
+          </w:tcPr>
+          <w:p>
+            <w:pPr>
+              <w:spacing w:before="0" w:after="0" w:line="276" w:lineRule="auto"/>
+            </w:pPr>
+            <w:r>
+              <w:rPr>
+                <w:rFonts w:ascii="Calibri" w:hAnsi="Calibri"/>
+                <w:color w:val="1A202C"/>
+                <w:sz w:val="17"/>
+              </w:rPr>
+              <w:t>Cisco NetAcad</w:t>
+            </w:r>
+          </w:p>
+        </w:tc>
+        <w:tc>
+          <w:tcPr>
+            <w:tcW w:type="dxa" w:w="2340"/>
+            <w:shd w:fill="F7FAFC"/>
+            <w:tcMar>
+              <w:top w:w="60" w:type="dxa"/>
+              <w:bottom w:w="60" w:type="dxa"/>
+              <w:left w:w="70" w:type="dxa"/>
+              <w:right w:w="70" w:type="dxa"/>
+            </w:tcMar>
+          </w:tcPr>
+          <w:p>
+            <w:pPr>
+              <w:spacing w:before="0" w:after="0" w:line="276" w:lineRule="auto"/>
+            </w:pPr>
+            <w:r>
+              <w:rPr>
+                <w:rFonts w:ascii="Calibri" w:hAnsi="Calibri"/>
+                <w:color w:val="1A202C"/>
+                <w:sz w:val="17"/>
+              </w:rPr>
+              <w:t>$0.00 / mes (Gratuito)</w:t>
+            </w:r>
+          </w:p>
+        </w:tc>
+        <w:tc>
+          <w:tcPr>
+            <w:tcW w:type="dxa" w:w="2340"/>
+            <w:shd w:fill="F7FAFC"/>
+            <w:tcMar>
+              <w:top w:w="60" w:type="dxa"/>
+              <w:bottom w:w="60" w:type="dxa"/>
+              <w:left w:w="70" w:type="dxa"/>
+              <w:right w:w="70" w:type="dxa"/>
+            </w:tcMar>
+          </w:tcPr>
+          <w:p>
+            <w:pPr>
+              <w:spacing w:before="0" w:after="0" w:line="276" w:lineRule="auto"/>
+            </w:pPr>
+            <w:r>
+              <w:rPr>
+                <w:rFonts w:ascii="Calibri" w:hAnsi="Calibri"/>
+                <w:color w:val="1A202C"/>
+                <w:sz w:val="17"/>
+              </w:rPr>
+              <w:t>Simulación de topologías de red, switches y firewalls corporativos</w:t>
+            </w:r>
+          </w:p>
+        </w:tc>
+      </w:tr>
+      <w:tr>
+        <w:tc>
+          <w:tcPr>
+            <w:tcW w:type="dxa" w:w="2340"/>
+            <w:tcMar>
+              <w:top w:w="60" w:type="dxa"/>
+              <w:bottom w:w="60" w:type="dxa"/>
+              <w:left w:w="70" w:type="dxa"/>
+              <w:right w:w="70" w:type="dxa"/>
+            </w:tcMar>
+          </w:tcPr>
+          <w:p>
+            <w:pPr>
+              <w:spacing w:before="0" w:after="0" w:line="276" w:lineRule="auto"/>
+            </w:pPr>
+            <w:r>
+              <w:rPr>
+                <w:rFonts w:ascii="Calibri" w:hAnsi="Calibri"/>
+                <w:b/>
+                <w:color w:val="1A202C"/>
+                <w:sz w:val="17"/>
+              </w:rPr>
+              <w:t>Cisco Snort IDS/IPS</w:t>
+            </w:r>
+          </w:p>
+        </w:tc>
+        <w:tc>
+          <w:tcPr>
+            <w:tcW w:type="dxa" w:w="2340"/>
+            <w:tcMar>
+              <w:top w:w="60" w:type="dxa"/>
+              <w:bottom w:w="60" w:type="dxa"/>
+              <w:left w:w="70" w:type="dxa"/>
+              <w:right w:w="70" w:type="dxa"/>
+            </w:tcMar>
+          </w:tcPr>
+          <w:p>
+            <w:pPr>
+              <w:spacing w:before="0" w:after="0" w:line="276" w:lineRule="auto"/>
+            </w:pPr>
+            <w:r>
+              <w:rPr>
+                <w:rFonts w:ascii="Calibri" w:hAnsi="Calibri"/>
+                <w:color w:val="1A202C"/>
+                <w:sz w:val="17"/>
+              </w:rPr>
+              <w:t>Cisco Talos (GPL)</w:t>
+            </w:r>
+          </w:p>
+        </w:tc>
+        <w:tc>
+          <w:tcPr>
+            <w:tcW w:type="dxa" w:w="2340"/>
+            <w:tcMar>
+              <w:top w:w="60" w:type="dxa"/>
+              <w:bottom w:w="60" w:type="dxa"/>
+              <w:left w:w="70" w:type="dxa"/>
+              <w:right w:w="70" w:type="dxa"/>
+            </w:tcMar>
+          </w:tcPr>
+          <w:p>
+            <w:pPr>
+              <w:spacing w:before="0" w:after="0" w:line="276" w:lineRule="auto"/>
+            </w:pPr>
+            <w:r>
+              <w:rPr>
+                <w:rFonts w:ascii="Calibri" w:hAnsi="Calibri"/>
+                <w:color w:val="1A202C"/>
+                <w:sz w:val="17"/>
+              </w:rPr>
+              <w:t>$0.00 / mes (Gratuito)</w:t>
+            </w:r>
+          </w:p>
+        </w:tc>
+        <w:tc>
+          <w:tcPr>
+            <w:tcW w:type="dxa" w:w="2340"/>
+            <w:tcMar>
+              <w:top w:w="60" w:type="dxa"/>
+              <w:bottom w:w="60" w:type="dxa"/>
+              <w:left w:w="70" w:type="dxa"/>
+              <w:right w:w="70" w:type="dxa"/>
+            </w:tcMar>
+          </w:tcPr>
+          <w:p>
+            <w:pPr>
+              <w:spacing w:before="0" w:after="0" w:line="276" w:lineRule="auto"/>
+            </w:pPr>
+            <w:r>
+              <w:rPr>
+                <w:rFonts w:ascii="Calibri" w:hAnsi="Calibri"/>
+                <w:color w:val="1A202C"/>
+                <w:sz w:val="17"/>
+              </w:rPr>
+              <w:t>Detección de tráfico de intrusión basada en firmas (reglas comunitarias)</w:t>
+            </w:r>
+          </w:p>
+        </w:tc>
+      </w:tr>
+      <w:tr>
+        <w:tc>
+          <w:tcPr>
+            <w:tcW w:type="dxa" w:w="2340"/>
+            <w:shd w:fill="F7FAFC"/>
+            <w:tcMar>
+              <w:top w:w="60" w:type="dxa"/>
+              <w:bottom w:w="60" w:type="dxa"/>
+              <w:left w:w="70" w:type="dxa"/>
+              <w:right w:w="70" w:type="dxa"/>
+            </w:tcMar>
+          </w:tcPr>
+          <w:p>
+            <w:pPr>
+              <w:spacing w:before="0" w:after="0" w:line="276" w:lineRule="auto"/>
+            </w:pPr>
+            <w:r>
+              <w:rPr>
+                <w:rFonts w:ascii="Calibri" w:hAnsi="Calibri"/>
+                <w:b/>
+                <w:color w:val="1A202C"/>
+                <w:sz w:val="17"/>
+              </w:rPr>
+              <w:t>Cisco Modeling Labs (CML)</w:t>
+              <w:br/>
+              <w:t>[Herramienta Opcional]</w:t>
+            </w:r>
+          </w:p>
+        </w:tc>
+        <w:tc>
+          <w:tcPr>
+            <w:tcW w:type="dxa" w:w="2340"/>
+            <w:shd w:fill="F7FAFC"/>
+            <w:tcMar>
+              <w:top w:w="60" w:type="dxa"/>
+              <w:bottom w:w="60" w:type="dxa"/>
+              <w:left w:w="70" w:type="dxa"/>
+              <w:right w:w="70" w:type="dxa"/>
+            </w:tcMar>
+          </w:tcPr>
+          <w:p>
+            <w:pPr>
+              <w:spacing w:before="0" w:after="0" w:line="276" w:lineRule="auto"/>
+            </w:pPr>
+            <w:r>
+              <w:rPr>
+                <w:rFonts w:ascii="Calibri" w:hAnsi="Calibri"/>
+                <w:color w:val="1A202C"/>
+                <w:sz w:val="17"/>
+              </w:rPr>
+              <w:t>Cisco Comercial</w:t>
+            </w:r>
+          </w:p>
+        </w:tc>
+        <w:tc>
+          <w:tcPr>
+            <w:tcW w:type="dxa" w:w="2340"/>
+            <w:shd w:fill="F7FAFC"/>
+            <w:tcMar>
+              <w:top w:w="60" w:type="dxa"/>
+              <w:bottom w:w="60" w:type="dxa"/>
+              <w:left w:w="70" w:type="dxa"/>
+              <w:right w:w="70" w:type="dxa"/>
+            </w:tcMar>
+          </w:tcPr>
+          <w:p>
+            <w:pPr>
+              <w:spacing w:before="0" w:after="0" w:line="276" w:lineRule="auto"/>
+            </w:pPr>
+            <w:r>
+              <w:rPr>
+                <w:rFonts w:ascii="Calibri" w:hAnsi="Calibri"/>
+                <w:color w:val="1A202C"/>
+                <w:sz w:val="17"/>
+              </w:rPr>
+              <w:t>$199.00 USD / año</w:t>
+              <w:br/>
+              <w:t>(~$16.58 USD / mes)</w:t>
+            </w:r>
+          </w:p>
+        </w:tc>
+        <w:tc>
+          <w:tcPr>
+            <w:tcW w:type="dxa" w:w="2340"/>
+            <w:shd w:fill="F7FAFC"/>
+            <w:tcMar>
+              <w:top w:w="60" w:type="dxa"/>
+              <w:bottom w:w="60" w:type="dxa"/>
+              <w:left w:w="70" w:type="dxa"/>
+              <w:right w:w="70" w:type="dxa"/>
+            </w:tcMar>
+          </w:tcPr>
+          <w:p>
+            <w:pPr>
+              <w:spacing w:before="0" w:after="0" w:line="276" w:lineRule="auto"/>
+            </w:pPr>
+            <w:r>
+              <w:rPr>
+                <w:rFonts w:ascii="Calibri" w:hAnsi="Calibri"/>
+                <w:color w:val="1A202C"/>
+                <w:sz w:val="17"/>
+              </w:rPr>
+              <w:t>Emulación avanzada para instructor (no requerida para alumnos)</w:t>
+            </w:r>
+          </w:p>
+        </w:tc>
+      </w:tr>
+    </w:tbl>
+    <w:p>
+      <w:pPr>
+        <w:spacing w:before="240" w:after="80" w:line="276" w:lineRule="auto"/>
+      </w:pPr>
+      <w:r>
+        <w:rPr>
+          <w:rFonts w:ascii="Calibri" w:hAnsi="Calibri"/>
+          <w:b/>
+          <w:color w:val="003366"/>
+          <w:sz w:val="24"/>
+        </w:rPr>
+        <w:t>Referencias Oficiales para la Preparación Docente:</w:t>
       </w:r>
     </w:p>
     <w:p>
       <w:pPr>
         <w:spacing w:before="20" w:after="40" w:line="276" w:lineRule="auto"/>
-        <w:ind w:left="504"/>
-      </w:pPr>
-      <w:r>
-        <w:rPr>
-          <w:rFonts w:ascii="Calibri" w:hAnsi="Calibri"/>
-          <w:color w:val="4A5568"/>
-          <w:sz w:val="20"/>
-        </w:rPr>
-        <w:t xml:space="preserve">– </w:t>
+        <w:ind w:left="288"/>
+      </w:pPr>
+      <w:r>
+        <w:rPr>
+          <w:rFonts w:ascii="Calibri" w:hAnsi="Calibri"/>
+          <w:b/>
+          <w:color w:val="003366"/>
+          <w:sz w:val="18"/>
+        </w:rPr>
+        <w:t xml:space="preserve">• Microsoft Learn: </w:t>
       </w:r>
       <w:r>
         <w:rPr>
           <w:rFonts w:ascii="Calibri" w:hAnsi="Calibri"/>
           <w:color w:val="1A202C"/>
-          <w:sz w:val="20"/>
-        </w:rPr>
-        <w:t>pfSense Community Edition / OPNsense: Firewall y enrutador virtual de código abierto para prácticas de filtrado de paquetes y segmentación DMZ. Costo: $0.00 (Gratuito).</w:t>
+          <w:sz w:val="18"/>
+        </w:rPr>
+        <w:t>SIEM y registros de seguridad de Windows — https://learn.microsoft.com/en-us/azure/sentinel/overview</w:t>
       </w:r>
     </w:p>
     <w:p>
       <w:pPr>
         <w:spacing w:before="20" w:after="40" w:line="276" w:lineRule="auto"/>
-        <w:ind w:left="504"/>
-      </w:pPr>
-      <w:r>
-        <w:rPr>
-          <w:rFonts w:ascii="Calibri" w:hAnsi="Calibri"/>
-          <w:color w:val="4A5568"/>
-          <w:sz w:val="20"/>
-        </w:rPr>
-        <w:t xml:space="preserve">– </w:t>
+        <w:ind w:left="288"/>
+      </w:pPr>
+      <w:r>
+        <w:rPr>
+          <w:rFonts w:ascii="Calibri" w:hAnsi="Calibri"/>
+          <w:b/>
+          <w:color w:val="003366"/>
+          <w:sz w:val="18"/>
+        </w:rPr>
+        <w:t xml:space="preserve">• NIST SP 800-207: </w:t>
       </w:r>
       <w:r>
         <w:rPr>
           <w:rFonts w:ascii="Calibri" w:hAnsi="Calibri"/>
           <w:color w:val="1A202C"/>
-          <w:sz w:val="20"/>
-        </w:rPr>
-        <w:t>Greenbone Community Edition (OpenVAS): Escáner de vulnerabilidades de red de nivel profesional para detección de fallos y parches pendientes. Costo: $0.00 (Gratuito / Open Source).</w:t>
+          <w:sz w:val="18"/>
+        </w:rPr>
+        <w:t>Zero Trust Architecture — https://www.nist.gov/publications/zero-trust-architecture</w:t>
       </w:r>
     </w:p>
     <w:p>
       <w:pPr>
         <w:spacing w:before="20" w:after="40" w:line="276" w:lineRule="auto"/>
-        <w:ind w:left="504"/>
-      </w:pPr>
-      <w:r>
-        <w:rPr>
-          <w:rFonts w:ascii="Calibri" w:hAnsi="Calibri"/>
-          <w:color w:val="4A5568"/>
-          <w:sz w:val="20"/>
-        </w:rPr>
-        <w:t xml:space="preserve">– </w:t>
+        <w:ind w:left="288"/>
+      </w:pPr>
+      <w:r>
+        <w:rPr>
+          <w:rFonts w:ascii="Calibri" w:hAnsi="Calibri"/>
+          <w:b/>
+          <w:color w:val="003366"/>
+          <w:sz w:val="18"/>
+        </w:rPr>
+        <w:t xml:space="preserve">• PeopleCert: </w:t>
       </w:r>
       <w:r>
         <w:rPr>
           <w:rFonts w:ascii="Calibri" w:hAnsi="Calibri"/>
           <w:color w:val="1A202C"/>
-          <w:sz w:val="20"/>
-        </w:rPr>
-        <w:t>LinPEAS y WinPEAS: Scripts comunitarios de auditoría de seguridad para identificación de vectores de escalada de privilegios y malas configuraciones. Costo: $0.00 (Gratuito en GitHub).</w:t>
+          <w:sz w:val="18"/>
+        </w:rPr>
+        <w:t>Prácticas de gestión de servicios de ITIL — https://www.peoplecert.org/browse-certifications/it-governance-and-service-management/itil-practice-manager</w:t>
       </w:r>
     </w:p>
     <w:p>
       <w:pPr>
         <w:spacing w:before="20" w:after="40" w:line="276" w:lineRule="auto"/>
-        <w:ind w:left="504"/>
-      </w:pPr>
-      <w:r>
-        <w:rPr>
-          <w:rFonts w:ascii="Calibri" w:hAnsi="Calibri"/>
-          <w:color w:val="4A5568"/>
-          <w:sz w:val="20"/>
-        </w:rPr>
-        <w:t xml:space="preserve">– </w:t>
+        <w:ind w:left="288"/>
+      </w:pPr>
+      <w:r>
+        <w:rPr>
+          <w:rFonts w:ascii="Calibri" w:hAnsi="Calibri"/>
+          <w:b/>
+          <w:color w:val="003366"/>
+          <w:sz w:val="18"/>
+        </w:rPr>
+        <w:t xml:space="preserve">• IETF RFC 6749 y RFC 9700: </w:t>
       </w:r>
       <w:r>
         <w:rPr>
           <w:rFonts w:ascii="Calibri" w:hAnsi="Calibri"/>
           <w:color w:val="1A202C"/>
-          <w:sz w:val="20"/>
-        </w:rPr>
-        <w:t>CyberChef: Plataforma web de análisis y decodificación de datos (Base64, Hex, Hashing, compresión) creada por el GCHQ británico. Costo: $0.00 (Gratuito / Open Source).</w:t>
+          <w:sz w:val="18"/>
+        </w:rPr>
+        <w:t>OAuth 2.0 y Security Best Current Practice — https://www.rfc-editor.org/rfc/rfc9700.html</w:t>
       </w:r>
     </w:p>
     <w:p>
       <w:pPr>
         <w:spacing w:before="20" w:after="40" w:line="276" w:lineRule="auto"/>
-        <w:ind w:left="504"/>
-      </w:pPr>
-      <w:r>
-        <w:rPr>
-          <w:rFonts w:ascii="Calibri" w:hAnsi="Calibri"/>
-          <w:color w:val="4A5568"/>
-          <w:sz w:val="20"/>
-        </w:rPr>
-        <w:t xml:space="preserve">– </w:t>
+        <w:ind w:left="288"/>
+      </w:pPr>
+      <w:r>
+        <w:rPr>
+          <w:rFonts w:ascii="Calibri" w:hAnsi="Calibri"/>
+          <w:b/>
+          <w:color w:val="003366"/>
+          <w:sz w:val="18"/>
+        </w:rPr>
+        <w:t xml:space="preserve">• OpenID Foundation: </w:t>
       </w:r>
       <w:r>
         <w:rPr>
           <w:rFonts w:ascii="Calibri" w:hAnsi="Calibri"/>
           <w:color w:val="1A202C"/>
-          <w:sz w:val="20"/>
-        </w:rPr>
-        <w:t>Plataformas Gratuitas de Inteligencia de Amenazas: VirusTotal, AbuseIPDB, URLhaus, Shodan (nivel académico) y Talos Intelligence. Costo: $0.00 (Acceso comunitario gratuito).</w:t>
+          <w:sz w:val="18"/>
+        </w:rPr>
+        <w:t>OpenID Connect Core 1.0 — https://openid.net/specs/openid-connect-core-1_0.html</w:t>
       </w:r>
     </w:p>
     <w:p>
       <w:pPr>
-        <w:spacing w:before="160" w:after="60" w:line="276" w:lineRule="auto"/>
+        <w:spacing w:before="20" w:after="40" w:line="276" w:lineRule="auto"/>
+        <w:ind w:left="288"/>
       </w:pPr>
       <w:r>
         <w:rPr>
           <w:rFonts w:ascii="Calibri" w:hAnsi="Calibri"/>
           <w:b/>
           <w:color w:val="003366"/>
-          <w:sz w:val="23"/>
-        </w:rPr>
-        <w:t>• Herramientas del Ecosistema Cisco y Esquema de Precios:</w:t>
+          <w:sz w:val="18"/>
+        </w:rPr>
+        <w:t xml:space="preserve">• IETF RFC 8996: </w:t>
+      </w:r>
+      <w:r>
+        <w:rPr>
+          <w:rFonts w:ascii="Calibri" w:hAnsi="Calibri"/>
+          <w:color w:val="1A202C"/>
+          <w:sz w:val="18"/>
+        </w:rPr>
+        <w:t>Deprecating TLS 1.0 and TLS 1.1 — https://www.rfc-editor.org/rfc/rfc8996</w:t>
       </w:r>
     </w:p>
     <w:p>
       <w:pPr>
         <w:spacing w:before="20" w:after="40" w:line="276" w:lineRule="auto"/>
-        <w:ind w:left="504"/>
-      </w:pPr>
-      <w:r>
-        <w:rPr>
-          <w:rFonts w:ascii="Calibri" w:hAnsi="Calibri"/>
-          <w:color w:val="4A5568"/>
-          <w:sz w:val="20"/>
-        </w:rPr>
-        <w:t xml:space="preserve">– </w:t>
+        <w:ind w:left="288"/>
+      </w:pPr>
+      <w:r>
+        <w:rPr>
+          <w:rFonts w:ascii="Calibri" w:hAnsi="Calibri"/>
+          <w:b/>
+          <w:color w:val="003366"/>
+          <w:sz w:val="18"/>
+        </w:rPr>
+        <w:t xml:space="preserve">• NIST NVD: </w:t>
       </w:r>
       <w:r>
         <w:rPr>
           <w:rFonts w:ascii="Calibri" w:hAnsi="Calibri"/>
           <w:color w:val="1A202C"/>
-          <w:sz w:val="20"/>
-        </w:rPr>
-        <w:t>Cisco Packet Tracer: Simulador oficial de redes, routers, switches y firewalls Cisco ASA. Costo: $0.00 / mes (100% Gratuito mediante registro institucional en Cisco Networking Academy / Skills for All).</w:t>
+          <w:sz w:val="18"/>
+        </w:rPr>
+        <w:t>Vulnerability Detail Pages — https://nvd.nist.gov/vuln/Vulnerability-Detail-Pages</w:t>
       </w:r>
     </w:p>
     <w:p>
       <w:pPr>
         <w:spacing w:before="20" w:after="40" w:line="276" w:lineRule="auto"/>
-        <w:ind w:left="504"/>
-      </w:pPr>
-      <w:r>
-        <w:rPr>
-          <w:rFonts w:ascii="Calibri" w:hAnsi="Calibri"/>
-          <w:color w:val="4A5568"/>
-          <w:sz w:val="20"/>
-        </w:rPr>
-        <w:t xml:space="preserve">– </w:t>
+        <w:ind w:left="288"/>
+      </w:pPr>
+      <w:r>
+        <w:rPr>
+          <w:rFonts w:ascii="Calibri" w:hAnsi="Calibri"/>
+          <w:b/>
+          <w:color w:val="003366"/>
+          <w:sz w:val="18"/>
+        </w:rPr>
+        <w:t xml:space="preserve">• PCI SSC: </w:t>
       </w:r>
       <w:r>
         <w:rPr>
           <w:rFonts w:ascii="Calibri" w:hAnsi="Calibri"/>
           <w:color w:val="1A202C"/>
-          <w:sz w:val="20"/>
-        </w:rPr>
-        <w:t>Cisco Networking Academy (NetAcad) / Skills for All: Currícula oficial y laboratorios interactivos (Cybersecurity Essentials, Network Defense, Endpoint Security). Costo: $0.00 / mes (Gratuito para Academias Cisco registradas como Fundación Kinal).</w:t>
+          <w:sz w:val="18"/>
+        </w:rPr>
+        <w:t>PCI DSS y biblioteca de documentos — https://www.pcisecuritystandards.org/standards/pci-dss/</w:t>
       </w:r>
     </w:p>
     <w:p>
       <w:pPr>
         <w:spacing w:before="20" w:after="40" w:line="276" w:lineRule="auto"/>
-        <w:ind w:left="504"/>
-      </w:pPr>
-      <w:r>
-        <w:rPr>
-          <w:rFonts w:ascii="Calibri" w:hAnsi="Calibri"/>
-          <w:color w:val="4A5568"/>
-          <w:sz w:val="20"/>
-        </w:rPr>
-        <w:t xml:space="preserve">– </w:t>
+        <w:ind w:left="288"/>
+      </w:pPr>
+      <w:r>
+        <w:rPr>
+          <w:rFonts w:ascii="Calibri" w:hAnsi="Calibri"/>
+          <w:b/>
+          <w:color w:val="003366"/>
+          <w:sz w:val="18"/>
+        </w:rPr>
+        <w:t xml:space="preserve">• ISO: </w:t>
       </w:r>
       <w:r>
         <w:rPr>
           <w:rFonts w:ascii="Calibri" w:hAnsi="Calibri"/>
           <w:color w:val="1A202C"/>
-          <w:sz w:val="20"/>
-        </w:rPr>
-        <w:t>Snort IDS/IPS (mantenido por Cisco Talos): Sistema de detección y prevención de intrusiones de código abierto basado en firmas. Costo: $0.00 / mes (Open Source Gratuito con reglas comunitarias). Suscripción opcional a reglas de pago en tiempo real (Personal Subscriber): ~$2.42 USD / mes ($29 USD/año), no indispensable para fines didácticos.</w:t>
+          <w:sz w:val="18"/>
+        </w:rPr>
+        <w:t>ISO/IEC 27001:2022 Information Security Management — https://www.iso.org/standard/27001</w:t>
       </w:r>
     </w:p>
     <w:p>
       <w:pPr>
         <w:spacing w:before="20" w:after="40" w:line="276" w:lineRule="auto"/>
-        <w:ind w:left="504"/>
-      </w:pPr>
-      <w:r>
-        <w:rPr>
-          <w:rFonts w:ascii="Calibri" w:hAnsi="Calibri"/>
-          <w:color w:val="4A5568"/>
-          <w:sz w:val="20"/>
-        </w:rPr>
-        <w:t xml:space="preserve">– </w:t>
+        <w:ind w:left="288"/>
+      </w:pPr>
+      <w:r>
+        <w:rPr>
+          <w:rFonts w:ascii="Calibri" w:hAnsi="Calibri"/>
+          <w:b/>
+          <w:color w:val="003366"/>
+          <w:sz w:val="18"/>
+        </w:rPr>
+        <w:t xml:space="preserve">• HHS: </w:t>
       </w:r>
       <w:r>
         <w:rPr>
           <w:rFonts w:ascii="Calibri" w:hAnsi="Calibri"/>
           <w:color w:val="1A202C"/>
-          <w:sz w:val="20"/>
-        </w:rPr>
-        <w:t>Cisco Modeling Labs (CML) - Personal Edition (Herramienta Opcional Avanzada): Emulador virtual avanzado de routers y switches Cisco para topologías empresariales complejas. Costo: $199.00 USD al año (~$16.58 USD / mes) por licencia de instructor. (No requerida para los estudiantes si se utiliza Packet Tracer o GNS3/EVE-NG gratuitos).</w:t>
+          <w:sz w:val="18"/>
+        </w:rPr>
+        <w:t>Summary of the HIPAA Security Rule — https://www.hhs.gov/hipaa/for-professionals/security/laws-regulations/index.html</w:t>
       </w:r>
     </w:p>
     <w:p>
       <w:pPr>
         <w:spacing w:before="20" w:after="40" w:line="276" w:lineRule="auto"/>
-        <w:ind w:left="504"/>
-      </w:pPr>
-      <w:r>
-        <w:rPr>
-          <w:rFonts w:ascii="Calibri" w:hAnsi="Calibri"/>
-          <w:color w:val="4A5568"/>
-          <w:sz w:val="20"/>
-        </w:rPr>
-        <w:t xml:space="preserve">– </w:t>
-      </w:r>
-      <w:r>
-        <w:rPr>
-          <w:rFonts w:ascii="Calibri" w:hAnsi="Calibri"/>
-          <w:color w:val="1A202C"/>
-          <w:sz w:val="20"/>
-        </w:rPr>
-        <w:t>Plataforma de Laboratorios en Nube TryHackMe (Opcional): Salas públicas de aprendizaje en ciberseguridad. Nivel básico: $0.00 / mes (Gratuito). Nivel premium educativo opcional para acceso ilimitado a máquinas virtuales en la nube: ~$10.00 a $14.00 USD / mes por usuario.</w:t>
-      </w:r>
-    </w:p>
-    <w:p>
-      <w:pPr>
-        <w:spacing w:before="160" w:after="60" w:line="276" w:lineRule="auto"/>
+        <w:ind w:left="288"/>
       </w:pPr>
       <w:r>
         <w:rPr>
           <w:rFonts w:ascii="Calibri" w:hAnsi="Calibri"/>
           <w:b/>
           <w:color w:val="003366"/>
-          <w:sz w:val="23"/>
-        </w:rPr>
-        <w:t>• Infraestructura de Laboratorio Presencial en Kinal (16 Horas):</w:t>
-      </w:r>
-    </w:p>
-    <w:p>
-      <w:pPr>
-        <w:spacing w:before="20" w:after="40" w:line="276" w:lineRule="auto"/>
-        <w:ind w:left="504"/>
-      </w:pPr>
-      <w:r>
-        <w:rPr>
-          <w:rFonts w:ascii="Calibri" w:hAnsi="Calibri"/>
-          <w:color w:val="4A5568"/>
-          <w:sz w:val="20"/>
-        </w:rPr>
-        <w:t xml:space="preserve">– </w:t>
+          <w:sz w:val="18"/>
+        </w:rPr>
+        <w:t xml:space="preserve">• AICPA y CIMA: </w:t>
       </w:r>
       <w:r>
         <w:rPr>
           <w:rFonts w:ascii="Calibri" w:hAnsi="Calibri"/>
           <w:color w:val="1A202C"/>
-          <w:sz w:val="20"/>
-        </w:rPr>
-        <w:t>Laboratorio de Cómputo Kinal: Computadoras con procesador Core i5/i7 o equivalente, 16 GB de RAM, 256 GB SSD y soporte de virtualización habilitado en BIOS.</w:t>
-      </w:r>
-    </w:p>
-    <w:p>
-      <w:pPr>
-        <w:spacing w:before="20" w:after="40" w:line="276" w:lineRule="auto"/>
-        <w:ind w:left="504"/>
-      </w:pPr>
-      <w:r>
-        <w:rPr>
-          <w:rFonts w:ascii="Calibri" w:hAnsi="Calibri"/>
-          <w:color w:val="4A5568"/>
-          <w:sz w:val="20"/>
-        </w:rPr>
-        <w:t xml:space="preserve">– </w:t>
-      </w:r>
-      <w:r>
-        <w:rPr>
-          <w:rFonts w:ascii="Calibri" w:hAnsi="Calibri"/>
-          <w:color w:val="1A202C"/>
-          <w:sz w:val="20"/>
-        </w:rPr>
-        <w:t>Equipamiento de Red Físico de Taller: Switches administrables capa 2/3, routers de laboratorio, cables de red UTP Cat 6 ponchados y regletas eléctricas con protección de sobretensión.</w:t>
-      </w:r>
-    </w:p>
-    <w:p>
-      <w:pPr>
-        <w:spacing w:before="20" w:after="40" w:line="276" w:lineRule="auto"/>
-        <w:ind w:left="504"/>
-      </w:pPr>
-      <w:r>
-        <w:rPr>
-          <w:rFonts w:ascii="Calibri" w:hAnsi="Calibri"/>
-          <w:color w:val="4A5568"/>
-          <w:sz w:val="20"/>
-        </w:rPr>
-        <w:t xml:space="preserve">– </w:t>
-      </w:r>
-      <w:r>
-        <w:rPr>
-          <w:rFonts w:ascii="Calibri" w:hAnsi="Calibri"/>
-          <w:color w:val="1A202C"/>
-          <w:sz w:val="20"/>
-        </w:rPr>
-        <w:t>Equipo de Protección y Seguridad: Protocolos de conexión en red aislada de pruebas (Air-Gapped o VLAN privada sin salida a internet corporativo para pruebas de malware).</w:t>
+          <w:sz w:val="18"/>
+        </w:rPr>
+        <w:t>SOC Suite of Services (SOC 1 y SOC 2) — https://www.aicpa-cima.com/resources/landing/system-and-organization-controls-soc-suite-of-services</w:t>
       </w:r>
     </w:p>
     <w:sectPr>
@@ -2709,9 +8800,9 @@
       <w:rPr>
         <w:rFonts w:ascii="Calibri" w:hAnsi="Calibri"/>
         <w:color w:val="4A5568"/>
-        <w:sz w:val="18"/>
-      </w:rPr>
-      <w:t>Fundación Kinal | Fundamentos de Ciberseguridad — Temario Oficial</w:t>
+        <w:sz w:val="17"/>
+      </w:rPr>
+      <w:t>Fundación Kinal | Ciberseguridad y Fundamentos de Seguridad de la Información — Temario Oficial</w:t>
     </w:r>
   </w:p>
 </w:ftr>
